--- a/reports/acdr2026_staff_deployment/広報資料_ACDR2026_1007/別紙１_プログラム_ACDR2026_案_1007.docx
+++ b/reports/acdr2026_staff_deployment/広報資料_ACDR2026_1007/別紙１_プログラム_ACDR2026_案_1007.docx
@@ -1,15 +1,14 @@
 
 <file path=word/document.xml><?xml version="1.0" encoding="utf-8"?>
-<w:document xmlns:o="urn:schemas-microsoft-com:office:office" xmlns:r="http://schemas.openxmlformats.org/officeDocument/2006/relationships" xmlns:v="urn:schemas-microsoft-com:vml" xmlns:w="http://schemas.openxmlformats.org/wordprocessingml/2006/main" xmlns:w10="urn:schemas-microsoft-com:office:word" xmlns:wp="http://schemas.openxmlformats.org/drawingml/2006/wordprocessingDrawing" xmlns:wps="http://schemas.microsoft.com/office/word/2010/wordprocessingShape" xmlns:wpg="http://schemas.microsoft.com/office/word/2010/wordprocessingGroup" xmlns:mc="http://schemas.openxmlformats.org/markup-compatibility/2006" xmlns:wp14="http://schemas.microsoft.com/office/word/2010/wordprocessingDrawing" xmlns:w14="http://schemas.microsoft.com/office/word/2010/wordml" xmlns:w15="http://schemas.microsoft.com/office/word/2012/wordml" mc:Ignorable="w14 wp14 w15">
+<w:document xmlns:wpc="http://schemas.microsoft.com/office/word/2010/wordprocessingCanvas" xmlns:cx="http://schemas.microsoft.com/office/drawing/2014/chartex" xmlns:cx1="http://schemas.microsoft.com/office/drawing/2015/9/8/chartex" xmlns:cx2="http://schemas.microsoft.com/office/drawing/2015/10/21/chartex" xmlns:cx3="http://schemas.microsoft.com/office/drawing/2016/5/9/chartex" xmlns:cx4="http://schemas.microsoft.com/office/drawing/2016/5/10/chartex" xmlns:cx5="http://schemas.microsoft.com/office/drawing/2016/5/11/chartex" xmlns:cx6="http://schemas.microsoft.com/office/drawing/2016/5/12/chartex" xmlns:cx7="http://schemas.microsoft.com/office/drawing/2016/5/13/chartex" xmlns:cx8="http://schemas.microsoft.com/office/drawing/2016/5/14/chartex" xmlns:mc="http://schemas.openxmlformats.org/markup-compatibility/2006" xmlns:aink="http://schemas.microsoft.com/office/drawing/2016/ink" xmlns:am3d="http://schemas.microsoft.com/office/drawing/2017/model3d" xmlns:o="urn:schemas-microsoft-com:office:office" xmlns:oel="http://schemas.microsoft.com/office/2019/extlst" xmlns:r="http://schemas.openxmlformats.org/officeDocument/2006/relationships" xmlns:m="http://schemas.openxmlformats.org/officeDocument/2006/math" xmlns:v="urn:schemas-microsoft-com:vml" xmlns:wp14="http://schemas.microsoft.com/office/word/2010/wordprocessingDrawing" xmlns:wp="http://schemas.openxmlformats.org/drawingml/2006/wordprocessingDrawing" xmlns:w10="urn:schemas-microsoft-com:office:word" xmlns:w="http://schemas.openxmlformats.org/wordprocessingml/2006/main" xmlns:w14="http://schemas.microsoft.com/office/word/2010/wordml" xmlns:w15="http://schemas.microsoft.com/office/word/2012/wordml" xmlns:w16cei="http://schemas.microsoft.com/office/word/2026/wordml/cei" xmlns:w16cex="http://schemas.microsoft.com/office/word/2018/wordml/cex" xmlns:w16cid="http://schemas.microsoft.com/office/word/2016/wordml/cid" xmlns:w16="http://schemas.microsoft.com/office/word/2018/wordml" xmlns:w16du="http://schemas.microsoft.com/office/word/2023/wordml/word16du" xmlns:w16sdtdh="http://schemas.microsoft.com/office/word/2020/wordml/sdtdatahash" xmlns:w16sdtfl="http://schemas.microsoft.com/office/word/2024/wordml/sdtformatlock" xmlns:w16se="http://schemas.microsoft.com/office/word/2015/wordml/symex" xmlns:wpg="http://schemas.microsoft.com/office/word/2010/wordprocessingGroup" xmlns:wpi="http://schemas.microsoft.com/office/word/2010/wordprocessingInk" xmlns:wne="http://schemas.microsoft.com/office/word/2006/wordml" xmlns:wps="http://schemas.microsoft.com/office/word/2010/wordprocessingShape" mc:Ignorable="w14 w15 w16se w16cid w16 w16cex w16sdtdh w16sdtfl w16du wp14">
   <w:body>
     <w:p>
       <w:pPr>
-        <w:pStyle w:val="Normal"/>
         <w:ind w:right="118"/>
         <w:jc w:val="right"/>
         <w:rPr>
           <w:rFonts w:cs="Calibri"/>
-          <w:color w:themeColor="background1" w:themeShade="80" w:val="808080"/>
+          <w:color w:val="808080" w:themeColor="background1" w:themeShade="80"/>
           <w:sz w:val="22"/>
           <w:szCs w:val="22"/>
           <w:lang w:eastAsia="ja-JP"/>
@@ -18,7 +17,7 @@
       <w:r>
         <w:rPr>
           <w:rFonts w:cs="Calibri"/>
-          <w:color w:themeColor="background1" w:themeShade="80" w:val="808080"/>
+          <w:color w:val="808080" w:themeColor="background1" w:themeShade="80"/>
           <w:sz w:val="22"/>
           <w:szCs w:val="22"/>
           <w:lang w:eastAsia="ja-JP"/>
@@ -28,7 +27,6 @@
     </w:p>
     <w:p>
       <w:pPr>
-        <w:pStyle w:val="Normal"/>
         <w:ind w:right="440"/>
         <w:rPr>
           <w:rFonts w:cs="Calibri"/>
@@ -37,22 +35,13 @@
           <w:lang w:eastAsia="ja-JP"/>
         </w:rPr>
       </w:pPr>
-      <w:r>
-        <w:rPr>
-          <w:rFonts w:cs="Calibri"/>
-          <w:sz w:val="22"/>
-          <w:szCs w:val="22"/>
-          <w:lang w:eastAsia="ja-JP"/>
-        </w:rPr>
-      </w:r>
     </w:p>
     <w:p>
       <w:pPr>
-        <w:pStyle w:val="Normal"/>
-        <w:spacing w:lineRule="auto" w:line="276"/>
+        <w:spacing w:line="276" w:lineRule="auto"/>
         <w:jc w:val="center"/>
         <w:rPr>
-          <w:rFonts w:ascii="BIZ UDPゴシック" w:hAnsi="BIZ UDPゴシック" w:eastAsia="BIZ UDPゴシック" w:cs="Arial"/>
+          <w:rFonts w:ascii="BIZ UDPゴシック" w:eastAsia="BIZ UDPゴシック" w:hAnsi="BIZ UDPゴシック" w:cs="Arial"/>
           <w:b/>
           <w:sz w:val="28"/>
           <w:szCs w:val="28"/>
@@ -60,7 +49,7 @@
       </w:pPr>
       <w:r>
         <w:rPr>
-          <w:rFonts w:ascii="BIZ UDPゴシック" w:hAnsi="BIZ UDPゴシック" w:cs="Arial" w:eastAsia="BIZ UDPゴシック"/>
+          <w:rFonts w:ascii="BIZ UDPゴシック" w:eastAsia="BIZ UDPゴシック" w:hAnsi="BIZ UDPゴシック" w:cs="Arial"/>
           <w:b/>
           <w:sz w:val="28"/>
           <w:szCs w:val="28"/>
@@ -71,17 +60,16 @@
     </w:p>
     <w:p>
       <w:pPr>
-        <w:pStyle w:val="Normal"/>
-        <w:spacing w:lineRule="auto" w:line="276"/>
+        <w:spacing w:line="276" w:lineRule="auto"/>
         <w:jc w:val="center"/>
         <w:rPr>
-          <w:rFonts w:ascii="BIZ UDPゴシック" w:hAnsi="BIZ UDPゴシック" w:eastAsia="BIZ UDPゴシック" w:cs="Arial"/>
+          <w:rFonts w:ascii="BIZ UDPゴシック" w:eastAsia="BIZ UDPゴシック" w:hAnsi="BIZ UDPゴシック" w:cs="Arial"/>
           <w:lang w:eastAsia="ja-JP"/>
         </w:rPr>
       </w:pPr>
       <w:r>
         <w:rPr>
-          <w:rFonts w:ascii="BIZ UDPゴシック" w:hAnsi="BIZ UDPゴシック" w:cs="Arial" w:eastAsia="BIZ UDPゴシック"/>
+          <w:rFonts w:ascii="BIZ UDPゴシック" w:eastAsia="BIZ UDPゴシック" w:hAnsi="BIZ UDPゴシック" w:cs="Arial"/>
           <w:lang w:eastAsia="ja-JP"/>
         </w:rPr>
         <w:t>先端技術で未来に備える越境的な気候・災害リスク削減 ― 強靭な社会に向けて（仮訳）</w:t>
@@ -89,17 +77,16 @@
     </w:p>
     <w:p>
       <w:pPr>
-        <w:pStyle w:val="Normal"/>
-        <w:spacing w:lineRule="auto" w:line="276"/>
+        <w:spacing w:line="276" w:lineRule="auto"/>
         <w:jc w:val="center"/>
         <w:rPr>
-          <w:rFonts w:ascii="BIZ UDPゴシック" w:hAnsi="BIZ UDPゴシック" w:eastAsia="BIZ UDPゴシック" w:cs="Arial"/>
+          <w:rFonts w:ascii="BIZ UDPゴシック" w:eastAsia="BIZ UDPゴシック" w:hAnsi="BIZ UDPゴシック" w:cs="Arial"/>
           <w:lang w:eastAsia="ja-JP"/>
         </w:rPr>
       </w:pPr>
       <w:r>
         <w:rPr>
-          <w:rFonts w:ascii="BIZ UDPゴシック" w:hAnsi="BIZ UDPゴシック" w:cs="Arial" w:eastAsia="BIZ UDPゴシック"/>
+          <w:rFonts w:ascii="BIZ UDPゴシック" w:eastAsia="BIZ UDPゴシック" w:hAnsi="BIZ UDPゴシック" w:cs="Arial"/>
           <w:lang w:eastAsia="ja-JP"/>
         </w:rPr>
         <w:t>（SIDEX-ACDR2026全体テーマ：災害に強い未来 ― リーダーシップ、連帯、備え）</w:t>
@@ -107,17 +94,16 @@
     </w:p>
     <w:p>
       <w:pPr>
-        <w:pStyle w:val="Normal"/>
-        <w:spacing w:lineRule="auto" w:line="276"/>
+        <w:spacing w:line="276" w:lineRule="auto"/>
         <w:jc w:val="center"/>
         <w:rPr>
-          <w:rFonts w:ascii="BIZ UDPゴシック" w:hAnsi="BIZ UDPゴシック" w:eastAsia="BIZ UDPゴシック" w:cs="ＭＳ 明朝"/>
+          <w:rFonts w:ascii="BIZ UDPゴシック" w:eastAsia="BIZ UDPゴシック" w:hAnsi="BIZ UDPゴシック" w:cs="ＭＳ 明朝"/>
           <w:lang w:eastAsia="zh-TW"/>
         </w:rPr>
       </w:pPr>
       <w:r>
         <w:rPr>
-          <w:rFonts w:eastAsia="BIZ UDPゴシック" w:cs="Arial" w:ascii="BIZ UDPゴシック" w:hAnsi="BIZ UDPゴシック"/>
+          <w:rFonts w:ascii="BIZ UDPゴシック" w:eastAsia="BIZ UDPゴシック" w:hAnsi="BIZ UDPゴシック" w:cs="Arial"/>
           <w:lang w:eastAsia="zh-TW"/>
         </w:rPr>
         <w:t>2026年10月27日－30日</w:t>
@@ -125,17 +111,16 @@
     </w:p>
     <w:p>
       <w:pPr>
-        <w:pStyle w:val="Normal"/>
-        <w:spacing w:lineRule="auto" w:line="276"/>
+        <w:spacing w:line="276" w:lineRule="auto"/>
         <w:jc w:val="center"/>
         <w:rPr>
-          <w:rFonts w:ascii="BIZ UDPゴシック" w:hAnsi="BIZ UDPゴシック" w:eastAsia="BIZ UDPゴシック" w:cs="ＭＳ 明朝"/>
+          <w:rFonts w:ascii="BIZ UDPゴシック" w:eastAsia="BIZ UDPゴシック" w:hAnsi="BIZ UDPゴシック" w:cs="ＭＳ 明朝"/>
           <w:lang w:eastAsia="zh-TW"/>
         </w:rPr>
       </w:pPr>
       <w:r>
         <w:rPr>
-          <w:rFonts w:ascii="BIZ UDPゴシック" w:hAnsi="BIZ UDPゴシック" w:cs="ＭＳ 明朝" w:eastAsia="BIZ UDPゴシック"/>
+          <w:rFonts w:ascii="BIZ UDPゴシック" w:eastAsia="BIZ UDPゴシック" w:hAnsi="BIZ UDPゴシック" w:cs="ＭＳ 明朝"/>
           <w:lang w:eastAsia="zh-TW"/>
         </w:rPr>
         <w:t>会場：シンガポールEXPO（シンガポール）</w:t>
@@ -143,28 +128,20 @@
     </w:p>
     <w:p>
       <w:pPr>
-        <w:pStyle w:val="Normal"/>
-        <w:spacing w:lineRule="auto" w:line="276"/>
+        <w:spacing w:line="276" w:lineRule="auto"/>
         <w:jc w:val="center"/>
         <w:rPr>
-          <w:rFonts w:ascii="BIZ UDPゴシック" w:hAnsi="BIZ UDPゴシック" w:eastAsia="BIZ UDPゴシック" w:cs="ＭＳ 明朝"/>
+          <w:rFonts w:ascii="BIZ UDPゴシック" w:eastAsia="BIZ UDPゴシック" w:hAnsi="BIZ UDPゴシック" w:cs="ＭＳ 明朝"/>
           <w:lang w:eastAsia="zh-TW"/>
         </w:rPr>
       </w:pPr>
-      <w:r>
-        <w:rPr>
-          <w:rFonts w:eastAsia="BIZ UDPゴシック" w:cs="ＭＳ 明朝" w:ascii="BIZ UDPゴシック" w:hAnsi="BIZ UDPゴシック"/>
-          <w:lang w:eastAsia="zh-TW"/>
-        </w:rPr>
-      </w:r>
     </w:p>
     <w:p>
       <w:pPr>
-        <w:pStyle w:val="Normal"/>
-        <w:spacing w:lineRule="auto" w:line="276"/>
+        <w:spacing w:line="276" w:lineRule="auto"/>
         <w:jc w:val="center"/>
         <w:rPr>
-          <w:rFonts w:ascii="BIZ UDPゴシック" w:hAnsi="BIZ UDPゴシック" w:eastAsia="BIZ UDPゴシック" w:cs="Arial"/>
+          <w:rFonts w:ascii="BIZ UDPゴシック" w:eastAsia="BIZ UDPゴシック" w:hAnsi="BIZ UDPゴシック" w:cs="Arial"/>
           <w:sz w:val="22"/>
           <w:szCs w:val="22"/>
           <w:lang w:eastAsia="zh-TW"/>
@@ -172,7 +149,7 @@
       </w:pPr>
       <w:r>
         <w:rPr>
-          <w:rFonts w:ascii="BIZ UDPゴシック" w:hAnsi="BIZ UDPゴシック" w:cs="ＭＳ 明朝" w:eastAsia="BIZ UDPゴシック"/>
+          <w:rFonts w:ascii="BIZ UDPゴシック" w:eastAsia="BIZ UDPゴシック" w:hAnsi="BIZ UDPゴシック" w:cs="ＭＳ 明朝"/>
           <w:lang w:eastAsia="zh-TW"/>
         </w:rPr>
         <w:t>議事次第</w:t>
@@ -180,31 +157,21 @@
     </w:p>
     <w:p>
       <w:pPr>
-        <w:pStyle w:val="Normal"/>
-        <w:spacing w:lineRule="auto" w:line="276"/>
+        <w:spacing w:line="276" w:lineRule="auto"/>
         <w:jc w:val="center"/>
         <w:rPr>
-          <w:rFonts w:ascii="BIZ UDPゴシック" w:hAnsi="BIZ UDPゴシック" w:eastAsia="BIZ UDPゴシック" w:cs="Arial"/>
+          <w:rFonts w:ascii="BIZ UDPゴシック" w:eastAsia="BIZ UDPゴシック" w:hAnsi="BIZ UDPゴシック" w:cs="Arial"/>
           <w:sz w:val="22"/>
           <w:szCs w:val="22"/>
           <w:lang w:eastAsia="zh-TW"/>
         </w:rPr>
       </w:pPr>
-      <w:r>
-        <w:rPr>
-          <w:rFonts w:eastAsia="BIZ UDPゴシック" w:cs="Arial" w:ascii="BIZ UDPゴシック" w:hAnsi="BIZ UDPゴシック"/>
-          <w:sz w:val="22"/>
-          <w:szCs w:val="22"/>
-          <w:lang w:eastAsia="zh-TW"/>
-        </w:rPr>
-      </w:r>
     </w:p>
     <w:p>
       <w:pPr>
-        <w:pStyle w:val="Normal"/>
-        <w:spacing w:lineRule="auto" w:line="259"/>
+        <w:spacing w:line="259" w:lineRule="auto"/>
         <w:rPr>
-          <w:rFonts w:ascii="BIZ UDPゴシック" w:hAnsi="BIZ UDPゴシック" w:eastAsia="BIZ UDPゴシック" w:cs="Calibri"/>
+          <w:rFonts w:ascii="BIZ UDPゴシック" w:eastAsia="BIZ UDPゴシック" w:hAnsi="BIZ UDPゴシック" w:cs="Calibri"/>
           <w:b/>
           <w:sz w:val="21"/>
           <w:szCs w:val="21"/>
@@ -213,7 +180,7 @@
       </w:pPr>
       <w:r>
         <w:rPr>
-          <w:rFonts w:ascii="BIZ UDPゴシック" w:hAnsi="BIZ UDPゴシック" w:cs="ＭＳ 明朝" w:eastAsia="BIZ UDPゴシック"/>
+          <w:rFonts w:ascii="BIZ UDPゴシック" w:eastAsia="BIZ UDPゴシック" w:hAnsi="BIZ UDPゴシック" w:cs="ＭＳ 明朝"/>
           <w:b/>
           <w:sz w:val="21"/>
           <w:szCs w:val="21"/>
@@ -224,26 +191,18 @@
     </w:p>
     <w:tbl>
       <w:tblPr>
-        <w:tblStyle w:val="afb"/>
         <w:tblW w:w="10480" w:type="dxa"/>
-        <w:jc w:val="left"/>
         <w:tblInd w:w="5" w:type="dxa"/>
         <w:tblLayout w:type="fixed"/>
-        <w:tblCellMar>
-          <w:top w:w="0" w:type="dxa"/>
-          <w:left w:w="108" w:type="dxa"/>
-          <w:bottom w:w="0" w:type="dxa"/>
-          <w:right w:w="108" w:type="dxa"/>
-        </w:tblCellMar>
-        <w:tblLook w:val="0400" w:noHBand="0" w:noVBand="1" w:firstColumn="0" w:lastRow="0" w:lastColumn="0" w:firstRow="0"/>
+        <w:tblLook w:val="0400" w:firstRow="0" w:lastRow="0" w:firstColumn="0" w:lastColumn="0" w:noHBand="0" w:noVBand="1"/>
       </w:tblPr>
       <w:tblGrid>
         <w:gridCol w:w="1832"/>
-        <w:gridCol w:w="8647"/>
+        <w:gridCol w:w="8648"/>
       </w:tblGrid>
       <w:tr>
         <w:trPr>
-          <w:trHeight w:val="950" w:hRule="atLeast"/>
+          <w:trHeight w:val="950"/>
         </w:trPr>
         <w:tc>
           <w:tcPr>
@@ -257,18 +216,17 @@
           </w:tcPr>
           <w:p>
             <w:pPr>
-              <w:pStyle w:val="Normal"/>
-              <w:spacing w:lineRule="auto" w:line="259"/>
-              <w:rPr>
-                <w:rFonts w:ascii="BIZ UDPゴシック" w:hAnsi="BIZ UDPゴシック" w:eastAsia="BIZ UDPゴシック" w:cs="Calibri"/>
-                <w:b/>
-                <w:sz w:val="21"/>
-                <w:szCs w:val="21"/>
-              </w:rPr>
-            </w:pPr>
-            <w:r>
-              <w:rPr>
-                <w:rFonts w:eastAsia="BIZ UDPゴシック" w:cs="Calibri" w:ascii="BIZ UDPゴシック" w:hAnsi="BIZ UDPゴシック"/>
+              <w:spacing w:line="259" w:lineRule="auto"/>
+              <w:rPr>
+                <w:rFonts w:ascii="BIZ UDPゴシック" w:eastAsia="BIZ UDPゴシック" w:hAnsi="BIZ UDPゴシック" w:cs="Calibri"/>
+                <w:b/>
+                <w:sz w:val="21"/>
+                <w:szCs w:val="21"/>
+              </w:rPr>
+            </w:pPr>
+            <w:r>
+              <w:rPr>
+                <w:rFonts w:ascii="BIZ UDPゴシック" w:eastAsia="BIZ UDPゴシック" w:hAnsi="BIZ UDPゴシック" w:cs="Calibri"/>
                 <w:b/>
                 <w:sz w:val="21"/>
                 <w:szCs w:val="21"/>
@@ -290,19 +248,18 @@
           </w:tcPr>
           <w:p>
             <w:pPr>
-              <w:pStyle w:val="Normal"/>
-              <w:spacing w:lineRule="auto" w:line="259"/>
-              <w:rPr>
-                <w:rFonts w:ascii="BIZ UDPゴシック" w:hAnsi="BIZ UDPゴシック" w:eastAsia="BIZ UDPゴシック" w:cs="Calibri"/>
-                <w:b/>
-                <w:sz w:val="21"/>
-                <w:szCs w:val="21"/>
-                <w:lang w:eastAsia="ja-JP"/>
-              </w:rPr>
-            </w:pPr>
-            <w:r>
-              <w:rPr>
-                <w:rFonts w:ascii="BIZ UDPゴシック" w:hAnsi="BIZ UDPゴシック" w:cs="ＭＳ 明朝" w:eastAsia="BIZ UDPゴシック"/>
+              <w:spacing w:line="259" w:lineRule="auto"/>
+              <w:rPr>
+                <w:rFonts w:ascii="BIZ UDPゴシック" w:eastAsia="BIZ UDPゴシック" w:hAnsi="BIZ UDPゴシック" w:cs="Calibri"/>
+                <w:b/>
+                <w:sz w:val="21"/>
+                <w:szCs w:val="21"/>
+                <w:lang w:eastAsia="ja-JP"/>
+              </w:rPr>
+            </w:pPr>
+            <w:r>
+              <w:rPr>
+                <w:rFonts w:ascii="BIZ UDPゴシック" w:eastAsia="BIZ UDPゴシック" w:hAnsi="BIZ UDPゴシック" w:cs="ＭＳ 明朝"/>
                 <w:b/>
                 <w:sz w:val="21"/>
                 <w:szCs w:val="21"/>
@@ -313,24 +270,22 @@
           </w:p>
           <w:p>
             <w:pPr>
-              <w:pStyle w:val="Normal"/>
-              <w:widowControl w:val="false"/>
+              <w:widowControl w:val="0"/>
               <w:numPr>
                 <w:ilvl w:val="0"/>
                 <w:numId w:val="1"/>
               </w:numPr>
-              <w:pBdr/>
-              <w:spacing w:lineRule="auto" w:line="259"/>
-              <w:ind w:hanging="139" w:left="178"/>
-              <w:rPr>
-                <w:rFonts w:ascii="BIZ UDPゴシック" w:hAnsi="BIZ UDPゴシック" w:eastAsia="BIZ UDPゴシック" w:cs="Calibri"/>
-                <w:sz w:val="21"/>
-                <w:szCs w:val="21"/>
-              </w:rPr>
-            </w:pPr>
-            <w:r>
-              <w:rPr>
-                <w:rFonts w:ascii="BIZ UDPゴシック" w:hAnsi="BIZ UDPゴシック" w:cs="Calibri" w:eastAsia="BIZ UDPゴシック"/>
+              <w:spacing w:line="259" w:lineRule="auto"/>
+              <w:ind w:left="178" w:hanging="139"/>
+              <w:rPr>
+                <w:rFonts w:ascii="BIZ UDPゴシック" w:eastAsia="BIZ UDPゴシック" w:hAnsi="BIZ UDPゴシック" w:cs="Calibri"/>
+                <w:sz w:val="21"/>
+                <w:szCs w:val="21"/>
+              </w:rPr>
+            </w:pPr>
+            <w:r>
+              <w:rPr>
+                <w:rFonts w:ascii="BIZ UDPゴシック" w:eastAsia="BIZ UDPゴシック" w:hAnsi="BIZ UDPゴシック" w:cs="Calibri"/>
                 <w:sz w:val="21"/>
                 <w:szCs w:val="21"/>
               </w:rPr>
@@ -339,24 +294,22 @@
           </w:p>
           <w:p>
             <w:pPr>
-              <w:pStyle w:val="Normal"/>
-              <w:widowControl w:val="false"/>
+              <w:widowControl w:val="0"/>
               <w:numPr>
                 <w:ilvl w:val="0"/>
                 <w:numId w:val="1"/>
               </w:numPr>
-              <w:pBdr/>
-              <w:spacing w:lineRule="auto" w:line="259"/>
-              <w:ind w:hanging="139" w:left="178"/>
-              <w:rPr>
-                <w:rFonts w:ascii="BIZ UDPゴシック" w:hAnsi="BIZ UDPゴシック" w:eastAsia="BIZ UDPゴシック" w:cs="Calibri"/>
-                <w:sz w:val="21"/>
-                <w:szCs w:val="21"/>
-              </w:rPr>
-            </w:pPr>
-            <w:r>
-              <w:rPr>
-                <w:rFonts w:ascii="BIZ UDPゴシック" w:hAnsi="BIZ UDPゴシック" w:cs="Calibri" w:eastAsia="BIZ UDPゴシック"/>
+              <w:spacing w:line="259" w:lineRule="auto"/>
+              <w:ind w:left="178" w:hanging="139"/>
+              <w:rPr>
+                <w:rFonts w:ascii="BIZ UDPゴシック" w:eastAsia="BIZ UDPゴシック" w:hAnsi="BIZ UDPゴシック" w:cs="Calibri"/>
+                <w:sz w:val="21"/>
+                <w:szCs w:val="21"/>
+              </w:rPr>
+            </w:pPr>
+            <w:r>
+              <w:rPr>
+                <w:rFonts w:ascii="BIZ UDPゴシック" w:eastAsia="BIZ UDPゴシック" w:hAnsi="BIZ UDPゴシック" w:cs="Calibri"/>
                 <w:sz w:val="21"/>
                 <w:szCs w:val="21"/>
               </w:rPr>
@@ -368,41 +321,30 @@
     </w:tbl>
     <w:p>
       <w:pPr>
-        <w:pStyle w:val="Normal"/>
-        <w:spacing w:lineRule="auto" w:line="259"/>
+        <w:spacing w:line="259" w:lineRule="auto"/>
         <w:rPr>
-          <w:rFonts w:ascii="BIZ UDPゴシック" w:hAnsi="BIZ UDPゴシック" w:eastAsia="BIZ UDPゴシック" w:cs="Calibri"/>
+          <w:rFonts w:ascii="BIZ UDPゴシック" w:eastAsia="BIZ UDPゴシック" w:hAnsi="BIZ UDPゴシック" w:cs="Calibri"/>
           <w:b/>
           <w:sz w:val="21"/>
           <w:szCs w:val="21"/>
           <w:lang w:eastAsia="zh-TW"/>
         </w:rPr>
       </w:pPr>
-      <w:r>
+    </w:p>
+    <w:p>
+      <w:pPr>
+        <w:spacing w:line="259" w:lineRule="auto"/>
         <w:rPr>
-          <w:rFonts w:ascii="BIZ UDPゴシック" w:hAnsi="BIZ UDPゴシック" w:cs="ＭＳ 明朝" w:eastAsia="BIZ UDPゴシック"/>
+          <w:rFonts w:ascii="BIZ UDPゴシック" w:eastAsia="BIZ UDPゴシック" w:hAnsi="BIZ UDPゴシック" w:cs="Calibri"/>
           <w:b/>
           <w:sz w:val="21"/>
           <w:szCs w:val="21"/>
           <w:lang w:eastAsia="zh-TW"/>
         </w:rPr>
-      </w:r>
-    </w:p>
-    <w:p>
-      <w:pPr>
-        <w:pStyle w:val="Normal"/>
-        <w:spacing w:lineRule="auto" w:line="259"/>
-        <w:rPr>
-          <w:rFonts w:ascii="BIZ UDPゴシック" w:hAnsi="BIZ UDPゴシック" w:eastAsia="BIZ UDPゴシック" w:cs="Calibri"/>
-          <w:b/>
-          <w:sz w:val="21"/>
-          <w:szCs w:val="21"/>
-          <w:lang w:eastAsia="zh-TW"/>
-        </w:rPr>
       </w:pPr>
       <w:r>
         <w:rPr>
-          <w:rFonts w:ascii="BIZ UDPゴシック" w:hAnsi="BIZ UDPゴシック" w:cs="ＭＳ 明朝" w:eastAsia="BIZ UDPゴシック"/>
+          <w:rFonts w:ascii="BIZ UDPゴシック" w:eastAsia="BIZ UDPゴシック" w:hAnsi="BIZ UDPゴシック" w:cs="ＭＳ 明朝"/>
           <w:b/>
           <w:sz w:val="21"/>
           <w:szCs w:val="21"/>
@@ -413,26 +355,18 @@
     </w:p>
     <w:tbl>
       <w:tblPr>
-        <w:tblStyle w:val="afb"/>
         <w:tblW w:w="10480" w:type="dxa"/>
-        <w:jc w:val="left"/>
         <w:tblInd w:w="5" w:type="dxa"/>
         <w:tblLayout w:type="fixed"/>
-        <w:tblCellMar>
-          <w:top w:w="0" w:type="dxa"/>
-          <w:left w:w="108" w:type="dxa"/>
-          <w:bottom w:w="0" w:type="dxa"/>
-          <w:right w:w="108" w:type="dxa"/>
-        </w:tblCellMar>
-        <w:tblLook w:val="0400" w:noHBand="0" w:noVBand="1" w:firstColumn="0" w:lastRow="0" w:lastColumn="0" w:firstRow="0"/>
+        <w:tblLook w:val="0400" w:firstRow="0" w:lastRow="0" w:firstColumn="0" w:lastColumn="0" w:noHBand="0" w:noVBand="1"/>
       </w:tblPr>
       <w:tblGrid>
         <w:gridCol w:w="1832"/>
-        <w:gridCol w:w="8647"/>
+        <w:gridCol w:w="8648"/>
       </w:tblGrid>
       <w:tr>
         <w:trPr>
-          <w:trHeight w:val="950" w:hRule="atLeast"/>
+          <w:trHeight w:val="950"/>
         </w:trPr>
         <w:tc>
           <w:tcPr>
@@ -446,18 +380,17 @@
           </w:tcPr>
           <w:p>
             <w:pPr>
-              <w:pStyle w:val="Normal"/>
-              <w:spacing w:lineRule="auto" w:line="259"/>
-              <w:rPr>
-                <w:rFonts w:ascii="BIZ UDPゴシック" w:hAnsi="BIZ UDPゴシック" w:eastAsia="BIZ UDPゴシック" w:cs="Calibri"/>
-                <w:b/>
-                <w:sz w:val="21"/>
-                <w:szCs w:val="21"/>
-              </w:rPr>
-            </w:pPr>
-            <w:r>
-              <w:rPr>
-                <w:rFonts w:eastAsia="BIZ UDPゴシック" w:cs="Calibri" w:ascii="BIZ UDPゴシック" w:hAnsi="BIZ UDPゴシック"/>
+              <w:spacing w:line="259" w:lineRule="auto"/>
+              <w:rPr>
+                <w:rFonts w:ascii="BIZ UDPゴシック" w:eastAsia="BIZ UDPゴシック" w:hAnsi="BIZ UDPゴシック" w:cs="Calibri"/>
+                <w:b/>
+                <w:sz w:val="21"/>
+                <w:szCs w:val="21"/>
+              </w:rPr>
+            </w:pPr>
+            <w:r>
+              <w:rPr>
+                <w:rFonts w:ascii="BIZ UDPゴシック" w:eastAsia="BIZ UDPゴシック" w:hAnsi="BIZ UDPゴシック" w:cs="Calibri"/>
                 <w:b/>
                 <w:sz w:val="21"/>
                 <w:szCs w:val="21"/>
@@ -479,19 +412,18 @@
           </w:tcPr>
           <w:p>
             <w:pPr>
-              <w:pStyle w:val="Normal"/>
-              <w:spacing w:lineRule="auto" w:line="259"/>
-              <w:rPr>
-                <w:rFonts w:ascii="BIZ UDPゴシック" w:hAnsi="BIZ UDPゴシック" w:eastAsia="BIZ UDPゴシック" w:cs="Calibri"/>
-                <w:b/>
-                <w:sz w:val="21"/>
-                <w:szCs w:val="21"/>
-                <w:lang w:eastAsia="ja-JP"/>
-              </w:rPr>
-            </w:pPr>
-            <w:r>
-              <w:rPr>
-                <w:rFonts w:ascii="BIZ UDPゴシック" w:hAnsi="BIZ UDPゴシック" w:cs="ＭＳ 明朝" w:eastAsia="BIZ UDPゴシック"/>
+              <w:spacing w:line="259" w:lineRule="auto"/>
+              <w:rPr>
+                <w:rFonts w:ascii="BIZ UDPゴシック" w:eastAsia="BIZ UDPゴシック" w:hAnsi="BIZ UDPゴシック" w:cs="Calibri"/>
+                <w:b/>
+                <w:sz w:val="21"/>
+                <w:szCs w:val="21"/>
+                <w:lang w:eastAsia="ja-JP"/>
+              </w:rPr>
+            </w:pPr>
+            <w:r>
+              <w:rPr>
+                <w:rFonts w:ascii="BIZ UDPゴシック" w:eastAsia="BIZ UDPゴシック" w:hAnsi="BIZ UDPゴシック" w:cs="ＭＳ 明朝"/>
                 <w:b/>
                 <w:sz w:val="21"/>
                 <w:szCs w:val="21"/>
@@ -502,24 +434,22 @@
           </w:p>
           <w:p>
             <w:pPr>
-              <w:pStyle w:val="Normal"/>
-              <w:widowControl w:val="false"/>
+              <w:widowControl w:val="0"/>
               <w:numPr>
                 <w:ilvl w:val="0"/>
                 <w:numId w:val="1"/>
               </w:numPr>
-              <w:pBdr/>
-              <w:spacing w:lineRule="auto" w:line="259"/>
-              <w:ind w:hanging="139" w:left="178"/>
-              <w:rPr>
-                <w:rFonts w:ascii="BIZ UDPゴシック" w:hAnsi="BIZ UDPゴシック" w:eastAsia="BIZ UDPゴシック" w:cs="Calibri"/>
-                <w:sz w:val="21"/>
-                <w:szCs w:val="21"/>
-              </w:rPr>
-            </w:pPr>
-            <w:r>
-              <w:rPr>
-                <w:rFonts w:ascii="BIZ UDPゴシック" w:hAnsi="BIZ UDPゴシック" w:cs="Calibri" w:eastAsia="BIZ UDPゴシック"/>
+              <w:spacing w:line="259" w:lineRule="auto"/>
+              <w:ind w:left="178" w:hanging="139"/>
+              <w:rPr>
+                <w:rFonts w:ascii="BIZ UDPゴシック" w:eastAsia="BIZ UDPゴシック" w:hAnsi="BIZ UDPゴシック" w:cs="Calibri"/>
+                <w:sz w:val="21"/>
+                <w:szCs w:val="21"/>
+              </w:rPr>
+            </w:pPr>
+            <w:r>
+              <w:rPr>
+                <w:rFonts w:ascii="BIZ UDPゴシック" w:eastAsia="BIZ UDPゴシック" w:hAnsi="BIZ UDPゴシック" w:cs="Calibri"/>
                 <w:sz w:val="21"/>
                 <w:szCs w:val="21"/>
               </w:rPr>
@@ -528,24 +458,22 @@
           </w:p>
           <w:p>
             <w:pPr>
-              <w:pStyle w:val="Normal"/>
-              <w:widowControl w:val="false"/>
+              <w:widowControl w:val="0"/>
               <w:numPr>
                 <w:ilvl w:val="0"/>
                 <w:numId w:val="1"/>
               </w:numPr>
-              <w:pBdr/>
-              <w:spacing w:lineRule="auto" w:line="259"/>
-              <w:ind w:hanging="139" w:left="178"/>
-              <w:rPr>
-                <w:rFonts w:ascii="BIZ UDPゴシック" w:hAnsi="BIZ UDPゴシック" w:eastAsia="BIZ UDPゴシック" w:cs="Calibri"/>
-                <w:sz w:val="21"/>
-                <w:szCs w:val="21"/>
-              </w:rPr>
-            </w:pPr>
-            <w:r>
-              <w:rPr>
-                <w:rFonts w:ascii="BIZ UDPゴシック" w:hAnsi="BIZ UDPゴシック" w:cs="Calibri" w:eastAsia="BIZ UDPゴシック"/>
+              <w:spacing w:line="259" w:lineRule="auto"/>
+              <w:ind w:left="178" w:hanging="139"/>
+              <w:rPr>
+                <w:rFonts w:ascii="BIZ UDPゴシック" w:eastAsia="BIZ UDPゴシック" w:hAnsi="BIZ UDPゴシック" w:cs="Calibri"/>
+                <w:sz w:val="21"/>
+                <w:szCs w:val="21"/>
+              </w:rPr>
+            </w:pPr>
+            <w:r>
+              <w:rPr>
+                <w:rFonts w:ascii="BIZ UDPゴシック" w:eastAsia="BIZ UDPゴシック" w:hAnsi="BIZ UDPゴシック" w:cs="Calibri"/>
                 <w:sz w:val="21"/>
                 <w:szCs w:val="21"/>
               </w:rPr>
@@ -554,24 +482,22 @@
           </w:p>
           <w:p>
             <w:pPr>
-              <w:pStyle w:val="Normal"/>
-              <w:widowControl w:val="false"/>
+              <w:widowControl w:val="0"/>
               <w:numPr>
                 <w:ilvl w:val="0"/>
                 <w:numId w:val="1"/>
               </w:numPr>
-              <w:pBdr/>
-              <w:spacing w:lineRule="auto" w:line="259"/>
-              <w:ind w:hanging="139" w:left="178"/>
-              <w:rPr>
-                <w:rFonts w:ascii="BIZ UDPゴシック" w:hAnsi="BIZ UDPゴシック" w:eastAsia="BIZ UDPゴシック" w:cs="Calibri"/>
-                <w:sz w:val="21"/>
-                <w:szCs w:val="21"/>
-              </w:rPr>
-            </w:pPr>
-            <w:r>
-              <w:rPr>
-                <w:rFonts w:ascii="BIZ UDPゴシック" w:hAnsi="BIZ UDPゴシック" w:cs="Calibri" w:eastAsia="BIZ UDPゴシック"/>
+              <w:spacing w:line="259" w:lineRule="auto"/>
+              <w:ind w:left="178" w:hanging="139"/>
+              <w:rPr>
+                <w:rFonts w:ascii="BIZ UDPゴシック" w:eastAsia="BIZ UDPゴシック" w:hAnsi="BIZ UDPゴシック" w:cs="Calibri"/>
+                <w:sz w:val="21"/>
+                <w:szCs w:val="21"/>
+              </w:rPr>
+            </w:pPr>
+            <w:r>
+              <w:rPr>
+                <w:rFonts w:ascii="BIZ UDPゴシック" w:eastAsia="BIZ UDPゴシック" w:hAnsi="BIZ UDPゴシック" w:cs="Calibri"/>
                 <w:sz w:val="21"/>
                 <w:szCs w:val="21"/>
               </w:rPr>
@@ -582,7 +508,7 @@
       </w:tr>
       <w:tr>
         <w:trPr>
-          <w:trHeight w:val="950" w:hRule="atLeast"/>
+          <w:trHeight w:val="950"/>
         </w:trPr>
         <w:tc>
           <w:tcPr>
@@ -596,18 +522,17 @@
           </w:tcPr>
           <w:p>
             <w:pPr>
-              <w:pStyle w:val="Normal"/>
-              <w:spacing w:lineRule="auto" w:line="259"/>
-              <w:rPr>
-                <w:rFonts w:ascii="BIZ UDPゴシック" w:hAnsi="BIZ UDPゴシック" w:eastAsia="BIZ UDPゴシック" w:cs="Calibri"/>
-                <w:b/>
-                <w:sz w:val="21"/>
-                <w:szCs w:val="21"/>
-              </w:rPr>
-            </w:pPr>
-            <w:r>
-              <w:rPr>
-                <w:rFonts w:eastAsia="BIZ UDPゴシック" w:cs="Calibri" w:ascii="BIZ UDPゴシック" w:hAnsi="BIZ UDPゴシック"/>
+              <w:spacing w:line="259" w:lineRule="auto"/>
+              <w:rPr>
+                <w:rFonts w:ascii="BIZ UDPゴシック" w:eastAsia="BIZ UDPゴシック" w:hAnsi="BIZ UDPゴシック" w:cs="Calibri"/>
+                <w:b/>
+                <w:sz w:val="21"/>
+                <w:szCs w:val="21"/>
+              </w:rPr>
+            </w:pPr>
+            <w:r>
+              <w:rPr>
+                <w:rFonts w:ascii="BIZ UDPゴシック" w:eastAsia="BIZ UDPゴシック" w:hAnsi="BIZ UDPゴシック" w:cs="Calibri"/>
                 <w:b/>
                 <w:sz w:val="21"/>
                 <w:szCs w:val="21"/>
@@ -629,19 +554,18 @@
           </w:tcPr>
           <w:p>
             <w:pPr>
-              <w:pStyle w:val="Normal"/>
-              <w:spacing w:lineRule="auto" w:line="259"/>
-              <w:rPr>
-                <w:rFonts w:ascii="BIZ UDPゴシック" w:hAnsi="BIZ UDPゴシック" w:eastAsia="BIZ UDPゴシック" w:cs="Calibri"/>
-                <w:b/>
-                <w:sz w:val="21"/>
-                <w:szCs w:val="21"/>
-                <w:lang w:eastAsia="ja-JP"/>
-              </w:rPr>
-            </w:pPr>
-            <w:r>
-              <w:rPr>
-                <w:rFonts w:ascii="BIZ UDPゴシック" w:hAnsi="BIZ UDPゴシック" w:cs="ＭＳ 明朝" w:eastAsia="BIZ UDPゴシック"/>
+              <w:spacing w:line="259" w:lineRule="auto"/>
+              <w:rPr>
+                <w:rFonts w:ascii="BIZ UDPゴシック" w:eastAsia="BIZ UDPゴシック" w:hAnsi="BIZ UDPゴシック" w:cs="Calibri"/>
+                <w:b/>
+                <w:sz w:val="21"/>
+                <w:szCs w:val="21"/>
+                <w:lang w:eastAsia="ja-JP"/>
+              </w:rPr>
+            </w:pPr>
+            <w:r>
+              <w:rPr>
+                <w:rFonts w:ascii="BIZ UDPゴシック" w:eastAsia="BIZ UDPゴシック" w:hAnsi="BIZ UDPゴシック" w:cs="ＭＳ 明朝"/>
                 <w:b/>
                 <w:sz w:val="21"/>
                 <w:szCs w:val="21"/>
@@ -652,24 +576,22 @@
           </w:p>
           <w:p>
             <w:pPr>
-              <w:pStyle w:val="Normal"/>
-              <w:widowControl w:val="false"/>
+              <w:widowControl w:val="0"/>
               <w:numPr>
                 <w:ilvl w:val="0"/>
                 <w:numId w:val="1"/>
               </w:numPr>
-              <w:pBdr/>
-              <w:spacing w:lineRule="auto" w:line="259"/>
-              <w:ind w:hanging="139" w:left="178"/>
-              <w:rPr>
-                <w:rFonts w:ascii="BIZ UDPゴシック" w:hAnsi="BIZ UDPゴシック" w:eastAsia="BIZ UDPゴシック" w:cs="Calibri"/>
-                <w:sz w:val="21"/>
-                <w:szCs w:val="21"/>
-              </w:rPr>
-            </w:pPr>
-            <w:r>
-              <w:rPr>
-                <w:rFonts w:ascii="BIZ UDPゴシック" w:hAnsi="BIZ UDPゴシック" w:cs="Calibri" w:eastAsia="BIZ UDPゴシック"/>
+              <w:spacing w:line="259" w:lineRule="auto"/>
+              <w:ind w:left="178" w:hanging="139"/>
+              <w:rPr>
+                <w:rFonts w:ascii="BIZ UDPゴシック" w:eastAsia="BIZ UDPゴシック" w:hAnsi="BIZ UDPゴシック" w:cs="Calibri"/>
+                <w:sz w:val="21"/>
+                <w:szCs w:val="21"/>
+              </w:rPr>
+            </w:pPr>
+            <w:r>
+              <w:rPr>
+                <w:rFonts w:ascii="BIZ UDPゴシック" w:eastAsia="BIZ UDPゴシック" w:hAnsi="BIZ UDPゴシック" w:cs="Calibri"/>
                 <w:sz w:val="21"/>
                 <w:szCs w:val="21"/>
               </w:rPr>
@@ -680,7 +602,7 @@
       </w:tr>
       <w:tr>
         <w:trPr>
-          <w:trHeight w:val="950" w:hRule="atLeast"/>
+          <w:trHeight w:val="950"/>
         </w:trPr>
         <w:tc>
           <w:tcPr>
@@ -694,18 +616,17 @@
           </w:tcPr>
           <w:p>
             <w:pPr>
-              <w:pStyle w:val="Normal"/>
-              <w:spacing w:lineRule="auto" w:line="259"/>
-              <w:rPr>
-                <w:rFonts w:ascii="BIZ UDPゴシック" w:hAnsi="BIZ UDPゴシック" w:eastAsia="BIZ UDPゴシック" w:cs="Calibri"/>
-                <w:b/>
-                <w:sz w:val="21"/>
-                <w:szCs w:val="21"/>
-              </w:rPr>
-            </w:pPr>
-            <w:r>
-              <w:rPr>
-                <w:rFonts w:eastAsia="BIZ UDPゴシック" w:cs="Calibri" w:ascii="BIZ UDPゴシック" w:hAnsi="BIZ UDPゴシック"/>
+              <w:spacing w:line="259" w:lineRule="auto"/>
+              <w:rPr>
+                <w:rFonts w:ascii="BIZ UDPゴシック" w:eastAsia="BIZ UDPゴシック" w:hAnsi="BIZ UDPゴシック" w:cs="Calibri"/>
+                <w:b/>
+                <w:sz w:val="21"/>
+                <w:szCs w:val="21"/>
+              </w:rPr>
+            </w:pPr>
+            <w:r>
+              <w:rPr>
+                <w:rFonts w:ascii="BIZ UDPゴシック" w:eastAsia="BIZ UDPゴシック" w:hAnsi="BIZ UDPゴシック" w:cs="Calibri"/>
                 <w:b/>
                 <w:sz w:val="21"/>
                 <w:szCs w:val="21"/>
@@ -727,19 +648,18 @@
           </w:tcPr>
           <w:p>
             <w:pPr>
-              <w:pStyle w:val="Normal"/>
-              <w:spacing w:lineRule="auto" w:line="259"/>
-              <w:rPr>
-                <w:rFonts w:ascii="BIZ UDPゴシック" w:hAnsi="BIZ UDPゴシック" w:eastAsia="BIZ UDPゴシック" w:cs="Calibri"/>
-                <w:b/>
-                <w:sz w:val="21"/>
-                <w:szCs w:val="21"/>
-                <w:lang w:eastAsia="ja-JP"/>
-              </w:rPr>
-            </w:pPr>
-            <w:r>
-              <w:rPr>
-                <w:rFonts w:ascii="BIZ UDPゴシック" w:hAnsi="BIZ UDPゴシック" w:cs="ＭＳ 明朝" w:eastAsia="BIZ UDPゴシック"/>
+              <w:spacing w:line="259" w:lineRule="auto"/>
+              <w:rPr>
+                <w:rFonts w:ascii="BIZ UDPゴシック" w:eastAsia="BIZ UDPゴシック" w:hAnsi="BIZ UDPゴシック" w:cs="Calibri"/>
+                <w:b/>
+                <w:sz w:val="21"/>
+                <w:szCs w:val="21"/>
+                <w:lang w:eastAsia="ja-JP"/>
+              </w:rPr>
+            </w:pPr>
+            <w:r>
+              <w:rPr>
+                <w:rFonts w:ascii="BIZ UDPゴシック" w:eastAsia="BIZ UDPゴシック" w:hAnsi="BIZ UDPゴシック" w:cs="ＭＳ 明朝"/>
                 <w:b/>
                 <w:sz w:val="21"/>
                 <w:szCs w:val="21"/>
@@ -752,7 +672,7 @@
       </w:tr>
       <w:tr>
         <w:trPr>
-          <w:trHeight w:val="950" w:hRule="atLeast"/>
+          <w:trHeight w:val="950"/>
         </w:trPr>
         <w:tc>
           <w:tcPr>
@@ -766,18 +686,17 @@
           </w:tcPr>
           <w:p>
             <w:pPr>
-              <w:pStyle w:val="Normal"/>
-              <w:spacing w:lineRule="auto" w:line="259"/>
-              <w:rPr>
-                <w:rFonts w:ascii="BIZ UDPゴシック" w:hAnsi="BIZ UDPゴシック" w:eastAsia="BIZ UDPゴシック" w:cs="Calibri"/>
-                <w:b/>
-                <w:sz w:val="21"/>
-                <w:szCs w:val="21"/>
-              </w:rPr>
-            </w:pPr>
-            <w:r>
-              <w:rPr>
-                <w:rFonts w:eastAsia="BIZ UDPゴシック" w:cs="Calibri" w:ascii="BIZ UDPゴシック" w:hAnsi="BIZ UDPゴシック"/>
+              <w:spacing w:line="259" w:lineRule="auto"/>
+              <w:rPr>
+                <w:rFonts w:ascii="BIZ UDPゴシック" w:eastAsia="BIZ UDPゴシック" w:hAnsi="BIZ UDPゴシック" w:cs="Calibri"/>
+                <w:b/>
+                <w:sz w:val="21"/>
+                <w:szCs w:val="21"/>
+              </w:rPr>
+            </w:pPr>
+            <w:r>
+              <w:rPr>
+                <w:rFonts w:ascii="BIZ UDPゴシック" w:eastAsia="BIZ UDPゴシック" w:hAnsi="BIZ UDPゴシック" w:cs="Calibri"/>
                 <w:b/>
                 <w:sz w:val="21"/>
                 <w:szCs w:val="21"/>
@@ -799,19 +718,18 @@
           </w:tcPr>
           <w:p>
             <w:pPr>
-              <w:pStyle w:val="Normal"/>
-              <w:spacing w:lineRule="auto" w:line="259"/>
-              <w:rPr>
-                <w:rFonts w:ascii="BIZ UDPゴシック" w:hAnsi="BIZ UDPゴシック" w:eastAsia="BIZ UDPゴシック" w:cs="Calibri"/>
-                <w:b/>
-                <w:sz w:val="21"/>
-                <w:szCs w:val="21"/>
-                <w:lang w:eastAsia="ja-JP"/>
-              </w:rPr>
-            </w:pPr>
-            <w:r>
-              <w:rPr>
-                <w:rFonts w:ascii="BIZ UDPゴシック" w:hAnsi="BIZ UDPゴシック" w:cs="ＭＳ 明朝" w:eastAsia="BIZ UDPゴシック"/>
+              <w:spacing w:line="259" w:lineRule="auto"/>
+              <w:rPr>
+                <w:rFonts w:ascii="BIZ UDPゴシック" w:eastAsia="BIZ UDPゴシック" w:hAnsi="BIZ UDPゴシック" w:cs="Calibri"/>
+                <w:b/>
+                <w:sz w:val="21"/>
+                <w:szCs w:val="21"/>
+                <w:lang w:eastAsia="ja-JP"/>
+              </w:rPr>
+            </w:pPr>
+            <w:r>
+              <w:rPr>
+                <w:rFonts w:ascii="BIZ UDPゴシック" w:eastAsia="BIZ UDPゴシック" w:hAnsi="BIZ UDPゴシック" w:cs="ＭＳ 明朝"/>
                 <w:b/>
                 <w:sz w:val="21"/>
                 <w:szCs w:val="21"/>
@@ -822,24 +740,22 @@
           </w:p>
           <w:p>
             <w:pPr>
-              <w:pStyle w:val="Normal"/>
-              <w:widowControl w:val="false"/>
+              <w:widowControl w:val="0"/>
               <w:numPr>
                 <w:ilvl w:val="0"/>
                 <w:numId w:val="1"/>
               </w:numPr>
-              <w:pBdr/>
-              <w:spacing w:lineRule="auto" w:line="259"/>
-              <w:ind w:hanging="139" w:left="178"/>
-              <w:rPr>
-                <w:rFonts w:ascii="BIZ UDPゴシック" w:hAnsi="BIZ UDPゴシック" w:eastAsia="BIZ UDPゴシック" w:cs="Calibri"/>
-                <w:sz w:val="21"/>
-                <w:szCs w:val="21"/>
-              </w:rPr>
-            </w:pPr>
-            <w:r>
-              <w:rPr>
-                <w:rFonts w:ascii="BIZ UDPゴシック" w:hAnsi="BIZ UDPゴシック" w:cs="Calibri" w:eastAsia="BIZ UDPゴシック"/>
+              <w:spacing w:line="259" w:lineRule="auto"/>
+              <w:ind w:left="178" w:hanging="139"/>
+              <w:rPr>
+                <w:rFonts w:ascii="BIZ UDPゴシック" w:eastAsia="BIZ UDPゴシック" w:hAnsi="BIZ UDPゴシック" w:cs="Calibri"/>
+                <w:sz w:val="21"/>
+                <w:szCs w:val="21"/>
+              </w:rPr>
+            </w:pPr>
+            <w:r>
+              <w:rPr>
+                <w:rFonts w:ascii="BIZ UDPゴシック" w:eastAsia="BIZ UDPゴシック" w:hAnsi="BIZ UDPゴシック" w:cs="Calibri"/>
                 <w:sz w:val="21"/>
                 <w:szCs w:val="21"/>
               </w:rPr>
@@ -848,24 +764,22 @@
           </w:p>
           <w:p>
             <w:pPr>
-              <w:pStyle w:val="Normal"/>
-              <w:widowControl w:val="false"/>
+              <w:widowControl w:val="0"/>
               <w:numPr>
                 <w:ilvl w:val="0"/>
                 <w:numId w:val="1"/>
               </w:numPr>
-              <w:pBdr/>
-              <w:spacing w:lineRule="auto" w:line="259"/>
-              <w:ind w:hanging="139" w:left="178"/>
-              <w:rPr>
-                <w:rFonts w:ascii="BIZ UDPゴシック" w:hAnsi="BIZ UDPゴシック" w:eastAsia="BIZ UDPゴシック" w:cs="Calibri"/>
-                <w:sz w:val="21"/>
-                <w:szCs w:val="21"/>
-              </w:rPr>
-            </w:pPr>
-            <w:r>
-              <w:rPr>
-                <w:rFonts w:ascii="BIZ UDPゴシック" w:hAnsi="BIZ UDPゴシック" w:cs="Calibri" w:eastAsia="BIZ UDPゴシック"/>
+              <w:spacing w:line="259" w:lineRule="auto"/>
+              <w:ind w:left="178" w:hanging="139"/>
+              <w:rPr>
+                <w:rFonts w:ascii="BIZ UDPゴシック" w:eastAsia="BIZ UDPゴシック" w:hAnsi="BIZ UDPゴシック" w:cs="Calibri"/>
+                <w:sz w:val="21"/>
+                <w:szCs w:val="21"/>
+              </w:rPr>
+            </w:pPr>
+            <w:r>
+              <w:rPr>
+                <w:rFonts w:ascii="BIZ UDPゴシック" w:eastAsia="BIZ UDPゴシック" w:hAnsi="BIZ UDPゴシック" w:cs="Calibri"/>
                 <w:sz w:val="21"/>
                 <w:szCs w:val="21"/>
               </w:rPr>
@@ -874,24 +788,22 @@
           </w:p>
           <w:p>
             <w:pPr>
-              <w:pStyle w:val="Normal"/>
-              <w:widowControl w:val="false"/>
+              <w:widowControl w:val="0"/>
               <w:numPr>
                 <w:ilvl w:val="0"/>
                 <w:numId w:val="1"/>
               </w:numPr>
-              <w:pBdr/>
-              <w:spacing w:lineRule="auto" w:line="259"/>
-              <w:ind w:hanging="139" w:left="178"/>
-              <w:rPr>
-                <w:rFonts w:ascii="BIZ UDPゴシック" w:hAnsi="BIZ UDPゴシック" w:eastAsia="BIZ UDPゴシック" w:cs="Calibri"/>
-                <w:sz w:val="21"/>
-                <w:szCs w:val="21"/>
-              </w:rPr>
-            </w:pPr>
-            <w:r>
-              <w:rPr>
-                <w:rFonts w:ascii="BIZ UDPゴシック" w:hAnsi="BIZ UDPゴシック" w:cs="Calibri" w:eastAsia="BIZ UDPゴシック"/>
+              <w:spacing w:line="259" w:lineRule="auto"/>
+              <w:ind w:left="178" w:hanging="139"/>
+              <w:rPr>
+                <w:rFonts w:ascii="BIZ UDPゴシック" w:eastAsia="BIZ UDPゴシック" w:hAnsi="BIZ UDPゴシック" w:cs="Calibri"/>
+                <w:sz w:val="21"/>
+                <w:szCs w:val="21"/>
+              </w:rPr>
+            </w:pPr>
+            <w:r>
+              <w:rPr>
+                <w:rFonts w:ascii="BIZ UDPゴシック" w:eastAsia="BIZ UDPゴシック" w:hAnsi="BIZ UDPゴシック" w:cs="Calibri"/>
                 <w:sz w:val="21"/>
                 <w:szCs w:val="21"/>
               </w:rPr>
@@ -900,24 +812,22 @@
           </w:p>
           <w:p>
             <w:pPr>
-              <w:pStyle w:val="Normal"/>
-              <w:widowControl w:val="false"/>
+              <w:widowControl w:val="0"/>
               <w:numPr>
                 <w:ilvl w:val="0"/>
                 <w:numId w:val="1"/>
               </w:numPr>
-              <w:pBdr/>
-              <w:spacing w:lineRule="auto" w:line="259"/>
-              <w:ind w:hanging="139" w:left="178"/>
-              <w:rPr>
-                <w:rFonts w:ascii="BIZ UDPゴシック" w:hAnsi="BIZ UDPゴシック" w:eastAsia="BIZ UDPゴシック" w:cs="Calibri"/>
-                <w:sz w:val="21"/>
-                <w:szCs w:val="21"/>
-              </w:rPr>
-            </w:pPr>
-            <w:r>
-              <w:rPr>
-                <w:rFonts w:ascii="BIZ UDPゴシック" w:hAnsi="BIZ UDPゴシック" w:cs="Calibri" w:eastAsia="BIZ UDPゴシック"/>
+              <w:spacing w:line="259" w:lineRule="auto"/>
+              <w:ind w:left="178" w:hanging="139"/>
+              <w:rPr>
+                <w:rFonts w:ascii="BIZ UDPゴシック" w:eastAsia="BIZ UDPゴシック" w:hAnsi="BIZ UDPゴシック" w:cs="Calibri"/>
+                <w:sz w:val="21"/>
+                <w:szCs w:val="21"/>
+              </w:rPr>
+            </w:pPr>
+            <w:r>
+              <w:rPr>
+                <w:rFonts w:ascii="BIZ UDPゴシック" w:eastAsia="BIZ UDPゴシック" w:hAnsi="BIZ UDPゴシック" w:cs="Calibri"/>
                 <w:sz w:val="21"/>
                 <w:szCs w:val="21"/>
               </w:rPr>
@@ -928,7 +838,7 @@
       </w:tr>
       <w:tr>
         <w:trPr>
-          <w:trHeight w:val="950" w:hRule="atLeast"/>
+          <w:trHeight w:val="950"/>
         </w:trPr>
         <w:tc>
           <w:tcPr>
@@ -942,18 +852,17 @@
           </w:tcPr>
           <w:p>
             <w:pPr>
-              <w:pStyle w:val="Normal"/>
-              <w:spacing w:lineRule="auto" w:line="259"/>
-              <w:rPr>
-                <w:rFonts w:ascii="BIZ UDPゴシック" w:hAnsi="BIZ UDPゴシック" w:eastAsia="BIZ UDPゴシック" w:cs="Calibri"/>
-                <w:b/>
-                <w:sz w:val="21"/>
-                <w:szCs w:val="21"/>
-              </w:rPr>
-            </w:pPr>
-            <w:r>
-              <w:rPr>
-                <w:rFonts w:eastAsia="BIZ UDPゴシック" w:cs="Calibri" w:ascii="BIZ UDPゴシック" w:hAnsi="BIZ UDPゴシック"/>
+              <w:spacing w:line="259" w:lineRule="auto"/>
+              <w:rPr>
+                <w:rFonts w:ascii="BIZ UDPゴシック" w:eastAsia="BIZ UDPゴシック" w:hAnsi="BIZ UDPゴシック" w:cs="Calibri"/>
+                <w:b/>
+                <w:sz w:val="21"/>
+                <w:szCs w:val="21"/>
+              </w:rPr>
+            </w:pPr>
+            <w:r>
+              <w:rPr>
+                <w:rFonts w:ascii="BIZ UDPゴシック" w:eastAsia="BIZ UDPゴシック" w:hAnsi="BIZ UDPゴシック" w:cs="Calibri"/>
                 <w:b/>
                 <w:sz w:val="21"/>
                 <w:szCs w:val="21"/>
@@ -975,19 +884,18 @@
           </w:tcPr>
           <w:p>
             <w:pPr>
-              <w:pStyle w:val="Normal"/>
-              <w:spacing w:lineRule="auto" w:line="259"/>
-              <w:rPr>
-                <w:rFonts w:ascii="BIZ UDPゴシック" w:hAnsi="BIZ UDPゴシック" w:eastAsia="BIZ UDPゴシック" w:cs="Calibri"/>
-                <w:b/>
-                <w:sz w:val="21"/>
-                <w:szCs w:val="21"/>
-                <w:lang w:eastAsia="ja-JP"/>
-              </w:rPr>
-            </w:pPr>
-            <w:r>
-              <w:rPr>
-                <w:rFonts w:ascii="BIZ UDPゴシック" w:hAnsi="BIZ UDPゴシック" w:cs="ＭＳ 明朝" w:eastAsia="BIZ UDPゴシック"/>
+              <w:spacing w:line="259" w:lineRule="auto"/>
+              <w:rPr>
+                <w:rFonts w:ascii="BIZ UDPゴシック" w:eastAsia="BIZ UDPゴシック" w:hAnsi="BIZ UDPゴシック" w:cs="Calibri"/>
+                <w:b/>
+                <w:sz w:val="21"/>
+                <w:szCs w:val="21"/>
+                <w:lang w:eastAsia="ja-JP"/>
+              </w:rPr>
+            </w:pPr>
+            <w:r>
+              <w:rPr>
+                <w:rFonts w:ascii="BIZ UDPゴシック" w:eastAsia="BIZ UDPゴシック" w:hAnsi="BIZ UDPゴシック" w:cs="ＭＳ 明朝"/>
                 <w:b/>
                 <w:sz w:val="21"/>
                 <w:szCs w:val="21"/>
@@ -998,24 +906,22 @@
           </w:p>
           <w:p>
             <w:pPr>
-              <w:pStyle w:val="Normal"/>
-              <w:widowControl w:val="false"/>
+              <w:widowControl w:val="0"/>
               <w:numPr>
                 <w:ilvl w:val="0"/>
                 <w:numId w:val="1"/>
               </w:numPr>
-              <w:pBdr/>
-              <w:spacing w:lineRule="auto" w:line="259"/>
-              <w:ind w:hanging="139" w:left="178"/>
-              <w:rPr>
-                <w:rFonts w:ascii="BIZ UDPゴシック" w:hAnsi="BIZ UDPゴシック" w:eastAsia="BIZ UDPゴシック" w:cs="Calibri"/>
-                <w:sz w:val="21"/>
-                <w:szCs w:val="21"/>
-              </w:rPr>
-            </w:pPr>
-            <w:r>
-              <w:rPr>
-                <w:rFonts w:ascii="BIZ UDPゴシック" w:hAnsi="BIZ UDPゴシック" w:cs="Calibri" w:eastAsia="BIZ UDPゴシック"/>
+              <w:spacing w:line="259" w:lineRule="auto"/>
+              <w:ind w:left="178" w:hanging="139"/>
+              <w:rPr>
+                <w:rFonts w:ascii="BIZ UDPゴシック" w:eastAsia="BIZ UDPゴシック" w:hAnsi="BIZ UDPゴシック" w:cs="Calibri"/>
+                <w:sz w:val="21"/>
+                <w:szCs w:val="21"/>
+              </w:rPr>
+            </w:pPr>
+            <w:r>
+              <w:rPr>
+                <w:rFonts w:ascii="BIZ UDPゴシック" w:eastAsia="BIZ UDPゴシック" w:hAnsi="BIZ UDPゴシック" w:cs="Calibri"/>
                 <w:sz w:val="21"/>
                 <w:szCs w:val="21"/>
               </w:rPr>
@@ -1024,24 +930,22 @@
           </w:p>
           <w:p>
             <w:pPr>
-              <w:pStyle w:val="Normal"/>
-              <w:widowControl w:val="false"/>
+              <w:widowControl w:val="0"/>
               <w:numPr>
                 <w:ilvl w:val="0"/>
                 <w:numId w:val="1"/>
               </w:numPr>
-              <w:pBdr/>
-              <w:spacing w:lineRule="auto" w:line="259"/>
-              <w:ind w:hanging="139" w:left="178"/>
-              <w:rPr>
-                <w:rFonts w:ascii="BIZ UDPゴシック" w:hAnsi="BIZ UDPゴシック" w:eastAsia="BIZ UDPゴシック" w:cs="Calibri"/>
-                <w:sz w:val="21"/>
-                <w:szCs w:val="21"/>
-              </w:rPr>
-            </w:pPr>
-            <w:r>
-              <w:rPr>
-                <w:rFonts w:ascii="BIZ UDPゴシック" w:hAnsi="BIZ UDPゴシック" w:cs="Calibri" w:eastAsia="BIZ UDPゴシック"/>
+              <w:spacing w:line="259" w:lineRule="auto"/>
+              <w:ind w:left="178" w:hanging="139"/>
+              <w:rPr>
+                <w:rFonts w:ascii="BIZ UDPゴシック" w:eastAsia="BIZ UDPゴシック" w:hAnsi="BIZ UDPゴシック" w:cs="Calibri"/>
+                <w:sz w:val="21"/>
+                <w:szCs w:val="21"/>
+              </w:rPr>
+            </w:pPr>
+            <w:r>
+              <w:rPr>
+                <w:rFonts w:ascii="BIZ UDPゴシック" w:eastAsia="BIZ UDPゴシック" w:hAnsi="BIZ UDPゴシック" w:cs="Calibri"/>
                 <w:sz w:val="21"/>
                 <w:szCs w:val="21"/>
               </w:rPr>
@@ -1052,7 +956,7 @@
       </w:tr>
       <w:tr>
         <w:trPr>
-          <w:trHeight w:val="950" w:hRule="atLeast"/>
+          <w:trHeight w:val="950"/>
         </w:trPr>
         <w:tc>
           <w:tcPr>
@@ -1066,18 +970,17 @@
           </w:tcPr>
           <w:p>
             <w:pPr>
-              <w:pStyle w:val="Normal"/>
-              <w:spacing w:lineRule="auto" w:line="259"/>
-              <w:rPr>
-                <w:rFonts w:ascii="BIZ UDPゴシック" w:hAnsi="BIZ UDPゴシック" w:eastAsia="BIZ UDPゴシック" w:cs="Calibri"/>
-                <w:b/>
-                <w:sz w:val="21"/>
-                <w:szCs w:val="21"/>
-              </w:rPr>
-            </w:pPr>
-            <w:r>
-              <w:rPr>
-                <w:rFonts w:eastAsia="BIZ UDPゴシック" w:cs="Calibri" w:ascii="BIZ UDPゴシック" w:hAnsi="BIZ UDPゴシック"/>
+              <w:spacing w:line="259" w:lineRule="auto"/>
+              <w:rPr>
+                <w:rFonts w:ascii="BIZ UDPゴシック" w:eastAsia="BIZ UDPゴシック" w:hAnsi="BIZ UDPゴシック" w:cs="Calibri"/>
+                <w:b/>
+                <w:sz w:val="21"/>
+                <w:szCs w:val="21"/>
+              </w:rPr>
+            </w:pPr>
+            <w:r>
+              <w:rPr>
+                <w:rFonts w:ascii="BIZ UDPゴシック" w:eastAsia="BIZ UDPゴシック" w:hAnsi="BIZ UDPゴシック" w:cs="Calibri"/>
                 <w:b/>
                 <w:sz w:val="21"/>
                 <w:szCs w:val="21"/>
@@ -1099,19 +1002,18 @@
           </w:tcPr>
           <w:p>
             <w:pPr>
-              <w:pStyle w:val="Normal"/>
-              <w:spacing w:lineRule="auto" w:line="259"/>
-              <w:rPr>
-                <w:rFonts w:ascii="BIZ UDPゴシック" w:hAnsi="BIZ UDPゴシック" w:eastAsia="BIZ UDPゴシック" w:cs="Calibri"/>
-                <w:b/>
-                <w:sz w:val="21"/>
-                <w:szCs w:val="21"/>
-                <w:lang w:eastAsia="ja-JP"/>
-              </w:rPr>
-            </w:pPr>
-            <w:r>
-              <w:rPr>
-                <w:rFonts w:ascii="BIZ UDPゴシック" w:hAnsi="BIZ UDPゴシック" w:cs="ＭＳ 明朝" w:eastAsia="BIZ UDPゴシック"/>
+              <w:spacing w:line="259" w:lineRule="auto"/>
+              <w:rPr>
+                <w:rFonts w:ascii="BIZ UDPゴシック" w:eastAsia="BIZ UDPゴシック" w:hAnsi="BIZ UDPゴシック" w:cs="Calibri"/>
+                <w:b/>
+                <w:sz w:val="21"/>
+                <w:szCs w:val="21"/>
+                <w:lang w:eastAsia="ja-JP"/>
+              </w:rPr>
+            </w:pPr>
+            <w:r>
+              <w:rPr>
+                <w:rFonts w:ascii="BIZ UDPゴシック" w:eastAsia="BIZ UDPゴシック" w:hAnsi="BIZ UDPゴシック" w:cs="ＭＳ 明朝"/>
                 <w:b/>
                 <w:sz w:val="21"/>
                 <w:szCs w:val="21"/>
@@ -1124,7 +1026,7 @@
       </w:tr>
       <w:tr>
         <w:trPr>
-          <w:trHeight w:val="950" w:hRule="atLeast"/>
+          <w:trHeight w:val="950"/>
         </w:trPr>
         <w:tc>
           <w:tcPr>
@@ -1138,18 +1040,17 @@
           </w:tcPr>
           <w:p>
             <w:pPr>
-              <w:pStyle w:val="Normal"/>
-              <w:spacing w:lineRule="auto" w:line="259"/>
-              <w:rPr>
-                <w:rFonts w:ascii="BIZ UDPゴシック" w:hAnsi="BIZ UDPゴシック" w:eastAsia="BIZ UDPゴシック" w:cs="Calibri"/>
-                <w:b/>
-                <w:sz w:val="21"/>
-                <w:szCs w:val="21"/>
-              </w:rPr>
-            </w:pPr>
-            <w:r>
-              <w:rPr>
-                <w:rFonts w:eastAsia="BIZ UDPゴシック" w:cs="Calibri" w:ascii="BIZ UDPゴシック" w:hAnsi="BIZ UDPゴシック"/>
+              <w:spacing w:line="259" w:lineRule="auto"/>
+              <w:rPr>
+                <w:rFonts w:ascii="BIZ UDPゴシック" w:eastAsia="BIZ UDPゴシック" w:hAnsi="BIZ UDPゴシック" w:cs="Calibri"/>
+                <w:b/>
+                <w:sz w:val="21"/>
+                <w:szCs w:val="21"/>
+              </w:rPr>
+            </w:pPr>
+            <w:r>
+              <w:rPr>
+                <w:rFonts w:ascii="BIZ UDPゴシック" w:eastAsia="BIZ UDPゴシック" w:hAnsi="BIZ UDPゴシック" w:cs="Calibri"/>
                 <w:b/>
                 <w:sz w:val="21"/>
                 <w:szCs w:val="21"/>
@@ -1171,19 +1072,18 @@
           </w:tcPr>
           <w:p>
             <w:pPr>
-              <w:pStyle w:val="Normal"/>
-              <w:spacing w:lineRule="auto" w:line="259"/>
-              <w:rPr>
-                <w:rFonts w:ascii="BIZ UDPゴシック" w:hAnsi="BIZ UDPゴシック" w:eastAsia="BIZ UDPゴシック" w:cs="Calibri"/>
-                <w:b/>
-                <w:sz w:val="21"/>
-                <w:szCs w:val="21"/>
-                <w:lang w:eastAsia="ja-JP"/>
-              </w:rPr>
-            </w:pPr>
-            <w:r>
-              <w:rPr>
-                <w:rFonts w:ascii="BIZ UDPゴシック" w:hAnsi="BIZ UDPゴシック" w:cs="ＭＳ 明朝" w:eastAsia="BIZ UDPゴシック"/>
+              <w:spacing w:line="259" w:lineRule="auto"/>
+              <w:rPr>
+                <w:rFonts w:ascii="BIZ UDPゴシック" w:eastAsia="BIZ UDPゴシック" w:hAnsi="BIZ UDPゴシック" w:cs="Calibri"/>
+                <w:b/>
+                <w:sz w:val="21"/>
+                <w:szCs w:val="21"/>
+                <w:lang w:eastAsia="ja-JP"/>
+              </w:rPr>
+            </w:pPr>
+            <w:r>
+              <w:rPr>
+                <w:rFonts w:ascii="BIZ UDPゴシック" w:eastAsia="BIZ UDPゴシック" w:hAnsi="BIZ UDPゴシック" w:cs="ＭＳ 明朝"/>
                 <w:b/>
                 <w:sz w:val="21"/>
                 <w:szCs w:val="21"/>
@@ -1196,7 +1096,7 @@
       </w:tr>
       <w:tr>
         <w:trPr>
-          <w:trHeight w:val="950" w:hRule="atLeast"/>
+          <w:trHeight w:val="950"/>
         </w:trPr>
         <w:tc>
           <w:tcPr>
@@ -1210,18 +1110,17 @@
           </w:tcPr>
           <w:p>
             <w:pPr>
-              <w:pStyle w:val="Normal"/>
-              <w:spacing w:lineRule="auto" w:line="259"/>
-              <w:rPr>
-                <w:rFonts w:ascii="BIZ UDPゴシック" w:hAnsi="BIZ UDPゴシック" w:eastAsia="BIZ UDPゴシック" w:cs="Calibri"/>
-                <w:b/>
-                <w:sz w:val="21"/>
-                <w:szCs w:val="21"/>
-              </w:rPr>
-            </w:pPr>
-            <w:r>
-              <w:rPr>
-                <w:rFonts w:eastAsia="BIZ UDPゴシック" w:cs="Calibri" w:ascii="BIZ UDPゴシック" w:hAnsi="BIZ UDPゴシック"/>
+              <w:spacing w:line="259" w:lineRule="auto"/>
+              <w:rPr>
+                <w:rFonts w:ascii="BIZ UDPゴシック" w:eastAsia="BIZ UDPゴシック" w:hAnsi="BIZ UDPゴシック" w:cs="Calibri"/>
+                <w:b/>
+                <w:sz w:val="21"/>
+                <w:szCs w:val="21"/>
+              </w:rPr>
+            </w:pPr>
+            <w:r>
+              <w:rPr>
+                <w:rFonts w:ascii="BIZ UDPゴシック" w:eastAsia="BIZ UDPゴシック" w:hAnsi="BIZ UDPゴシック" w:cs="Calibri"/>
                 <w:b/>
                 <w:sz w:val="21"/>
                 <w:szCs w:val="21"/>
@@ -1243,19 +1142,18 @@
           </w:tcPr>
           <w:p>
             <w:pPr>
-              <w:pStyle w:val="Normal"/>
-              <w:spacing w:lineRule="auto" w:line="259"/>
-              <w:rPr>
-                <w:rFonts w:ascii="BIZ UDPゴシック" w:hAnsi="BIZ UDPゴシック" w:eastAsia="BIZ UDPゴシック" w:cs="Calibri"/>
-                <w:b/>
-                <w:sz w:val="21"/>
-                <w:szCs w:val="21"/>
-                <w:lang w:eastAsia="ja-JP"/>
-              </w:rPr>
-            </w:pPr>
-            <w:r>
-              <w:rPr>
-                <w:rFonts w:ascii="BIZ UDPゴシック" w:hAnsi="BIZ UDPゴシック" w:cs="ＭＳ 明朝" w:eastAsia="BIZ UDPゴシック"/>
+              <w:spacing w:line="259" w:lineRule="auto"/>
+              <w:rPr>
+                <w:rFonts w:ascii="BIZ UDPゴシック" w:eastAsia="BIZ UDPゴシック" w:hAnsi="BIZ UDPゴシック" w:cs="Calibri"/>
+                <w:b/>
+                <w:sz w:val="21"/>
+                <w:szCs w:val="21"/>
+                <w:lang w:eastAsia="ja-JP"/>
+              </w:rPr>
+            </w:pPr>
+            <w:r>
+              <w:rPr>
+                <w:rFonts w:ascii="BIZ UDPゴシック" w:eastAsia="BIZ UDPゴシック" w:hAnsi="BIZ UDPゴシック" w:cs="ＭＳ 明朝"/>
                 <w:b/>
                 <w:sz w:val="21"/>
                 <w:szCs w:val="21"/>
@@ -1266,24 +1164,22 @@
           </w:p>
           <w:p>
             <w:pPr>
-              <w:pStyle w:val="Normal"/>
-              <w:widowControl w:val="false"/>
+              <w:widowControl w:val="0"/>
               <w:numPr>
                 <w:ilvl w:val="0"/>
                 <w:numId w:val="1"/>
               </w:numPr>
-              <w:pBdr/>
-              <w:spacing w:lineRule="auto" w:line="259"/>
-              <w:ind w:hanging="139" w:left="178"/>
-              <w:rPr>
-                <w:rFonts w:ascii="BIZ UDPゴシック" w:hAnsi="BIZ UDPゴシック" w:eastAsia="BIZ UDPゴシック" w:cs="Calibri"/>
-                <w:sz w:val="21"/>
-                <w:szCs w:val="21"/>
-              </w:rPr>
-            </w:pPr>
-            <w:r>
-              <w:rPr>
-                <w:rFonts w:ascii="BIZ UDPゴシック" w:hAnsi="BIZ UDPゴシック" w:cs="Calibri" w:eastAsia="BIZ UDPゴシック"/>
+              <w:spacing w:line="259" w:lineRule="auto"/>
+              <w:ind w:left="178" w:hanging="139"/>
+              <w:rPr>
+                <w:rFonts w:ascii="BIZ UDPゴシック" w:eastAsia="BIZ UDPゴシック" w:hAnsi="BIZ UDPゴシック" w:cs="Calibri"/>
+                <w:sz w:val="21"/>
+                <w:szCs w:val="21"/>
+              </w:rPr>
+            </w:pPr>
+            <w:r>
+              <w:rPr>
+                <w:rFonts w:ascii="BIZ UDPゴシック" w:eastAsia="BIZ UDPゴシック" w:hAnsi="BIZ UDPゴシック" w:cs="Calibri"/>
                 <w:sz w:val="21"/>
                 <w:szCs w:val="21"/>
               </w:rPr>
@@ -1295,10 +1191,57 @@
     </w:tbl>
     <w:p>
       <w:pPr>
-        <w:pStyle w:val="Normal"/>
-        <w:spacing w:lineRule="auto" w:line="259"/>
+        <w:spacing w:line="259" w:lineRule="auto"/>
         <w:rPr>
-          <w:rFonts w:ascii="BIZ UDPゴシック" w:hAnsi="BIZ UDPゴシック" w:eastAsia="BIZ UDPゴシック" w:cs="Calibri"/>
+          <w:rFonts w:ascii="BIZ UDPゴシック" w:eastAsia="BIZ UDPゴシック" w:hAnsi="BIZ UDPゴシック" w:cs="Calibri"/>
+          <w:b/>
+          <w:sz w:val="21"/>
+          <w:szCs w:val="21"/>
+          <w:lang w:eastAsia="ja-JP"/>
+        </w:rPr>
+      </w:pPr>
+    </w:p>
+    <w:p>
+      <w:pPr>
+        <w:spacing w:line="259" w:lineRule="auto"/>
+        <w:rPr>
+          <w:rFonts w:ascii="BIZ UDPゴシック" w:eastAsia="BIZ UDPゴシック" w:hAnsi="BIZ UDPゴシック" w:cs="Calibri"/>
+          <w:b/>
+          <w:sz w:val="21"/>
+          <w:szCs w:val="21"/>
+          <w:lang w:eastAsia="ja-JP"/>
+        </w:rPr>
+      </w:pPr>
+    </w:p>
+    <w:p>
+      <w:pPr>
+        <w:spacing w:line="259" w:lineRule="auto"/>
+        <w:rPr>
+          <w:rFonts w:ascii="BIZ UDPゴシック" w:eastAsia="BIZ UDPゴシック" w:hAnsi="BIZ UDPゴシック" w:cs="Calibri"/>
+          <w:b/>
+          <w:sz w:val="21"/>
+          <w:szCs w:val="21"/>
+          <w:lang w:eastAsia="ja-JP"/>
+        </w:rPr>
+      </w:pPr>
+    </w:p>
+    <w:p>
+      <w:pPr>
+        <w:spacing w:line="259" w:lineRule="auto"/>
+        <w:rPr>
+          <w:rFonts w:ascii="BIZ UDPゴシック" w:eastAsia="BIZ UDPゴシック" w:hAnsi="BIZ UDPゴシック" w:cs="Calibri" w:hint="eastAsia"/>
+          <w:b/>
+          <w:sz w:val="21"/>
+          <w:szCs w:val="21"/>
+          <w:lang w:eastAsia="ja-JP"/>
+        </w:rPr>
+      </w:pPr>
+    </w:p>
+    <w:p>
+      <w:pPr>
+        <w:spacing w:line="259" w:lineRule="auto"/>
+        <w:rPr>
+          <w:rFonts w:ascii="BIZ UDPゴシック" w:eastAsia="BIZ UDPゴシック" w:hAnsi="BIZ UDPゴシック" w:cs="Calibri"/>
           <w:b/>
           <w:sz w:val="21"/>
           <w:szCs w:val="21"/>
@@ -1307,59 +1250,30 @@
       </w:pPr>
       <w:r>
         <w:rPr>
-          <w:rFonts w:ascii="BIZ UDPゴシック" w:hAnsi="BIZ UDPゴシック" w:cs="ＭＳ 明朝" w:eastAsia="BIZ UDPゴシック"/>
+          <w:rFonts w:ascii="BIZ UDPゴシック" w:eastAsia="BIZ UDPゴシック" w:hAnsi="BIZ UDPゴシック" w:cs="ＭＳ 明朝"/>
           <w:b/>
           <w:sz w:val="21"/>
           <w:szCs w:val="21"/>
           <w:lang w:eastAsia="zh-TW"/>
         </w:rPr>
-      </w:r>
-    </w:p>
-    <w:p>
-      <w:pPr>
-        <w:pStyle w:val="Normal"/>
-        <w:spacing w:lineRule="auto" w:line="259"/>
-        <w:rPr>
-          <w:rFonts w:ascii="BIZ UDPゴシック" w:hAnsi="BIZ UDPゴシック" w:eastAsia="BIZ UDPゴシック" w:cs="Calibri"/>
-          <w:b/>
-          <w:sz w:val="21"/>
-          <w:szCs w:val="21"/>
-          <w:lang w:eastAsia="zh-TW"/>
-        </w:rPr>
-      </w:pPr>
-      <w:r>
-        <w:rPr>
-          <w:rFonts w:ascii="BIZ UDPゴシック" w:hAnsi="BIZ UDPゴシック" w:cs="ＭＳ 明朝" w:eastAsia="BIZ UDPゴシック"/>
-          <w:b/>
-          <w:sz w:val="21"/>
-          <w:szCs w:val="21"/>
-          <w:lang w:eastAsia="zh-TW"/>
-        </w:rPr>
+        <w:lastRenderedPageBreak/>
         <w:t>２日目：10月29日（木）</w:t>
       </w:r>
     </w:p>
     <w:tbl>
       <w:tblPr>
-        <w:tblStyle w:val="afb"/>
         <w:tblW w:w="10480" w:type="dxa"/>
-        <w:jc w:val="left"/>
         <w:tblInd w:w="5" w:type="dxa"/>
         <w:tblLayout w:type="fixed"/>
-        <w:tblCellMar>
-          <w:top w:w="0" w:type="dxa"/>
-          <w:left w:w="108" w:type="dxa"/>
-          <w:bottom w:w="0" w:type="dxa"/>
-          <w:right w:w="108" w:type="dxa"/>
-        </w:tblCellMar>
-        <w:tblLook w:val="0400" w:noHBand="0" w:noVBand="1" w:firstColumn="0" w:lastRow="0" w:lastColumn="0" w:firstRow="0"/>
+        <w:tblLook w:val="0400" w:firstRow="0" w:lastRow="0" w:firstColumn="0" w:lastColumn="0" w:noHBand="0" w:noVBand="1"/>
       </w:tblPr>
       <w:tblGrid>
         <w:gridCol w:w="1832"/>
-        <w:gridCol w:w="8647"/>
+        <w:gridCol w:w="8648"/>
       </w:tblGrid>
       <w:tr>
         <w:trPr>
-          <w:trHeight w:val="950" w:hRule="atLeast"/>
+          <w:trHeight w:val="950"/>
         </w:trPr>
         <w:tc>
           <w:tcPr>
@@ -1373,18 +1287,17 @@
           </w:tcPr>
           <w:p>
             <w:pPr>
-              <w:pStyle w:val="Normal"/>
-              <w:spacing w:lineRule="auto" w:line="259"/>
-              <w:rPr>
-                <w:rFonts w:ascii="BIZ UDPゴシック" w:hAnsi="BIZ UDPゴシック" w:eastAsia="BIZ UDPゴシック" w:cs="Calibri"/>
-                <w:b/>
-                <w:sz w:val="21"/>
-                <w:szCs w:val="21"/>
-              </w:rPr>
-            </w:pPr>
-            <w:r>
-              <w:rPr>
-                <w:rFonts w:eastAsia="BIZ UDPゴシック" w:cs="Calibri" w:ascii="BIZ UDPゴシック" w:hAnsi="BIZ UDPゴシック"/>
+              <w:spacing w:line="259" w:lineRule="auto"/>
+              <w:rPr>
+                <w:rFonts w:ascii="BIZ UDPゴシック" w:eastAsia="BIZ UDPゴシック" w:hAnsi="BIZ UDPゴシック" w:cs="Calibri"/>
+                <w:b/>
+                <w:sz w:val="21"/>
+                <w:szCs w:val="21"/>
+              </w:rPr>
+            </w:pPr>
+            <w:r>
+              <w:rPr>
+                <w:rFonts w:ascii="BIZ UDPゴシック" w:eastAsia="BIZ UDPゴシック" w:hAnsi="BIZ UDPゴシック" w:cs="Calibri"/>
                 <w:b/>
                 <w:sz w:val="21"/>
                 <w:szCs w:val="21"/>
@@ -1406,19 +1319,18 @@
           </w:tcPr>
           <w:p>
             <w:pPr>
-              <w:pStyle w:val="Normal"/>
-              <w:spacing w:lineRule="auto" w:line="259"/>
-              <w:rPr>
-                <w:rFonts w:ascii="BIZ UDPゴシック" w:hAnsi="BIZ UDPゴシック" w:eastAsia="BIZ UDPゴシック" w:cs="Calibri"/>
-                <w:b/>
-                <w:sz w:val="21"/>
-                <w:szCs w:val="21"/>
-                <w:lang w:eastAsia="ja-JP"/>
-              </w:rPr>
-            </w:pPr>
-            <w:r>
-              <w:rPr>
-                <w:rFonts w:ascii="BIZ UDPゴシック" w:hAnsi="BIZ UDPゴシック" w:cs="ＭＳ 明朝" w:eastAsia="BIZ UDPゴシック"/>
+              <w:spacing w:line="259" w:lineRule="auto"/>
+              <w:rPr>
+                <w:rFonts w:ascii="BIZ UDPゴシック" w:eastAsia="BIZ UDPゴシック" w:hAnsi="BIZ UDPゴシック" w:cs="Calibri"/>
+                <w:b/>
+                <w:sz w:val="21"/>
+                <w:szCs w:val="21"/>
+                <w:lang w:eastAsia="ja-JP"/>
+              </w:rPr>
+            </w:pPr>
+            <w:r>
+              <w:rPr>
+                <w:rFonts w:ascii="BIZ UDPゴシック" w:eastAsia="BIZ UDPゴシック" w:hAnsi="BIZ UDPゴシック" w:cs="ＭＳ 明朝"/>
                 <w:b/>
                 <w:sz w:val="21"/>
                 <w:szCs w:val="21"/>
@@ -1429,24 +1341,22 @@
           </w:p>
           <w:p>
             <w:pPr>
-              <w:pStyle w:val="Normal"/>
-              <w:widowControl w:val="false"/>
+              <w:widowControl w:val="0"/>
               <w:numPr>
                 <w:ilvl w:val="0"/>
                 <w:numId w:val="1"/>
               </w:numPr>
-              <w:pBdr/>
-              <w:spacing w:lineRule="auto" w:line="259"/>
-              <w:ind w:hanging="139" w:left="178"/>
-              <w:rPr>
-                <w:rFonts w:ascii="BIZ UDPゴシック" w:hAnsi="BIZ UDPゴシック" w:eastAsia="BIZ UDPゴシック" w:cs="Calibri"/>
-                <w:sz w:val="21"/>
-                <w:szCs w:val="21"/>
-              </w:rPr>
-            </w:pPr>
-            <w:r>
-              <w:rPr>
-                <w:rFonts w:ascii="BIZ UDPゴシック" w:hAnsi="BIZ UDPゴシック" w:cs="Calibri" w:eastAsia="BIZ UDPゴシック"/>
+              <w:spacing w:line="259" w:lineRule="auto"/>
+              <w:ind w:left="178" w:hanging="139"/>
+              <w:rPr>
+                <w:rFonts w:ascii="BIZ UDPゴシック" w:eastAsia="BIZ UDPゴシック" w:hAnsi="BIZ UDPゴシック" w:cs="Calibri"/>
+                <w:sz w:val="21"/>
+                <w:szCs w:val="21"/>
+              </w:rPr>
+            </w:pPr>
+            <w:r>
+              <w:rPr>
+                <w:rFonts w:ascii="BIZ UDPゴシック" w:eastAsia="BIZ UDPゴシック" w:hAnsi="BIZ UDPゴシック" w:cs="Calibri"/>
                 <w:sz w:val="21"/>
                 <w:szCs w:val="21"/>
               </w:rPr>
@@ -1457,7 +1367,7 @@
       </w:tr>
       <w:tr>
         <w:trPr>
-          <w:trHeight w:val="950" w:hRule="atLeast"/>
+          <w:trHeight w:val="950"/>
         </w:trPr>
         <w:tc>
           <w:tcPr>
@@ -1471,18 +1381,17 @@
           </w:tcPr>
           <w:p>
             <w:pPr>
-              <w:pStyle w:val="Normal"/>
-              <w:spacing w:lineRule="auto" w:line="259"/>
-              <w:rPr>
-                <w:rFonts w:ascii="BIZ UDPゴシック" w:hAnsi="BIZ UDPゴシック" w:eastAsia="BIZ UDPゴシック" w:cs="Calibri"/>
-                <w:b/>
-                <w:sz w:val="21"/>
-                <w:szCs w:val="21"/>
-              </w:rPr>
-            </w:pPr>
-            <w:r>
-              <w:rPr>
-                <w:rFonts w:eastAsia="BIZ UDPゴシック" w:cs="Calibri" w:ascii="BIZ UDPゴシック" w:hAnsi="BIZ UDPゴシック"/>
+              <w:spacing w:line="259" w:lineRule="auto"/>
+              <w:rPr>
+                <w:rFonts w:ascii="BIZ UDPゴシック" w:eastAsia="BIZ UDPゴシック" w:hAnsi="BIZ UDPゴシック" w:cs="Calibri"/>
+                <w:b/>
+                <w:sz w:val="21"/>
+                <w:szCs w:val="21"/>
+              </w:rPr>
+            </w:pPr>
+            <w:r>
+              <w:rPr>
+                <w:rFonts w:ascii="BIZ UDPゴシック" w:eastAsia="BIZ UDPゴシック" w:hAnsi="BIZ UDPゴシック" w:cs="Calibri"/>
                 <w:b/>
                 <w:sz w:val="21"/>
                 <w:szCs w:val="21"/>
@@ -1504,19 +1413,18 @@
           </w:tcPr>
           <w:p>
             <w:pPr>
-              <w:pStyle w:val="Normal"/>
-              <w:spacing w:lineRule="auto" w:line="259"/>
-              <w:rPr>
-                <w:rFonts w:ascii="BIZ UDPゴシック" w:hAnsi="BIZ UDPゴシック" w:eastAsia="BIZ UDPゴシック" w:cs="Calibri"/>
-                <w:b/>
-                <w:sz w:val="21"/>
-                <w:szCs w:val="21"/>
-                <w:lang w:eastAsia="ja-JP"/>
-              </w:rPr>
-            </w:pPr>
-            <w:r>
-              <w:rPr>
-                <w:rFonts w:ascii="BIZ UDPゴシック" w:hAnsi="BIZ UDPゴシック" w:cs="ＭＳ 明朝" w:eastAsia="BIZ UDPゴシック"/>
+              <w:spacing w:line="259" w:lineRule="auto"/>
+              <w:rPr>
+                <w:rFonts w:ascii="BIZ UDPゴシック" w:eastAsia="BIZ UDPゴシック" w:hAnsi="BIZ UDPゴシック" w:cs="Calibri"/>
+                <w:b/>
+                <w:sz w:val="21"/>
+                <w:szCs w:val="21"/>
+                <w:lang w:eastAsia="ja-JP"/>
+              </w:rPr>
+            </w:pPr>
+            <w:r>
+              <w:rPr>
+                <w:rFonts w:ascii="BIZ UDPゴシック" w:eastAsia="BIZ UDPゴシック" w:hAnsi="BIZ UDPゴシック" w:cs="ＭＳ 明朝"/>
                 <w:b/>
                 <w:sz w:val="21"/>
                 <w:szCs w:val="21"/>
@@ -1527,24 +1435,22 @@
           </w:p>
           <w:p>
             <w:pPr>
-              <w:pStyle w:val="Normal"/>
-              <w:widowControl w:val="false"/>
+              <w:widowControl w:val="0"/>
               <w:numPr>
                 <w:ilvl w:val="0"/>
                 <w:numId w:val="1"/>
               </w:numPr>
-              <w:pBdr/>
-              <w:spacing w:lineRule="auto" w:line="259"/>
-              <w:ind w:hanging="139" w:left="178"/>
-              <w:rPr>
-                <w:rFonts w:ascii="BIZ UDPゴシック" w:hAnsi="BIZ UDPゴシック" w:eastAsia="BIZ UDPゴシック" w:cs="Calibri"/>
-                <w:sz w:val="21"/>
-                <w:szCs w:val="21"/>
-              </w:rPr>
-            </w:pPr>
-            <w:r>
-              <w:rPr>
-                <w:rFonts w:ascii="BIZ UDPゴシック" w:hAnsi="BIZ UDPゴシック" w:cs="Calibri" w:eastAsia="BIZ UDPゴシック"/>
+              <w:spacing w:line="259" w:lineRule="auto"/>
+              <w:ind w:left="178" w:hanging="139"/>
+              <w:rPr>
+                <w:rFonts w:ascii="BIZ UDPゴシック" w:eastAsia="BIZ UDPゴシック" w:hAnsi="BIZ UDPゴシック" w:cs="Calibri"/>
+                <w:sz w:val="21"/>
+                <w:szCs w:val="21"/>
+              </w:rPr>
+            </w:pPr>
+            <w:r>
+              <w:rPr>
+                <w:rFonts w:ascii="BIZ UDPゴシック" w:eastAsia="BIZ UDPゴシック" w:hAnsi="BIZ UDPゴシック" w:cs="Calibri"/>
                 <w:sz w:val="21"/>
                 <w:szCs w:val="21"/>
               </w:rPr>
@@ -1553,24 +1459,22 @@
           </w:p>
           <w:p>
             <w:pPr>
-              <w:pStyle w:val="Normal"/>
-              <w:widowControl w:val="false"/>
+              <w:widowControl w:val="0"/>
               <w:numPr>
                 <w:ilvl w:val="0"/>
                 <w:numId w:val="1"/>
               </w:numPr>
-              <w:pBdr/>
-              <w:spacing w:lineRule="auto" w:line="259"/>
-              <w:ind w:hanging="139" w:left="178"/>
-              <w:rPr>
-                <w:rFonts w:ascii="BIZ UDPゴシック" w:hAnsi="BIZ UDPゴシック" w:eastAsia="BIZ UDPゴシック" w:cs="Calibri"/>
-                <w:sz w:val="21"/>
-                <w:szCs w:val="21"/>
-              </w:rPr>
-            </w:pPr>
-            <w:r>
-              <w:rPr>
-                <w:rFonts w:ascii="BIZ UDPゴシック" w:hAnsi="BIZ UDPゴシック" w:cs="Calibri" w:eastAsia="BIZ UDPゴシック"/>
+              <w:spacing w:line="259" w:lineRule="auto"/>
+              <w:ind w:left="178" w:hanging="139"/>
+              <w:rPr>
+                <w:rFonts w:ascii="BIZ UDPゴシック" w:eastAsia="BIZ UDPゴシック" w:hAnsi="BIZ UDPゴシック" w:cs="Calibri"/>
+                <w:sz w:val="21"/>
+                <w:szCs w:val="21"/>
+              </w:rPr>
+            </w:pPr>
+            <w:r>
+              <w:rPr>
+                <w:rFonts w:ascii="BIZ UDPゴシック" w:eastAsia="BIZ UDPゴシック" w:hAnsi="BIZ UDPゴシック" w:cs="Calibri"/>
                 <w:sz w:val="21"/>
                 <w:szCs w:val="21"/>
               </w:rPr>
@@ -1579,24 +1483,22 @@
           </w:p>
           <w:p>
             <w:pPr>
-              <w:pStyle w:val="Normal"/>
-              <w:widowControl w:val="false"/>
+              <w:widowControl w:val="0"/>
               <w:numPr>
                 <w:ilvl w:val="0"/>
                 <w:numId w:val="1"/>
               </w:numPr>
-              <w:pBdr/>
-              <w:spacing w:lineRule="auto" w:line="259"/>
-              <w:ind w:hanging="139" w:left="178"/>
-              <w:rPr>
-                <w:rFonts w:ascii="BIZ UDPゴシック" w:hAnsi="BIZ UDPゴシック" w:eastAsia="BIZ UDPゴシック" w:cs="Calibri"/>
-                <w:sz w:val="21"/>
-                <w:szCs w:val="21"/>
-              </w:rPr>
-            </w:pPr>
-            <w:r>
-              <w:rPr>
-                <w:rFonts w:ascii="BIZ UDPゴシック" w:hAnsi="BIZ UDPゴシック" w:cs="Calibri" w:eastAsia="BIZ UDPゴシック"/>
+              <w:spacing w:line="259" w:lineRule="auto"/>
+              <w:ind w:left="178" w:hanging="139"/>
+              <w:rPr>
+                <w:rFonts w:ascii="BIZ UDPゴシック" w:eastAsia="BIZ UDPゴシック" w:hAnsi="BIZ UDPゴシック" w:cs="Calibri"/>
+                <w:sz w:val="21"/>
+                <w:szCs w:val="21"/>
+              </w:rPr>
+            </w:pPr>
+            <w:r>
+              <w:rPr>
+                <w:rFonts w:ascii="BIZ UDPゴシック" w:eastAsia="BIZ UDPゴシック" w:hAnsi="BIZ UDPゴシック" w:cs="Calibri"/>
                 <w:sz w:val="21"/>
                 <w:szCs w:val="21"/>
               </w:rPr>
@@ -1605,165 +1507,170 @@
           </w:p>
           <w:p>
             <w:pPr>
-              <w:pStyle w:val="Normal"/>
-              <w:widowControl w:val="false"/>
+              <w:widowControl w:val="0"/>
               <w:numPr>
                 <w:ilvl w:val="0"/>
                 <w:numId w:val="1"/>
               </w:numPr>
-              <w:pBdr/>
-              <w:spacing w:lineRule="auto" w:line="259"/>
-              <w:ind w:hanging="139" w:left="178"/>
-              <w:rPr>
-                <w:rFonts w:ascii="BIZ UDPゴシック" w:hAnsi="BIZ UDPゴシック" w:eastAsia="BIZ UDPゴシック" w:cs="Calibri"/>
-                <w:sz w:val="21"/>
-                <w:szCs w:val="21"/>
-              </w:rPr>
-            </w:pPr>
-            <w:r>
-              <w:rPr>
-                <w:rFonts w:ascii="BIZ UDPゴシック" w:hAnsi="BIZ UDPゴシック" w:cs="Calibri" w:eastAsia="BIZ UDPゴシック"/>
-                <w:sz w:val="21"/>
-                <w:szCs w:val="21"/>
-              </w:rPr>
-              <w:t xml:space="preserve">Google</w:t>
-            </w:r>
-          </w:p>
-          <w:p>
-            <w:pPr>
-              <w:pStyle w:val="Normal"/>
-              <w:widowControl w:val="false"/>
+              <w:spacing w:line="259" w:lineRule="auto"/>
+              <w:ind w:left="178" w:hanging="139"/>
+              <w:rPr>
+                <w:rFonts w:ascii="BIZ UDPゴシック" w:eastAsia="BIZ UDPゴシック" w:hAnsi="BIZ UDPゴシック" w:cs="Calibri"/>
+                <w:sz w:val="21"/>
+                <w:szCs w:val="21"/>
+              </w:rPr>
+            </w:pPr>
+            <w:r>
+              <w:rPr>
+                <w:rFonts w:ascii="BIZ UDPゴシック" w:eastAsia="BIZ UDPゴシック" w:hAnsi="BIZ UDPゴシック" w:cs="Calibri"/>
+                <w:sz w:val="21"/>
+                <w:szCs w:val="21"/>
+              </w:rPr>
+              <w:t>ウズベキスタン（調整中）</w:t>
+            </w:r>
+          </w:p>
+          <w:p>
+            <w:pPr>
+              <w:widowControl w:val="0"/>
               <w:numPr>
                 <w:ilvl w:val="0"/>
                 <w:numId w:val="1"/>
               </w:numPr>
-              <w:pBdr/>
-              <w:spacing w:lineRule="auto" w:line="259"/>
-              <w:ind w:hanging="139" w:left="178"/>
-              <w:rPr>
-                <w:rFonts w:ascii="BIZ UDPゴシック" w:hAnsi="BIZ UDPゴシック" w:eastAsia="BIZ UDPゴシック" w:cs="Calibri"/>
-                <w:sz w:val="21"/>
-                <w:szCs w:val="21"/>
-              </w:rPr>
-            </w:pPr>
-            <w:r>
-              <w:rPr>
-                <w:rFonts w:ascii="BIZ UDPゴシック" w:hAnsi="BIZ UDPゴシック" w:cs="Calibri" w:eastAsia="BIZ UDPゴシック"/>
-                <w:sz w:val="21"/>
-                <w:szCs w:val="21"/>
-              </w:rPr>
-              <w:t xml:space="preserve">宇宙航空研究開発機構（JAXA）</w:t>
-            </w:r>
-          </w:p>
-          <w:p>
-            <w:pPr>
-              <w:pStyle w:val="Normal"/>
-              <w:widowControl w:val="false"/>
+              <w:spacing w:line="259" w:lineRule="auto"/>
+              <w:ind w:left="178" w:hanging="139"/>
+              <w:rPr>
+                <w:rFonts w:ascii="BIZ UDPゴシック" w:eastAsia="BIZ UDPゴシック" w:hAnsi="BIZ UDPゴシック" w:cs="Calibri"/>
+                <w:sz w:val="21"/>
+                <w:szCs w:val="21"/>
+              </w:rPr>
+            </w:pPr>
+            <w:r>
+              <w:rPr>
+                <w:rFonts w:ascii="BIZ UDPゴシック" w:eastAsia="BIZ UDPゴシック" w:hAnsi="BIZ UDPゴシック" w:cs="Calibri"/>
+                <w:sz w:val="21"/>
+                <w:szCs w:val="21"/>
+              </w:rPr>
+              <w:t>Google（シンガポール）</w:t>
+            </w:r>
+          </w:p>
+          <w:p>
+            <w:pPr>
+              <w:widowControl w:val="0"/>
               <w:numPr>
                 <w:ilvl w:val="0"/>
                 <w:numId w:val="1"/>
               </w:numPr>
-              <w:pBdr/>
-              <w:spacing w:lineRule="auto" w:line="259"/>
-              <w:ind w:hanging="139" w:left="178"/>
-              <w:rPr>
-                <w:rFonts w:ascii="BIZ UDPゴシック" w:hAnsi="BIZ UDPゴシック" w:eastAsia="BIZ UDPゴシック" w:cs="Calibri"/>
-                <w:sz w:val="21"/>
-                <w:szCs w:val="21"/>
-              </w:rPr>
-            </w:pPr>
-            <w:r>
-              <w:rPr>
-                <w:rFonts w:ascii="BIZ UDPゴシック" w:hAnsi="BIZ UDPゴシック" w:cs="Calibri" w:eastAsia="BIZ UDPゴシック"/>
-                <w:sz w:val="21"/>
-                <w:szCs w:val="21"/>
-              </w:rPr>
-              <w:t xml:space="preserve">インドネシア国家研究イノベーション庁（BRIN）</w:t>
-            </w:r>
-          </w:p>
-          <w:p>
-            <w:pPr>
-              <w:pStyle w:val="Normal"/>
-              <w:widowControl w:val="false"/>
+              <w:spacing w:line="259" w:lineRule="auto"/>
+              <w:ind w:left="178" w:hanging="139"/>
+              <w:rPr>
+                <w:rFonts w:ascii="BIZ UDPゴシック" w:eastAsia="BIZ UDPゴシック" w:hAnsi="BIZ UDPゴシック" w:cs="Calibri"/>
+                <w:sz w:val="21"/>
+                <w:szCs w:val="21"/>
+              </w:rPr>
+            </w:pPr>
+            <w:r>
+              <w:rPr>
+                <w:rFonts w:ascii="BIZ UDPゴシック" w:eastAsia="BIZ UDPゴシック" w:hAnsi="BIZ UDPゴシック" w:cs="Calibri"/>
+                <w:sz w:val="21"/>
+                <w:szCs w:val="21"/>
+              </w:rPr>
+              <w:t>インドネシア国家研究イノベーション庁（BRIN）</w:t>
+            </w:r>
+          </w:p>
+          <w:p>
+            <w:pPr>
+              <w:widowControl w:val="0"/>
               <w:numPr>
                 <w:ilvl w:val="0"/>
                 <w:numId w:val="1"/>
               </w:numPr>
-              <w:pBdr/>
-              <w:spacing w:lineRule="auto" w:line="259"/>
-              <w:ind w:hanging="139" w:left="178"/>
-              <w:rPr>
-                <w:rFonts w:ascii="BIZ UDPゴシック" w:hAnsi="BIZ UDPゴシック" w:eastAsia="BIZ UDPゴシック" w:cs="Calibri"/>
-                <w:sz w:val="21"/>
-                <w:szCs w:val="21"/>
-              </w:rPr>
-            </w:pPr>
-            <w:r>
-              <w:rPr>
-                <w:rFonts w:ascii="BIZ UDPゴシック" w:hAnsi="BIZ UDPゴシック" w:cs="Calibri" w:eastAsia="BIZ UDPゴシック"/>
-                <w:sz w:val="21"/>
-                <w:szCs w:val="21"/>
-              </w:rPr>
-              <w:t xml:space="preserve">ユース・イノベーション・ラボ（ネパール）</w:t>
-            </w:r>
-          </w:p>
-          <w:p>
-            <w:pPr>
-              <w:pStyle w:val="Normal"/>
-              <w:widowControl w:val="false"/>
+              <w:spacing w:line="259" w:lineRule="auto"/>
+              <w:ind w:left="178" w:hanging="139"/>
+              <w:rPr>
+                <w:rFonts w:ascii="BIZ UDPゴシック" w:eastAsia="BIZ UDPゴシック" w:hAnsi="BIZ UDPゴシック" w:cs="Calibri"/>
+                <w:sz w:val="21"/>
+                <w:szCs w:val="21"/>
+              </w:rPr>
+            </w:pPr>
+            <w:r>
+              <w:rPr>
+                <w:rFonts w:ascii="BIZ UDPゴシック" w:eastAsia="BIZ UDPゴシック" w:hAnsi="BIZ UDPゴシック" w:cs="Calibri"/>
+                <w:sz w:val="21"/>
+                <w:szCs w:val="21"/>
+              </w:rPr>
+              <w:t>ユース・イノベーション・ラボ（ネパール）</w:t>
+            </w:r>
+          </w:p>
+          <w:p>
+            <w:pPr>
+              <w:widowControl w:val="0"/>
               <w:numPr>
                 <w:ilvl w:val="0"/>
                 <w:numId w:val="1"/>
               </w:numPr>
-              <w:pBdr/>
-              <w:spacing w:lineRule="auto" w:line="259"/>
-              <w:ind w:hanging="139" w:left="178"/>
-              <w:rPr>
-                <w:rFonts w:ascii="BIZ UDPゴシック" w:hAnsi="BIZ UDPゴシック" w:eastAsia="BIZ UDPゴシック" w:cs="Calibri"/>
-                <w:sz w:val="21"/>
-                <w:szCs w:val="21"/>
-              </w:rPr>
-            </w:pPr>
-            <w:r>
-              <w:rPr>
-                <w:rFonts w:ascii="BIZ UDPゴシック" w:hAnsi="BIZ UDPゴシック" w:cs="Calibri" w:eastAsia="BIZ UDPゴシック"/>
-                <w:sz w:val="21"/>
-                <w:szCs w:val="21"/>
-              </w:rPr>
-              <w:t xml:space="preserve">ウズベキスタン（調整中）</w:t>
-            </w:r>
-          </w:p>
-          <w:p>
-            <w:pPr>
-              <w:pStyle w:val="Normal"/>
-              <w:widowControl w:val="false"/>
+              <w:spacing w:line="259" w:lineRule="auto"/>
+              <w:ind w:left="178" w:hanging="139"/>
+              <w:rPr>
+                <w:rFonts w:ascii="BIZ UDPゴシック" w:eastAsia="BIZ UDPゴシック" w:hAnsi="BIZ UDPゴシック" w:cs="Calibri"/>
+                <w:sz w:val="21"/>
+                <w:szCs w:val="21"/>
+              </w:rPr>
+            </w:pPr>
+            <w:r>
+              <w:rPr>
+                <w:rFonts w:ascii="BIZ UDPゴシック" w:eastAsia="BIZ UDPゴシック" w:hAnsi="BIZ UDPゴシック" w:cs="Calibri"/>
+                <w:sz w:val="21"/>
+                <w:szCs w:val="21"/>
+              </w:rPr>
+              <w:t>宇宙航空研究開発機構（JAXA）</w:t>
+            </w:r>
+          </w:p>
+          <w:p>
+            <w:pPr>
+              <w:widowControl w:val="0"/>
               <w:numPr>
                 <w:ilvl w:val="0"/>
                 <w:numId w:val="1"/>
               </w:numPr>
-              <w:pBdr/>
-              <w:spacing w:lineRule="auto" w:line="259"/>
-              <w:ind w:hanging="139" w:left="178"/>
-              <w:rPr>
-                <w:rFonts w:ascii="BIZ UDPゴシック" w:hAnsi="BIZ UDPゴシック" w:eastAsia="BIZ UDPゴシック" w:cs="Calibri"/>
-                <w:sz w:val="21"/>
-                <w:szCs w:val="21"/>
-              </w:rPr>
-            </w:pPr>
-            <w:r>
-              <w:rPr>
-                <w:rFonts w:ascii="BIZ UDPゴシック" w:hAnsi="BIZ UDPゴシック" w:cs="Calibri" w:eastAsia="BIZ UDPゴシック"/>
-                <w:sz w:val="21"/>
-                <w:szCs w:val="21"/>
-              </w:rPr>
-              <w:t xml:space="preserve">内閣府、株式会社Spectee、WOTA株式会社</w:t>
+              <w:spacing w:line="259" w:lineRule="auto"/>
+              <w:ind w:left="178" w:hanging="139"/>
+              <w:rPr>
+                <w:rFonts w:ascii="BIZ UDPゴシック" w:eastAsia="BIZ UDPゴシック" w:hAnsi="BIZ UDPゴシック" w:cs="Calibri" w:hint="eastAsia"/>
+                <w:sz w:val="21"/>
+                <w:szCs w:val="21"/>
+              </w:rPr>
+            </w:pPr>
+            <w:r>
+              <w:rPr>
+                <w:rFonts w:ascii="BIZ UDPゴシック" w:eastAsia="BIZ UDPゴシック" w:hAnsi="BIZ UDPゴシック" w:cs="Calibri"/>
+                <w:sz w:val="21"/>
+                <w:szCs w:val="21"/>
+              </w:rPr>
+              <w:t>日本（内閣府、</w:t>
+            </w:r>
+            <w:r>
+              <w:rPr>
+                <w:rFonts w:ascii="BIZ UDPゴシック" w:eastAsia="BIZ UDPゴシック" w:hAnsi="BIZ UDPゴシック" w:cs="Calibri" w:hint="eastAsia"/>
+                <w:sz w:val="21"/>
+                <w:szCs w:val="21"/>
+                <w:lang w:eastAsia="ja-JP"/>
+              </w:rPr>
+              <w:t>民間企業</w:t>
+            </w:r>
+            <w:r>
+              <w:rPr>
+                <w:rFonts w:ascii="BIZ UDPゴシック" w:eastAsia="BIZ UDPゴシック" w:hAnsi="BIZ UDPゴシック" w:cs="Calibri"/>
+                <w:sz w:val="21"/>
+                <w:szCs w:val="21"/>
+              </w:rPr>
+              <w:t>）</w:t>
             </w:r>
           </w:p>
         </w:tc>
       </w:tr>
       <w:tr>
         <w:trPr>
-          <w:trHeight w:val="950" w:hRule="atLeast"/>
+          <w:trHeight w:val="950"/>
         </w:trPr>
         <w:tc>
           <w:tcPr>
@@ -1777,18 +1684,17 @@
           </w:tcPr>
           <w:p>
             <w:pPr>
-              <w:pStyle w:val="Normal"/>
-              <w:spacing w:lineRule="auto" w:line="259"/>
-              <w:rPr>
-                <w:rFonts w:ascii="BIZ UDPゴシック" w:hAnsi="BIZ UDPゴシック" w:eastAsia="BIZ UDPゴシック" w:cs="Calibri"/>
-                <w:b/>
-                <w:sz w:val="21"/>
-                <w:szCs w:val="21"/>
-              </w:rPr>
-            </w:pPr>
-            <w:r>
-              <w:rPr>
-                <w:rFonts w:eastAsia="BIZ UDPゴシック" w:cs="Calibri" w:ascii="BIZ UDPゴシック" w:hAnsi="BIZ UDPゴシック"/>
+              <w:spacing w:line="259" w:lineRule="auto"/>
+              <w:rPr>
+                <w:rFonts w:ascii="BIZ UDPゴシック" w:eastAsia="BIZ UDPゴシック" w:hAnsi="BIZ UDPゴシック" w:cs="Calibri"/>
+                <w:b/>
+                <w:sz w:val="21"/>
+                <w:szCs w:val="21"/>
+              </w:rPr>
+            </w:pPr>
+            <w:r>
+              <w:rPr>
+                <w:rFonts w:ascii="BIZ UDPゴシック" w:eastAsia="BIZ UDPゴシック" w:hAnsi="BIZ UDPゴシック" w:cs="Calibri"/>
                 <w:b/>
                 <w:sz w:val="21"/>
                 <w:szCs w:val="21"/>
@@ -1810,19 +1716,18 @@
           </w:tcPr>
           <w:p>
             <w:pPr>
-              <w:pStyle w:val="Normal"/>
-              <w:spacing w:lineRule="auto" w:line="259"/>
-              <w:rPr>
-                <w:rFonts w:ascii="BIZ UDPゴシック" w:hAnsi="BIZ UDPゴシック" w:eastAsia="BIZ UDPゴシック" w:cs="Calibri"/>
-                <w:b/>
-                <w:sz w:val="21"/>
-                <w:szCs w:val="21"/>
-                <w:lang w:eastAsia="ja-JP"/>
-              </w:rPr>
-            </w:pPr>
-            <w:r>
-              <w:rPr>
-                <w:rFonts w:ascii="BIZ UDPゴシック" w:hAnsi="BIZ UDPゴシック" w:cs="ＭＳ 明朝" w:eastAsia="BIZ UDPゴシック"/>
+              <w:spacing w:line="259" w:lineRule="auto"/>
+              <w:rPr>
+                <w:rFonts w:ascii="BIZ UDPゴシック" w:eastAsia="BIZ UDPゴシック" w:hAnsi="BIZ UDPゴシック" w:cs="Calibri"/>
+                <w:b/>
+                <w:sz w:val="21"/>
+                <w:szCs w:val="21"/>
+                <w:lang w:eastAsia="ja-JP"/>
+              </w:rPr>
+            </w:pPr>
+            <w:r>
+              <w:rPr>
+                <w:rFonts w:ascii="BIZ UDPゴシック" w:eastAsia="BIZ UDPゴシック" w:hAnsi="BIZ UDPゴシック" w:cs="ＭＳ 明朝"/>
                 <w:b/>
                 <w:sz w:val="21"/>
                 <w:szCs w:val="21"/>
@@ -1835,7 +1740,7 @@
       </w:tr>
       <w:tr>
         <w:trPr>
-          <w:trHeight w:val="950" w:hRule="atLeast"/>
+          <w:trHeight w:val="950"/>
         </w:trPr>
         <w:tc>
           <w:tcPr>
@@ -1849,18 +1754,17 @@
           </w:tcPr>
           <w:p>
             <w:pPr>
-              <w:pStyle w:val="Normal"/>
-              <w:spacing w:lineRule="auto" w:line="259"/>
-              <w:rPr>
-                <w:rFonts w:ascii="BIZ UDPゴシック" w:hAnsi="BIZ UDPゴシック" w:eastAsia="BIZ UDPゴシック" w:cs="Calibri"/>
-                <w:b/>
-                <w:sz w:val="21"/>
-                <w:szCs w:val="21"/>
-              </w:rPr>
-            </w:pPr>
-            <w:r>
-              <w:rPr>
-                <w:rFonts w:eastAsia="BIZ UDPゴシック" w:cs="Calibri" w:ascii="BIZ UDPゴシック" w:hAnsi="BIZ UDPゴシック"/>
+              <w:spacing w:line="259" w:lineRule="auto"/>
+              <w:rPr>
+                <w:rFonts w:ascii="BIZ UDPゴシック" w:eastAsia="BIZ UDPゴシック" w:hAnsi="BIZ UDPゴシック" w:cs="Calibri"/>
+                <w:b/>
+                <w:sz w:val="21"/>
+                <w:szCs w:val="21"/>
+              </w:rPr>
+            </w:pPr>
+            <w:r>
+              <w:rPr>
+                <w:rFonts w:ascii="BIZ UDPゴシック" w:eastAsia="BIZ UDPゴシック" w:hAnsi="BIZ UDPゴシック" w:cs="Calibri"/>
                 <w:b/>
                 <w:sz w:val="21"/>
                 <w:szCs w:val="21"/>
@@ -1882,58 +1786,55 @@
           </w:tcPr>
           <w:p>
             <w:pPr>
-              <w:pStyle w:val="Normal"/>
-              <w:spacing w:lineRule="auto" w:line="259"/>
-              <w:rPr>
-                <w:rFonts w:ascii="BIZ UDPゴシック" w:hAnsi="BIZ UDPゴシック" w:eastAsia="BIZ UDPゴシック" w:cs="Calibri"/>
-                <w:b/>
-                <w:sz w:val="21"/>
-                <w:szCs w:val="21"/>
-                <w:lang w:eastAsia="ja-JP"/>
-              </w:rPr>
-            </w:pPr>
-            <w:r>
-              <w:rPr>
-                <w:rFonts w:ascii="BIZ UDPゴシック" w:hAnsi="BIZ UDPゴシック" w:cs="ＭＳ 明朝" w:eastAsia="BIZ UDPゴシック"/>
-                <w:b/>
-                <w:sz w:val="21"/>
-                <w:szCs w:val="21"/>
-                <w:lang w:eastAsia="ja-JP"/>
-              </w:rPr>
-              <w:t xml:space="preserve">まとめ：アジア防災センター所長</w:t>
-            </w:r>
-          </w:p>
-          <w:p>
-            <w:pPr>
-              <w:pStyle w:val="Normal"/>
-              <w:widowControl w:val="false"/>
+              <w:spacing w:line="259" w:lineRule="auto"/>
+              <w:rPr>
+                <w:rFonts w:ascii="BIZ UDPゴシック" w:eastAsia="BIZ UDPゴシック" w:hAnsi="BIZ UDPゴシック" w:cs="Calibri"/>
+                <w:b/>
+                <w:sz w:val="21"/>
+                <w:szCs w:val="21"/>
+                <w:lang w:eastAsia="ja-JP"/>
+              </w:rPr>
+            </w:pPr>
+            <w:r>
+              <w:rPr>
+                <w:rFonts w:ascii="BIZ UDPゴシック" w:eastAsia="BIZ UDPゴシック" w:hAnsi="BIZ UDPゴシック" w:cs="ＭＳ 明朝"/>
+                <w:b/>
+                <w:sz w:val="21"/>
+                <w:szCs w:val="21"/>
+                <w:lang w:eastAsia="ja-JP"/>
+              </w:rPr>
+              <w:t>まとめ・閉会挨拶</w:t>
+            </w:r>
+          </w:p>
+          <w:p>
+            <w:pPr>
+              <w:widowControl w:val="0"/>
               <w:numPr>
                 <w:ilvl w:val="0"/>
                 <w:numId w:val="1"/>
               </w:numPr>
-              <w:pBdr/>
-              <w:spacing w:lineRule="auto" w:line="259"/>
-              <w:ind w:hanging="139" w:left="178"/>
-              <w:rPr>
-                <w:rFonts w:ascii="BIZ UDPゴシック" w:hAnsi="BIZ UDPゴシック" w:eastAsia="BIZ UDPゴシック" w:cs="Calibri"/>
-                <w:sz w:val="21"/>
-                <w:szCs w:val="21"/>
-              </w:rPr>
-            </w:pPr>
-            <w:r>
-              <w:rPr>
-                <w:rFonts w:ascii="BIZ UDPゴシック" w:hAnsi="BIZ UDPゴシック" w:cs="Calibri" w:eastAsia="BIZ UDPゴシック"/>
-                <w:sz w:val="21"/>
-                <w:szCs w:val="21"/>
-              </w:rPr>
-              <w:t xml:space="preserve">閉会挨拶：三浦　房紀　アジア防災センター　センター長、シンガポール民間防衛庁（SCDF）</w:t>
+              <w:spacing w:line="259" w:lineRule="auto"/>
+              <w:ind w:left="178" w:hanging="139"/>
+              <w:rPr>
+                <w:rFonts w:ascii="BIZ UDPゴシック" w:eastAsia="BIZ UDPゴシック" w:hAnsi="BIZ UDPゴシック" w:cs="Calibri"/>
+                <w:sz w:val="21"/>
+                <w:szCs w:val="21"/>
+              </w:rPr>
+            </w:pPr>
+            <w:r>
+              <w:rPr>
+                <w:rFonts w:ascii="BIZ UDPゴシック" w:eastAsia="BIZ UDPゴシック" w:hAnsi="BIZ UDPゴシック" w:cs="Calibri"/>
+                <w:sz w:val="21"/>
+                <w:szCs w:val="21"/>
+              </w:rPr>
+              <w:t>アジア防災センター</w:t>
             </w:r>
           </w:p>
         </w:tc>
       </w:tr>
       <w:tr>
         <w:trPr>
-          <w:trHeight w:val="950" w:hRule="atLeast"/>
+          <w:trHeight w:val="950"/>
         </w:trPr>
         <w:tc>
           <w:tcPr>
@@ -1947,18 +1848,17 @@
           </w:tcPr>
           <w:p>
             <w:pPr>
-              <w:pStyle w:val="Normal"/>
-              <w:spacing w:lineRule="auto" w:line="259"/>
-              <w:rPr>
-                <w:rFonts w:ascii="BIZ UDPゴシック" w:hAnsi="BIZ UDPゴシック" w:eastAsia="BIZ UDPゴシック" w:cs="Calibri"/>
-                <w:b/>
-                <w:sz w:val="21"/>
-                <w:szCs w:val="21"/>
-              </w:rPr>
-            </w:pPr>
-            <w:r>
-              <w:rPr>
-                <w:rFonts w:eastAsia="BIZ UDPゴシック" w:cs="Calibri" w:ascii="BIZ UDPゴシック" w:hAnsi="BIZ UDPゴシック"/>
+              <w:spacing w:line="259" w:lineRule="auto"/>
+              <w:rPr>
+                <w:rFonts w:ascii="BIZ UDPゴシック" w:eastAsia="BIZ UDPゴシック" w:hAnsi="BIZ UDPゴシック" w:cs="Calibri"/>
+                <w:b/>
+                <w:sz w:val="21"/>
+                <w:szCs w:val="21"/>
+              </w:rPr>
+            </w:pPr>
+            <w:r>
+              <w:rPr>
+                <w:rFonts w:ascii="BIZ UDPゴシック" w:eastAsia="BIZ UDPゴシック" w:hAnsi="BIZ UDPゴシック" w:cs="Calibri"/>
                 <w:b/>
                 <w:sz w:val="21"/>
                 <w:szCs w:val="21"/>
@@ -1980,19 +1880,18 @@
           </w:tcPr>
           <w:p>
             <w:pPr>
-              <w:pStyle w:val="Normal"/>
-              <w:spacing w:lineRule="auto" w:line="259"/>
-              <w:rPr>
-                <w:rFonts w:ascii="BIZ UDPゴシック" w:hAnsi="BIZ UDPゴシック" w:eastAsia="BIZ UDPゴシック" w:cs="Calibri"/>
-                <w:b/>
-                <w:sz w:val="21"/>
-                <w:szCs w:val="21"/>
-                <w:lang w:eastAsia="ja-JP"/>
-              </w:rPr>
-            </w:pPr>
-            <w:r>
-              <w:rPr>
-                <w:rFonts w:ascii="BIZ UDPゴシック" w:hAnsi="BIZ UDPゴシック" w:cs="ＭＳ 明朝" w:eastAsia="BIZ UDPゴシック"/>
+              <w:spacing w:line="259" w:lineRule="auto"/>
+              <w:rPr>
+                <w:rFonts w:ascii="BIZ UDPゴシック" w:eastAsia="BIZ UDPゴシック" w:hAnsi="BIZ UDPゴシック" w:cs="Calibri"/>
+                <w:b/>
+                <w:sz w:val="21"/>
+                <w:szCs w:val="21"/>
+                <w:lang w:eastAsia="ja-JP"/>
+              </w:rPr>
+            </w:pPr>
+            <w:r>
+              <w:rPr>
+                <w:rFonts w:ascii="BIZ UDPゴシック" w:eastAsia="BIZ UDPゴシック" w:hAnsi="BIZ UDPゴシック" w:cs="ＭＳ 明朝"/>
                 <w:b/>
                 <w:sz w:val="21"/>
                 <w:szCs w:val="21"/>
@@ -2005,7 +1904,7 @@
       </w:tr>
       <w:tr>
         <w:trPr>
-          <w:trHeight w:val="950" w:hRule="atLeast"/>
+          <w:trHeight w:val="950"/>
         </w:trPr>
         <w:tc>
           <w:tcPr>
@@ -2019,18 +1918,17 @@
           </w:tcPr>
           <w:p>
             <w:pPr>
-              <w:pStyle w:val="Normal"/>
-              <w:spacing w:lineRule="auto" w:line="259"/>
-              <w:rPr>
-                <w:rFonts w:ascii="BIZ UDPゴシック" w:hAnsi="BIZ UDPゴシック" w:eastAsia="BIZ UDPゴシック" w:cs="Calibri"/>
-                <w:b/>
-                <w:sz w:val="21"/>
-                <w:szCs w:val="21"/>
-              </w:rPr>
-            </w:pPr>
-            <w:r>
-              <w:rPr>
-                <w:rFonts w:eastAsia="BIZ UDPゴシック" w:cs="Calibri" w:ascii="BIZ UDPゴシック" w:hAnsi="BIZ UDPゴシック"/>
+              <w:spacing w:line="259" w:lineRule="auto"/>
+              <w:rPr>
+                <w:rFonts w:ascii="BIZ UDPゴシック" w:eastAsia="BIZ UDPゴシック" w:hAnsi="BIZ UDPゴシック" w:cs="Calibri"/>
+                <w:b/>
+                <w:sz w:val="21"/>
+                <w:szCs w:val="21"/>
+              </w:rPr>
+            </w:pPr>
+            <w:r>
+              <w:rPr>
+                <w:rFonts w:ascii="BIZ UDPゴシック" w:eastAsia="BIZ UDPゴシック" w:hAnsi="BIZ UDPゴシック" w:cs="Calibri"/>
                 <w:b/>
                 <w:sz w:val="21"/>
                 <w:szCs w:val="21"/>
@@ -2052,19 +1950,18 @@
           </w:tcPr>
           <w:p>
             <w:pPr>
-              <w:pStyle w:val="Normal"/>
-              <w:spacing w:lineRule="auto" w:line="259"/>
-              <w:rPr>
-                <w:rFonts w:ascii="BIZ UDPゴシック" w:hAnsi="BIZ UDPゴシック" w:eastAsia="BIZ UDPゴシック" w:cs="Calibri"/>
-                <w:b/>
-                <w:sz w:val="21"/>
-                <w:szCs w:val="21"/>
-                <w:lang w:eastAsia="ja-JP"/>
-              </w:rPr>
-            </w:pPr>
-            <w:r>
-              <w:rPr>
-                <w:rFonts w:ascii="BIZ UDPゴシック" w:hAnsi="BIZ UDPゴシック" w:cs="ＭＳ 明朝" w:eastAsia="BIZ UDPゴシック"/>
+              <w:spacing w:line="259" w:lineRule="auto"/>
+              <w:rPr>
+                <w:rFonts w:ascii="BIZ UDPゴシック" w:eastAsia="BIZ UDPゴシック" w:hAnsi="BIZ UDPゴシック" w:cs="Calibri"/>
+                <w:b/>
+                <w:sz w:val="21"/>
+                <w:szCs w:val="21"/>
+                <w:lang w:eastAsia="ja-JP"/>
+              </w:rPr>
+            </w:pPr>
+            <w:r>
+              <w:rPr>
+                <w:rFonts w:ascii="BIZ UDPゴシック" w:eastAsia="BIZ UDPゴシック" w:hAnsi="BIZ UDPゴシック" w:cs="ＭＳ 明朝"/>
                 <w:b/>
                 <w:sz w:val="21"/>
                 <w:szCs w:val="21"/>
@@ -2075,24 +1972,22 @@
           </w:p>
           <w:p>
             <w:pPr>
-              <w:pStyle w:val="Normal"/>
-              <w:widowControl w:val="false"/>
+              <w:widowControl w:val="0"/>
               <w:numPr>
                 <w:ilvl w:val="0"/>
                 <w:numId w:val="1"/>
               </w:numPr>
-              <w:pBdr/>
-              <w:spacing w:lineRule="auto" w:line="259"/>
-              <w:ind w:hanging="139" w:left="178"/>
-              <w:rPr>
-                <w:rFonts w:ascii="BIZ UDPゴシック" w:hAnsi="BIZ UDPゴシック" w:eastAsia="BIZ UDPゴシック" w:cs="Calibri"/>
-                <w:sz w:val="21"/>
-                <w:szCs w:val="21"/>
-              </w:rPr>
-            </w:pPr>
-            <w:r>
-              <w:rPr>
-                <w:rFonts w:ascii="BIZ UDPゴシック" w:hAnsi="BIZ UDPゴシック" w:cs="Calibri" w:eastAsia="BIZ UDPゴシック"/>
+              <w:spacing w:line="259" w:lineRule="auto"/>
+              <w:ind w:left="178" w:hanging="139"/>
+              <w:rPr>
+                <w:rFonts w:ascii="BIZ UDPゴシック" w:eastAsia="BIZ UDPゴシック" w:hAnsi="BIZ UDPゴシック" w:cs="Calibri"/>
+                <w:sz w:val="21"/>
+                <w:szCs w:val="21"/>
+              </w:rPr>
+            </w:pPr>
+            <w:r>
+              <w:rPr>
+                <w:rFonts w:ascii="BIZ UDPゴシック" w:eastAsia="BIZ UDPゴシック" w:hAnsi="BIZ UDPゴシック" w:cs="Calibri"/>
                 <w:sz w:val="21"/>
                 <w:szCs w:val="21"/>
               </w:rPr>
@@ -2103,7 +1998,7 @@
       </w:tr>
       <w:tr>
         <w:trPr>
-          <w:trHeight w:val="950" w:hRule="atLeast"/>
+          <w:trHeight w:val="950"/>
         </w:trPr>
         <w:tc>
           <w:tcPr>
@@ -2117,24 +2012,32 @@
           </w:tcPr>
           <w:p>
             <w:pPr>
-              <w:pStyle w:val="Normal"/>
-              <w:spacing w:lineRule="auto" w:line="259"/>
-              <w:rPr>
-                <w:rFonts w:ascii="BIZ UDPゴシック" w:hAnsi="BIZ UDPゴシック" w:eastAsia="BIZ UDPゴシック" w:cs="Calibri"/>
-                <w:b/>
-                <w:sz w:val="21"/>
-                <w:szCs w:val="21"/>
-              </w:rPr>
-            </w:pPr>
-            <w:r>
-              <w:rPr>
-                <w:rFonts w:eastAsia="BIZ UDPゴシック" w:cs="Calibri" w:ascii="BIZ UDPゴシック" w:hAnsi="BIZ UDPゴシック"/>
+              <w:spacing w:line="259" w:lineRule="auto"/>
+              <w:rPr>
+                <w:rFonts w:ascii="BIZ UDPゴシック" w:eastAsia="BIZ UDPゴシック" w:hAnsi="BIZ UDPゴシック" w:cs="Calibri"/>
+                <w:b/>
+                <w:sz w:val="21"/>
+                <w:szCs w:val="21"/>
+              </w:rPr>
+            </w:pPr>
+            <w:r>
+              <w:rPr>
+                <w:rFonts w:ascii="BIZ UDPゴシック" w:eastAsia="BIZ UDPゴシック" w:hAnsi="BIZ UDPゴシック" w:cs="Calibri"/>
                 <w:b/>
                 <w:sz w:val="21"/>
                 <w:szCs w:val="21"/>
                 <w:lang w:eastAsia="ja-JP"/>
               </w:rPr>
               <w:t>18:00-20:05</w:t>
+            </w:r>
+            <w:r>
+              <w:rPr>
+                <w:rFonts w:ascii="BIZ UDPゴシック" w:eastAsia="BIZ UDPゴシック" w:hAnsi="BIZ UDPゴシック" w:cs="Calibri"/>
+                <w:b/>
+                <w:sz w:val="21"/>
+                <w:szCs w:val="21"/>
+                <w:lang w:eastAsia="ja-JP"/>
+              </w:rPr>
               <w:br/>
               <w:t>20:05-21:30</w:t>
             </w:r>
@@ -2152,19 +2055,18 @@
           </w:tcPr>
           <w:p>
             <w:pPr>
-              <w:pStyle w:val="Normal"/>
-              <w:spacing w:lineRule="auto" w:line="259"/>
-              <w:rPr>
-                <w:rFonts w:ascii="BIZ UDPゴシック" w:hAnsi="BIZ UDPゴシック" w:eastAsia="BIZ UDPゴシック" w:cs="Calibri"/>
-                <w:b/>
-                <w:sz w:val="21"/>
-                <w:szCs w:val="21"/>
-                <w:lang w:eastAsia="ja-JP"/>
-              </w:rPr>
-            </w:pPr>
-            <w:r>
-              <w:rPr>
-                <w:rFonts w:ascii="BIZ UDPゴシック" w:hAnsi="BIZ UDPゴシック" w:cs="ＭＳ 明朝" w:eastAsia="BIZ UDPゴシック"/>
+              <w:spacing w:line="259" w:lineRule="auto"/>
+              <w:rPr>
+                <w:rFonts w:ascii="BIZ UDPゴシック" w:eastAsia="BIZ UDPゴシック" w:hAnsi="BIZ UDPゴシック" w:cs="Calibri"/>
+                <w:b/>
+                <w:sz w:val="21"/>
+                <w:szCs w:val="21"/>
+                <w:lang w:eastAsia="ja-JP"/>
+              </w:rPr>
+            </w:pPr>
+            <w:r>
+              <w:rPr>
+                <w:rFonts w:ascii="BIZ UDPゴシック" w:eastAsia="BIZ UDPゴシック" w:hAnsi="BIZ UDPゴシック" w:cs="ＭＳ 明朝"/>
                 <w:b/>
                 <w:sz w:val="21"/>
                 <w:szCs w:val="21"/>
@@ -2175,24 +2077,22 @@
           </w:p>
           <w:p>
             <w:pPr>
-              <w:pStyle w:val="Normal"/>
-              <w:widowControl w:val="false"/>
+              <w:widowControl w:val="0"/>
               <w:numPr>
                 <w:ilvl w:val="0"/>
                 <w:numId w:val="1"/>
               </w:numPr>
-              <w:pBdr/>
-              <w:spacing w:lineRule="auto" w:line="259"/>
-              <w:ind w:hanging="139" w:left="178"/>
-              <w:rPr>
-                <w:rFonts w:ascii="BIZ UDPゴシック" w:hAnsi="BIZ UDPゴシック" w:eastAsia="BIZ UDPゴシック" w:cs="Calibri"/>
-                <w:sz w:val="21"/>
-                <w:szCs w:val="21"/>
-              </w:rPr>
-            </w:pPr>
-            <w:r>
-              <w:rPr>
-                <w:rFonts w:ascii="BIZ UDPゴシック" w:hAnsi="BIZ UDPゴシック" w:cs="Calibri" w:eastAsia="BIZ UDPゴシック"/>
+              <w:spacing w:line="259" w:lineRule="auto"/>
+              <w:ind w:left="178" w:hanging="139"/>
+              <w:rPr>
+                <w:rFonts w:ascii="BIZ UDPゴシック" w:eastAsia="BIZ UDPゴシック" w:hAnsi="BIZ UDPゴシック" w:cs="Calibri"/>
+                <w:sz w:val="21"/>
+                <w:szCs w:val="21"/>
+              </w:rPr>
+            </w:pPr>
+            <w:r>
+              <w:rPr>
+                <w:rFonts w:ascii="BIZ UDPゴシック" w:eastAsia="BIZ UDPゴシック" w:hAnsi="BIZ UDPゴシック" w:cs="Calibri"/>
                 <w:sz w:val="21"/>
                 <w:szCs w:val="21"/>
               </w:rPr>
@@ -2201,24 +2101,22 @@
           </w:p>
           <w:p>
             <w:pPr>
-              <w:pStyle w:val="Normal"/>
-              <w:widowControl w:val="false"/>
+              <w:widowControl w:val="0"/>
               <w:numPr>
                 <w:ilvl w:val="0"/>
                 <w:numId w:val="1"/>
               </w:numPr>
-              <w:pBdr/>
-              <w:spacing w:lineRule="auto" w:line="259"/>
-              <w:ind w:hanging="139" w:left="178"/>
-              <w:rPr>
-                <w:rFonts w:ascii="BIZ UDPゴシック" w:hAnsi="BIZ UDPゴシック" w:eastAsia="BIZ UDPゴシック" w:cs="Calibri"/>
-                <w:sz w:val="21"/>
-                <w:szCs w:val="21"/>
-              </w:rPr>
-            </w:pPr>
-            <w:r>
-              <w:rPr>
-                <w:rFonts w:ascii="BIZ UDPゴシック" w:hAnsi="BIZ UDPゴシック" w:cs="Calibri" w:eastAsia="BIZ UDPゴシック"/>
+              <w:spacing w:line="259" w:lineRule="auto"/>
+              <w:ind w:left="178" w:hanging="139"/>
+              <w:rPr>
+                <w:rFonts w:ascii="BIZ UDPゴシック" w:eastAsia="BIZ UDPゴシック" w:hAnsi="BIZ UDPゴシック" w:cs="Calibri"/>
+                <w:sz w:val="21"/>
+                <w:szCs w:val="21"/>
+              </w:rPr>
+            </w:pPr>
+            <w:r>
+              <w:rPr>
+                <w:rFonts w:ascii="BIZ UDPゴシック" w:eastAsia="BIZ UDPゴシック" w:hAnsi="BIZ UDPゴシック" w:cs="Calibri"/>
                 <w:sz w:val="21"/>
                 <w:szCs w:val="21"/>
               </w:rPr>
@@ -2230,41 +2128,30 @@
     </w:tbl>
     <w:p>
       <w:pPr>
-        <w:pStyle w:val="Normal"/>
-        <w:spacing w:lineRule="auto" w:line="259"/>
+        <w:spacing w:line="259" w:lineRule="auto"/>
         <w:rPr>
-          <w:rFonts w:ascii="BIZ UDPゴシック" w:hAnsi="BIZ UDPゴシック" w:eastAsia="BIZ UDPゴシック" w:cs="Calibri"/>
+          <w:rFonts w:ascii="BIZ UDPゴシック" w:eastAsia="BIZ UDPゴシック" w:hAnsi="BIZ UDPゴシック" w:cs="Calibri"/>
           <w:b/>
           <w:sz w:val="21"/>
           <w:szCs w:val="21"/>
           <w:lang w:eastAsia="zh-TW"/>
         </w:rPr>
       </w:pPr>
-      <w:r>
+    </w:p>
+    <w:p>
+      <w:pPr>
+        <w:spacing w:line="259" w:lineRule="auto"/>
         <w:rPr>
-          <w:rFonts w:ascii="BIZ UDPゴシック" w:hAnsi="BIZ UDPゴシック" w:cs="ＭＳ 明朝" w:eastAsia="BIZ UDPゴシック"/>
+          <w:rFonts w:ascii="BIZ UDPゴシック" w:eastAsia="BIZ UDPゴシック" w:hAnsi="BIZ UDPゴシック" w:cs="Calibri"/>
           <w:b/>
           <w:sz w:val="21"/>
           <w:szCs w:val="21"/>
           <w:lang w:eastAsia="zh-TW"/>
         </w:rPr>
-      </w:r>
-    </w:p>
-    <w:p>
-      <w:pPr>
-        <w:pStyle w:val="Normal"/>
-        <w:spacing w:lineRule="auto" w:line="259"/>
-        <w:rPr>
-          <w:rFonts w:ascii="BIZ UDPゴシック" w:hAnsi="BIZ UDPゴシック" w:eastAsia="BIZ UDPゴシック" w:cs="Calibri"/>
-          <w:b/>
-          <w:sz w:val="21"/>
-          <w:szCs w:val="21"/>
-          <w:lang w:eastAsia="zh-TW"/>
-        </w:rPr>
       </w:pPr>
       <w:r>
         <w:rPr>
-          <w:rFonts w:ascii="BIZ UDPゴシック" w:hAnsi="BIZ UDPゴシック" w:cs="ＭＳ 明朝" w:eastAsia="BIZ UDPゴシック"/>
+          <w:rFonts w:ascii="BIZ UDPゴシック" w:eastAsia="BIZ UDPゴシック" w:hAnsi="BIZ UDPゴシック" w:cs="ＭＳ 明朝"/>
           <w:b/>
           <w:sz w:val="21"/>
           <w:szCs w:val="21"/>
@@ -2275,26 +2162,18 @@
     </w:p>
     <w:tbl>
       <w:tblPr>
-        <w:tblStyle w:val="afb"/>
         <w:tblW w:w="10480" w:type="dxa"/>
-        <w:jc w:val="left"/>
         <w:tblInd w:w="5" w:type="dxa"/>
         <w:tblLayout w:type="fixed"/>
-        <w:tblCellMar>
-          <w:top w:w="0" w:type="dxa"/>
-          <w:left w:w="108" w:type="dxa"/>
-          <w:bottom w:w="0" w:type="dxa"/>
-          <w:right w:w="108" w:type="dxa"/>
-        </w:tblCellMar>
-        <w:tblLook w:val="0400" w:noHBand="0" w:noVBand="1" w:firstColumn="0" w:lastRow="0" w:lastColumn="0" w:firstRow="0"/>
+        <w:tblLook w:val="0400" w:firstRow="0" w:lastRow="0" w:firstColumn="0" w:lastColumn="0" w:noHBand="0" w:noVBand="1"/>
       </w:tblPr>
       <w:tblGrid>
         <w:gridCol w:w="1832"/>
-        <w:gridCol w:w="8647"/>
+        <w:gridCol w:w="8648"/>
       </w:tblGrid>
       <w:tr>
         <w:trPr>
-          <w:trHeight w:val="950" w:hRule="atLeast"/>
+          <w:trHeight w:val="950"/>
         </w:trPr>
         <w:tc>
           <w:tcPr>
@@ -2308,18 +2187,17 @@
           </w:tcPr>
           <w:p>
             <w:pPr>
-              <w:pStyle w:val="Normal"/>
-              <w:spacing w:lineRule="auto" w:line="259"/>
-              <w:rPr>
-                <w:rFonts w:ascii="BIZ UDPゴシック" w:hAnsi="BIZ UDPゴシック" w:eastAsia="BIZ UDPゴシック" w:cs="Calibri"/>
-                <w:b/>
-                <w:sz w:val="21"/>
-                <w:szCs w:val="21"/>
-              </w:rPr>
-            </w:pPr>
-            <w:r>
-              <w:rPr>
-                <w:rFonts w:eastAsia="BIZ UDPゴシック" w:cs="Calibri" w:ascii="BIZ UDPゴシック" w:hAnsi="BIZ UDPゴシック"/>
+              <w:spacing w:line="259" w:lineRule="auto"/>
+              <w:rPr>
+                <w:rFonts w:ascii="BIZ UDPゴシック" w:eastAsia="BIZ UDPゴシック" w:hAnsi="BIZ UDPゴシック" w:cs="Calibri"/>
+                <w:b/>
+                <w:sz w:val="21"/>
+                <w:szCs w:val="21"/>
+              </w:rPr>
+            </w:pPr>
+            <w:r>
+              <w:rPr>
+                <w:rFonts w:ascii="BIZ UDPゴシック" w:eastAsia="BIZ UDPゴシック" w:hAnsi="BIZ UDPゴシック" w:cs="Calibri"/>
                 <w:b/>
                 <w:sz w:val="21"/>
                 <w:szCs w:val="21"/>
@@ -2341,19 +2219,18 @@
           </w:tcPr>
           <w:p>
             <w:pPr>
-              <w:pStyle w:val="Normal"/>
-              <w:spacing w:lineRule="auto" w:line="259"/>
-              <w:rPr>
-                <w:rFonts w:ascii="BIZ UDPゴシック" w:hAnsi="BIZ UDPゴシック" w:eastAsia="BIZ UDPゴシック" w:cs="Calibri"/>
-                <w:b/>
-                <w:sz w:val="21"/>
-                <w:szCs w:val="21"/>
-                <w:lang w:eastAsia="ja-JP"/>
-              </w:rPr>
-            </w:pPr>
-            <w:r>
-              <w:rPr>
-                <w:rFonts w:ascii="BIZ UDPゴシック" w:hAnsi="BIZ UDPゴシック" w:cs="ＭＳ 明朝" w:eastAsia="BIZ UDPゴシック"/>
+              <w:spacing w:line="259" w:lineRule="auto"/>
+              <w:rPr>
+                <w:rFonts w:ascii="BIZ UDPゴシック" w:eastAsia="BIZ UDPゴシック" w:hAnsi="BIZ UDPゴシック" w:cs="Calibri"/>
+                <w:b/>
+                <w:sz w:val="21"/>
+                <w:szCs w:val="21"/>
+                <w:lang w:eastAsia="ja-JP"/>
+              </w:rPr>
+            </w:pPr>
+            <w:r>
+              <w:rPr>
+                <w:rFonts w:ascii="BIZ UDPゴシック" w:eastAsia="BIZ UDPゴシック" w:hAnsi="BIZ UDPゴシック" w:cs="ＭＳ 明朝"/>
                 <w:b/>
                 <w:sz w:val="21"/>
                 <w:szCs w:val="21"/>
@@ -2364,24 +2241,22 @@
           </w:p>
           <w:p>
             <w:pPr>
-              <w:pStyle w:val="Normal"/>
-              <w:widowControl w:val="false"/>
+              <w:widowControl w:val="0"/>
               <w:numPr>
                 <w:ilvl w:val="0"/>
                 <w:numId w:val="1"/>
               </w:numPr>
-              <w:pBdr/>
-              <w:spacing w:lineRule="auto" w:line="259"/>
-              <w:ind w:hanging="139" w:left="178"/>
-              <w:rPr>
-                <w:rFonts w:ascii="BIZ UDPゴシック" w:hAnsi="BIZ UDPゴシック" w:eastAsia="BIZ UDPゴシック" w:cs="Calibri"/>
-                <w:sz w:val="21"/>
-                <w:szCs w:val="21"/>
-              </w:rPr>
-            </w:pPr>
-            <w:r>
-              <w:rPr>
-                <w:rFonts w:ascii="BIZ UDPゴシック" w:hAnsi="BIZ UDPゴシック" w:cs="Calibri" w:eastAsia="BIZ UDPゴシック"/>
+              <w:spacing w:line="259" w:lineRule="auto"/>
+              <w:ind w:left="178" w:hanging="139"/>
+              <w:rPr>
+                <w:rFonts w:ascii="BIZ UDPゴシック" w:eastAsia="BIZ UDPゴシック" w:hAnsi="BIZ UDPゴシック" w:cs="Calibri"/>
+                <w:sz w:val="21"/>
+                <w:szCs w:val="21"/>
+              </w:rPr>
+            </w:pPr>
+            <w:r>
+              <w:rPr>
+                <w:rFonts w:ascii="BIZ UDPゴシック" w:eastAsia="BIZ UDPゴシック" w:hAnsi="BIZ UDPゴシック" w:cs="Calibri"/>
                 <w:sz w:val="21"/>
                 <w:szCs w:val="21"/>
               </w:rPr>
@@ -2390,24 +2265,22 @@
           </w:p>
           <w:p>
             <w:pPr>
-              <w:pStyle w:val="Normal"/>
-              <w:widowControl w:val="false"/>
+              <w:widowControl w:val="0"/>
               <w:numPr>
                 <w:ilvl w:val="0"/>
                 <w:numId w:val="1"/>
               </w:numPr>
-              <w:pBdr/>
-              <w:spacing w:lineRule="auto" w:line="259"/>
-              <w:ind w:hanging="139" w:left="178"/>
-              <w:rPr>
-                <w:rFonts w:ascii="BIZ UDPゴシック" w:hAnsi="BIZ UDPゴシック" w:eastAsia="BIZ UDPゴシック" w:cs="Calibri"/>
-                <w:sz w:val="21"/>
-                <w:szCs w:val="21"/>
-              </w:rPr>
-            </w:pPr>
-            <w:r>
-              <w:rPr>
-                <w:rFonts w:ascii="BIZ UDPゴシック" w:hAnsi="BIZ UDPゴシック" w:cs="Calibri" w:eastAsia="BIZ UDPゴシック"/>
+              <w:spacing w:line="259" w:lineRule="auto"/>
+              <w:ind w:left="178" w:hanging="139"/>
+              <w:rPr>
+                <w:rFonts w:ascii="BIZ UDPゴシック" w:eastAsia="BIZ UDPゴシック" w:hAnsi="BIZ UDPゴシック" w:cs="Calibri"/>
+                <w:sz w:val="21"/>
+                <w:szCs w:val="21"/>
+              </w:rPr>
+            </w:pPr>
+            <w:r>
+              <w:rPr>
+                <w:rFonts w:ascii="BIZ UDPゴシック" w:eastAsia="BIZ UDPゴシック" w:hAnsi="BIZ UDPゴシック" w:cs="Calibri"/>
                 <w:sz w:val="21"/>
                 <w:szCs w:val="21"/>
               </w:rPr>
@@ -2418,7 +2291,7 @@
       </w:tr>
       <w:tr>
         <w:trPr>
-          <w:trHeight w:val="950" w:hRule="atLeast"/>
+          <w:trHeight w:val="950"/>
         </w:trPr>
         <w:tc>
           <w:tcPr>
@@ -2432,18 +2305,17 @@
           </w:tcPr>
           <w:p>
             <w:pPr>
-              <w:pStyle w:val="Normal"/>
-              <w:spacing w:lineRule="auto" w:line="259"/>
-              <w:rPr>
-                <w:rFonts w:ascii="BIZ UDPゴシック" w:hAnsi="BIZ UDPゴシック" w:eastAsia="BIZ UDPゴシック" w:cs="Calibri"/>
-                <w:b/>
-                <w:sz w:val="21"/>
-                <w:szCs w:val="21"/>
-              </w:rPr>
-            </w:pPr>
-            <w:r>
-              <w:rPr>
-                <w:rFonts w:eastAsia="BIZ UDPゴシック" w:cs="Calibri" w:ascii="BIZ UDPゴシック" w:hAnsi="BIZ UDPゴシック"/>
+              <w:spacing w:line="259" w:lineRule="auto"/>
+              <w:rPr>
+                <w:rFonts w:ascii="BIZ UDPゴシック" w:eastAsia="BIZ UDPゴシック" w:hAnsi="BIZ UDPゴシック" w:cs="Calibri"/>
+                <w:b/>
+                <w:sz w:val="21"/>
+                <w:szCs w:val="21"/>
+              </w:rPr>
+            </w:pPr>
+            <w:r>
+              <w:rPr>
+                <w:rFonts w:ascii="BIZ UDPゴシック" w:eastAsia="BIZ UDPゴシック" w:hAnsi="BIZ UDPゴシック" w:cs="Calibri"/>
                 <w:b/>
                 <w:sz w:val="21"/>
                 <w:szCs w:val="21"/>
@@ -2465,19 +2337,18 @@
           </w:tcPr>
           <w:p>
             <w:pPr>
-              <w:pStyle w:val="Normal"/>
-              <w:spacing w:lineRule="auto" w:line="259"/>
-              <w:rPr>
-                <w:rFonts w:ascii="BIZ UDPゴシック" w:hAnsi="BIZ UDPゴシック" w:eastAsia="BIZ UDPゴシック" w:cs="Calibri"/>
-                <w:b/>
-                <w:sz w:val="21"/>
-                <w:szCs w:val="21"/>
-                <w:lang w:eastAsia="ja-JP"/>
-              </w:rPr>
-            </w:pPr>
-            <w:r>
-              <w:rPr>
-                <w:rFonts w:ascii="BIZ UDPゴシック" w:hAnsi="BIZ UDPゴシック" w:cs="ＭＳ 明朝" w:eastAsia="BIZ UDPゴシック"/>
+              <w:spacing w:line="259" w:lineRule="auto"/>
+              <w:rPr>
+                <w:rFonts w:ascii="BIZ UDPゴシック" w:eastAsia="BIZ UDPゴシック" w:hAnsi="BIZ UDPゴシック" w:cs="Calibri"/>
+                <w:b/>
+                <w:sz w:val="21"/>
+                <w:szCs w:val="21"/>
+                <w:lang w:eastAsia="ja-JP"/>
+              </w:rPr>
+            </w:pPr>
+            <w:r>
+              <w:rPr>
+                <w:rFonts w:ascii="BIZ UDPゴシック" w:eastAsia="BIZ UDPゴシック" w:hAnsi="BIZ UDPゴシック" w:cs="ＭＳ 明朝"/>
                 <w:b/>
                 <w:sz w:val="21"/>
                 <w:szCs w:val="21"/>
@@ -2490,7 +2361,7 @@
       </w:tr>
       <w:tr>
         <w:trPr>
-          <w:trHeight w:val="950" w:hRule="atLeast"/>
+          <w:trHeight w:val="950"/>
         </w:trPr>
         <w:tc>
           <w:tcPr>
@@ -2504,18 +2375,17 @@
           </w:tcPr>
           <w:p>
             <w:pPr>
-              <w:pStyle w:val="Normal"/>
-              <w:spacing w:lineRule="auto" w:line="259"/>
-              <w:rPr>
-                <w:rFonts w:ascii="BIZ UDPゴシック" w:hAnsi="BIZ UDPゴシック" w:eastAsia="BIZ UDPゴシック" w:cs="Calibri"/>
-                <w:b/>
-                <w:sz w:val="21"/>
-                <w:szCs w:val="21"/>
-              </w:rPr>
-            </w:pPr>
-            <w:r>
-              <w:rPr>
-                <w:rFonts w:eastAsia="BIZ UDPゴシック" w:cs="Calibri" w:ascii="BIZ UDPゴシック" w:hAnsi="BIZ UDPゴシック"/>
+              <w:spacing w:line="259" w:lineRule="auto"/>
+              <w:rPr>
+                <w:rFonts w:ascii="BIZ UDPゴシック" w:eastAsia="BIZ UDPゴシック" w:hAnsi="BIZ UDPゴシック" w:cs="Calibri"/>
+                <w:b/>
+                <w:sz w:val="21"/>
+                <w:szCs w:val="21"/>
+              </w:rPr>
+            </w:pPr>
+            <w:r>
+              <w:rPr>
+                <w:rFonts w:ascii="BIZ UDPゴシック" w:eastAsia="BIZ UDPゴシック" w:hAnsi="BIZ UDPゴシック" w:cs="Calibri"/>
                 <w:b/>
                 <w:sz w:val="21"/>
                 <w:szCs w:val="21"/>
@@ -2537,19 +2407,18 @@
           </w:tcPr>
           <w:p>
             <w:pPr>
-              <w:pStyle w:val="Normal"/>
-              <w:spacing w:lineRule="auto" w:line="259"/>
-              <w:rPr>
-                <w:rFonts w:ascii="BIZ UDPゴシック" w:hAnsi="BIZ UDPゴシック" w:eastAsia="BIZ UDPゴシック" w:cs="Calibri"/>
-                <w:b/>
-                <w:sz w:val="21"/>
-                <w:szCs w:val="21"/>
-                <w:lang w:eastAsia="ja-JP"/>
-              </w:rPr>
-            </w:pPr>
-            <w:r>
-              <w:rPr>
-                <w:rFonts w:ascii="BIZ UDPゴシック" w:hAnsi="BIZ UDPゴシック" w:cs="ＭＳ 明朝" w:eastAsia="BIZ UDPゴシック"/>
+              <w:spacing w:line="259" w:lineRule="auto"/>
+              <w:rPr>
+                <w:rFonts w:ascii="BIZ UDPゴシック" w:eastAsia="BIZ UDPゴシック" w:hAnsi="BIZ UDPゴシック" w:cs="Calibri"/>
+                <w:b/>
+                <w:sz w:val="21"/>
+                <w:szCs w:val="21"/>
+                <w:lang w:eastAsia="ja-JP"/>
+              </w:rPr>
+            </w:pPr>
+            <w:r>
+              <w:rPr>
+                <w:rFonts w:ascii="BIZ UDPゴシック" w:eastAsia="BIZ UDPゴシック" w:hAnsi="BIZ UDPゴシック" w:cs="ＭＳ 明朝"/>
                 <w:b/>
                 <w:sz w:val="21"/>
                 <w:szCs w:val="21"/>
@@ -2562,7 +2431,7 @@
       </w:tr>
       <w:tr>
         <w:trPr>
-          <w:trHeight w:val="950" w:hRule="atLeast"/>
+          <w:trHeight w:val="950"/>
         </w:trPr>
         <w:tc>
           <w:tcPr>
@@ -2576,18 +2445,17 @@
           </w:tcPr>
           <w:p>
             <w:pPr>
-              <w:pStyle w:val="Normal"/>
-              <w:spacing w:lineRule="auto" w:line="259"/>
-              <w:rPr>
-                <w:rFonts w:ascii="BIZ UDPゴシック" w:hAnsi="BIZ UDPゴシック" w:eastAsia="BIZ UDPゴシック" w:cs="Calibri"/>
-                <w:b/>
-                <w:sz w:val="21"/>
-                <w:szCs w:val="21"/>
-              </w:rPr>
-            </w:pPr>
-            <w:r>
-              <w:rPr>
-                <w:rFonts w:eastAsia="BIZ UDPゴシック" w:cs="Calibri" w:ascii="BIZ UDPゴシック" w:hAnsi="BIZ UDPゴシック"/>
+              <w:spacing w:line="259" w:lineRule="auto"/>
+              <w:rPr>
+                <w:rFonts w:ascii="BIZ UDPゴシック" w:eastAsia="BIZ UDPゴシック" w:hAnsi="BIZ UDPゴシック" w:cs="Calibri"/>
+                <w:b/>
+                <w:sz w:val="21"/>
+                <w:szCs w:val="21"/>
+              </w:rPr>
+            </w:pPr>
+            <w:r>
+              <w:rPr>
+                <w:rFonts w:ascii="BIZ UDPゴシック" w:eastAsia="BIZ UDPゴシック" w:hAnsi="BIZ UDPゴシック" w:cs="Calibri"/>
                 <w:b/>
                 <w:sz w:val="21"/>
                 <w:szCs w:val="21"/>
@@ -2609,19 +2477,18 @@
           </w:tcPr>
           <w:p>
             <w:pPr>
-              <w:pStyle w:val="Normal"/>
-              <w:spacing w:lineRule="auto" w:line="259"/>
-              <w:rPr>
-                <w:rFonts w:ascii="BIZ UDPゴシック" w:hAnsi="BIZ UDPゴシック" w:eastAsia="BIZ UDPゴシック" w:cs="Calibri"/>
-                <w:b/>
-                <w:sz w:val="21"/>
-                <w:szCs w:val="21"/>
-                <w:lang w:eastAsia="ja-JP"/>
-              </w:rPr>
-            </w:pPr>
-            <w:r>
-              <w:rPr>
-                <w:rFonts w:ascii="BIZ UDPゴシック" w:hAnsi="BIZ UDPゴシック" w:cs="ＭＳ 明朝" w:eastAsia="BIZ UDPゴシック"/>
+              <w:spacing w:line="259" w:lineRule="auto"/>
+              <w:rPr>
+                <w:rFonts w:ascii="BIZ UDPゴシック" w:eastAsia="BIZ UDPゴシック" w:hAnsi="BIZ UDPゴシック" w:cs="Calibri"/>
+                <w:b/>
+                <w:sz w:val="21"/>
+                <w:szCs w:val="21"/>
+                <w:lang w:eastAsia="ja-JP"/>
+              </w:rPr>
+            </w:pPr>
+            <w:r>
+              <w:rPr>
+                <w:rFonts w:ascii="BIZ UDPゴシック" w:eastAsia="BIZ UDPゴシック" w:hAnsi="BIZ UDPゴシック" w:cs="ＭＳ 明朝"/>
                 <w:b/>
                 <w:sz w:val="21"/>
                 <w:szCs w:val="21"/>
@@ -2634,7 +2501,7 @@
       </w:tr>
       <w:tr>
         <w:trPr>
-          <w:trHeight w:val="950" w:hRule="atLeast"/>
+          <w:trHeight w:val="950"/>
         </w:trPr>
         <w:tc>
           <w:tcPr>
@@ -2648,18 +2515,17 @@
           </w:tcPr>
           <w:p>
             <w:pPr>
-              <w:pStyle w:val="Normal"/>
-              <w:spacing w:lineRule="auto" w:line="259"/>
-              <w:rPr>
-                <w:rFonts w:ascii="BIZ UDPゴシック" w:hAnsi="BIZ UDPゴシック" w:eastAsia="BIZ UDPゴシック" w:cs="Calibri"/>
-                <w:b/>
-                <w:sz w:val="21"/>
-                <w:szCs w:val="21"/>
-              </w:rPr>
-            </w:pPr>
-            <w:r>
-              <w:rPr>
-                <w:rFonts w:eastAsia="BIZ UDPゴシック" w:cs="Calibri" w:ascii="BIZ UDPゴシック" w:hAnsi="BIZ UDPゴシック"/>
+              <w:spacing w:line="259" w:lineRule="auto"/>
+              <w:rPr>
+                <w:rFonts w:ascii="BIZ UDPゴシック" w:eastAsia="BIZ UDPゴシック" w:hAnsi="BIZ UDPゴシック" w:cs="Calibri"/>
+                <w:b/>
+                <w:sz w:val="21"/>
+                <w:szCs w:val="21"/>
+              </w:rPr>
+            </w:pPr>
+            <w:r>
+              <w:rPr>
+                <w:rFonts w:ascii="BIZ UDPゴシック" w:eastAsia="BIZ UDPゴシック" w:hAnsi="BIZ UDPゴシック" w:cs="Calibri"/>
                 <w:b/>
                 <w:sz w:val="21"/>
                 <w:szCs w:val="21"/>
@@ -2681,19 +2547,18 @@
           </w:tcPr>
           <w:p>
             <w:pPr>
-              <w:pStyle w:val="Normal"/>
-              <w:spacing w:lineRule="auto" w:line="259"/>
-              <w:rPr>
-                <w:rFonts w:ascii="BIZ UDPゴシック" w:hAnsi="BIZ UDPゴシック" w:eastAsia="BIZ UDPゴシック" w:cs="Calibri"/>
-                <w:b/>
-                <w:sz w:val="21"/>
-                <w:szCs w:val="21"/>
-                <w:lang w:eastAsia="ja-JP"/>
-              </w:rPr>
-            </w:pPr>
-            <w:r>
-              <w:rPr>
-                <w:rFonts w:ascii="BIZ UDPゴシック" w:hAnsi="BIZ UDPゴシック" w:cs="ＭＳ 明朝" w:eastAsia="BIZ UDPゴシック"/>
+              <w:spacing w:line="259" w:lineRule="auto"/>
+              <w:rPr>
+                <w:rFonts w:ascii="BIZ UDPゴシック" w:eastAsia="BIZ UDPゴシック" w:hAnsi="BIZ UDPゴシック" w:cs="Calibri"/>
+                <w:b/>
+                <w:sz w:val="21"/>
+                <w:szCs w:val="21"/>
+                <w:lang w:eastAsia="ja-JP"/>
+              </w:rPr>
+            </w:pPr>
+            <w:r>
+              <w:rPr>
+                <w:rFonts w:ascii="BIZ UDPゴシック" w:eastAsia="BIZ UDPゴシック" w:hAnsi="BIZ UDPゴシック" w:cs="ＭＳ 明朝"/>
                 <w:b/>
                 <w:sz w:val="21"/>
                 <w:szCs w:val="21"/>
@@ -2707,123 +2572,249 @@
     </w:tbl>
     <w:p>
       <w:pPr>
-        <w:pStyle w:val="Normal"/>
-        <w:spacing w:lineRule="auto" w:line="259"/>
+        <w:spacing w:line="259" w:lineRule="auto"/>
         <w:rPr>
-          <w:rFonts w:ascii="BIZ UDPゴシック" w:hAnsi="BIZ UDPゴシック" w:eastAsia="BIZ UDPゴシック" w:cs="Calibri"/>
+          <w:rFonts w:ascii="BIZ UDPゴシック" w:eastAsia="BIZ UDPゴシック" w:hAnsi="BIZ UDPゴシック" w:cs="Calibri"/>
           <w:b/>
           <w:sz w:val="21"/>
           <w:szCs w:val="21"/>
           <w:lang w:eastAsia="zh-TW"/>
         </w:rPr>
       </w:pPr>
-      <w:r>
-        <w:rPr>
-          <w:rFonts w:ascii="BIZ UDPゴシック" w:hAnsi="BIZ UDPゴシック" w:cs="ＭＳ 明朝" w:eastAsia="BIZ UDPゴシック"/>
-          <w:b/>
-          <w:sz w:val="21"/>
-          <w:szCs w:val="21"/>
-          <w:lang w:eastAsia="zh-TW"/>
-        </w:rPr>
-      </w:r>
     </w:p>
     <w:sectPr>
-      <w:headerReference w:type="even" r:id="rId2"/>
-      <w:headerReference w:type="default" r:id="rId3"/>
-      <w:headerReference w:type="first" r:id="rId4"/>
-      <w:type w:val="nextPage"/>
+      <w:headerReference w:type="even" r:id="rId8"/>
+      <w:headerReference w:type="default" r:id="rId9"/>
+      <w:headerReference w:type="first" r:id="rId10"/>
       <w:pgSz w:w="11906" w:h="16838"/>
-      <w:pgMar w:left="720" w:right="720" w:gutter="0" w:header="680" w:top="737" w:footer="0" w:bottom="567"/>
-      <w:pgNumType w:start="1" w:fmt="decimal"/>
-      <w:formProt w:val="false"/>
-      <w:textDirection w:val="lrTb"/>
-      <w:docGrid w:type="default" w:linePitch="100" w:charSpace="0"/>
+      <w:pgMar w:top="737" w:right="720" w:bottom="567" w:left="720" w:header="680" w:footer="0" w:gutter="0"/>
+      <w:pgNumType w:start="1"/>
+      <w:cols w:space="720"/>
+      <w:formProt w:val="0"/>
+      <w:docGrid w:linePitch="100"/>
     </w:sectPr>
   </w:body>
 </w:document>
 </file>
 
+<file path=word/endnotes.xml><?xml version="1.0" encoding="utf-8"?>
+<w:endnotes xmlns:wpc="http://schemas.microsoft.com/office/word/2010/wordprocessingCanvas" xmlns:cx="http://schemas.microsoft.com/office/drawing/2014/chartex" xmlns:cx1="http://schemas.microsoft.com/office/drawing/2015/9/8/chartex" xmlns:cx2="http://schemas.microsoft.com/office/drawing/2015/10/21/chartex" xmlns:cx3="http://schemas.microsoft.com/office/drawing/2016/5/9/chartex" xmlns:cx4="http://schemas.microsoft.com/office/drawing/2016/5/10/chartex" xmlns:cx5="http://schemas.microsoft.com/office/drawing/2016/5/11/chartex" xmlns:cx6="http://schemas.microsoft.com/office/drawing/2016/5/12/chartex" xmlns:cx7="http://schemas.microsoft.com/office/drawing/2016/5/13/chartex" xmlns:cx8="http://schemas.microsoft.com/office/drawing/2016/5/14/chartex" xmlns:mc="http://schemas.openxmlformats.org/markup-compatibility/2006" xmlns:aink="http://schemas.microsoft.com/office/drawing/2016/ink" xmlns:am3d="http://schemas.microsoft.com/office/drawing/2017/model3d" xmlns:o="urn:schemas-microsoft-com:office:office" xmlns:oel="http://schemas.microsoft.com/office/2019/extlst" xmlns:r="http://schemas.openxmlformats.org/officeDocument/2006/relationships" xmlns:m="http://schemas.openxmlformats.org/officeDocument/2006/math" xmlns:v="urn:schemas-microsoft-com:vml" xmlns:wp14="http://schemas.microsoft.com/office/word/2010/wordprocessingDrawing" xmlns:wp="http://schemas.openxmlformats.org/drawingml/2006/wordprocessingDrawing" xmlns:w10="urn:schemas-microsoft-com:office:word" xmlns:w="http://schemas.openxmlformats.org/wordprocessingml/2006/main" xmlns:w14="http://schemas.microsoft.com/office/word/2010/wordml" xmlns:w15="http://schemas.microsoft.com/office/word/2012/wordml" xmlns:w16cei="http://schemas.microsoft.com/office/word/2026/wordml/cei" xmlns:w16cex="http://schemas.microsoft.com/office/word/2018/wordml/cex" xmlns:w16cid="http://schemas.microsoft.com/office/word/2016/wordml/cid" xmlns:w16="http://schemas.microsoft.com/office/word/2018/wordml" xmlns:w16du="http://schemas.microsoft.com/office/word/2023/wordml/word16du" xmlns:w16sdtdh="http://schemas.microsoft.com/office/word/2020/wordml/sdtdatahash" xmlns:w16sdtfl="http://schemas.microsoft.com/office/word/2024/wordml/sdtformatlock" xmlns:w16se="http://schemas.microsoft.com/office/word/2015/wordml/symex" xmlns:wpg="http://schemas.microsoft.com/office/word/2010/wordprocessingGroup" xmlns:wpi="http://schemas.microsoft.com/office/word/2010/wordprocessingInk" xmlns:wne="http://schemas.microsoft.com/office/word/2006/wordml" xmlns:wps="http://schemas.microsoft.com/office/word/2010/wordprocessingShape" mc:Ignorable="w14 w15 w16se w16cid w16 w16cex w16sdtdh w16sdtfl w16du wp14">
+  <w:endnote w:type="separator" w:id="-1">
+    <w:p>
+      <w:r>
+        <w:separator/>
+      </w:r>
+    </w:p>
+  </w:endnote>
+  <w:endnote w:type="continuationSeparator" w:id="0">
+    <w:p>
+      <w:r>
+        <w:continuationSeparator/>
+      </w:r>
+    </w:p>
+  </w:endnote>
+</w:endnotes>
+</file>
+
+<file path=word/footnotes.xml><?xml version="1.0" encoding="utf-8"?>
+<w:footnotes xmlns:wpc="http://schemas.microsoft.com/office/word/2010/wordprocessingCanvas" xmlns:cx="http://schemas.microsoft.com/office/drawing/2014/chartex" xmlns:cx1="http://schemas.microsoft.com/office/drawing/2015/9/8/chartex" xmlns:cx2="http://schemas.microsoft.com/office/drawing/2015/10/21/chartex" xmlns:cx3="http://schemas.microsoft.com/office/drawing/2016/5/9/chartex" xmlns:cx4="http://schemas.microsoft.com/office/drawing/2016/5/10/chartex" xmlns:cx5="http://schemas.microsoft.com/office/drawing/2016/5/11/chartex" xmlns:cx6="http://schemas.microsoft.com/office/drawing/2016/5/12/chartex" xmlns:cx7="http://schemas.microsoft.com/office/drawing/2016/5/13/chartex" xmlns:cx8="http://schemas.microsoft.com/office/drawing/2016/5/14/chartex" xmlns:mc="http://schemas.openxmlformats.org/markup-compatibility/2006" xmlns:aink="http://schemas.microsoft.com/office/drawing/2016/ink" xmlns:am3d="http://schemas.microsoft.com/office/drawing/2017/model3d" xmlns:o="urn:schemas-microsoft-com:office:office" xmlns:oel="http://schemas.microsoft.com/office/2019/extlst" xmlns:r="http://schemas.openxmlformats.org/officeDocument/2006/relationships" xmlns:m="http://schemas.openxmlformats.org/officeDocument/2006/math" xmlns:v="urn:schemas-microsoft-com:vml" xmlns:wp14="http://schemas.microsoft.com/office/word/2010/wordprocessingDrawing" xmlns:wp="http://schemas.openxmlformats.org/drawingml/2006/wordprocessingDrawing" xmlns:w10="urn:schemas-microsoft-com:office:word" xmlns:w="http://schemas.openxmlformats.org/wordprocessingml/2006/main" xmlns:w14="http://schemas.microsoft.com/office/word/2010/wordml" xmlns:w15="http://schemas.microsoft.com/office/word/2012/wordml" xmlns:w16cei="http://schemas.microsoft.com/office/word/2026/wordml/cei" xmlns:w16cex="http://schemas.microsoft.com/office/word/2018/wordml/cex" xmlns:w16cid="http://schemas.microsoft.com/office/word/2016/wordml/cid" xmlns:w16="http://schemas.microsoft.com/office/word/2018/wordml" xmlns:w16du="http://schemas.microsoft.com/office/word/2023/wordml/word16du" xmlns:w16sdtdh="http://schemas.microsoft.com/office/word/2020/wordml/sdtdatahash" xmlns:w16sdtfl="http://schemas.microsoft.com/office/word/2024/wordml/sdtformatlock" xmlns:w16se="http://schemas.microsoft.com/office/word/2015/wordml/symex" xmlns:wpg="http://schemas.microsoft.com/office/word/2010/wordprocessingGroup" xmlns:wpi="http://schemas.microsoft.com/office/word/2010/wordprocessingInk" xmlns:wne="http://schemas.microsoft.com/office/word/2006/wordml" xmlns:wps="http://schemas.microsoft.com/office/word/2010/wordprocessingShape" mc:Ignorable="w14 w15 w16se w16cid w16 w16cex w16sdtdh w16sdtfl w16du wp14">
+  <w:footnote w:type="separator" w:id="-1">
+    <w:p>
+      <w:r>
+        <w:separator/>
+      </w:r>
+    </w:p>
+  </w:footnote>
+  <w:footnote w:type="continuationSeparator" w:id="0">
+    <w:p>
+      <w:r>
+        <w:continuationSeparator/>
+      </w:r>
+    </w:p>
+  </w:footnote>
+</w:footnotes>
+</file>
+
 <file path=word/header1.xml><?xml version="1.0" encoding="utf-8"?>
-<w:hdr xmlns:o="urn:schemas-microsoft-com:office:office" xmlns:r="http://schemas.openxmlformats.org/officeDocument/2006/relationships" xmlns:v="urn:schemas-microsoft-com:vml" xmlns:w="http://schemas.openxmlformats.org/wordprocessingml/2006/main" xmlns:w10="urn:schemas-microsoft-com:office:word" xmlns:wp="http://schemas.openxmlformats.org/drawingml/2006/wordprocessingDrawing" xmlns:wps="http://schemas.microsoft.com/office/word/2010/wordprocessingShape" xmlns:wpg="http://schemas.microsoft.com/office/word/2010/wordprocessingGroup" xmlns:mc="http://schemas.openxmlformats.org/markup-compatibility/2006" xmlns:wp14="http://schemas.microsoft.com/office/word/2010/wordprocessingDrawing" xmlns:w14="http://schemas.microsoft.com/office/word/2010/wordml" xmlns:w15="http://schemas.microsoft.com/office/word/2012/wordml" mc:Ignorable="w14 wp14 w15">
+<w:hdr xmlns:wpc="http://schemas.microsoft.com/office/word/2010/wordprocessingCanvas" xmlns:cx="http://schemas.microsoft.com/office/drawing/2014/chartex" xmlns:cx1="http://schemas.microsoft.com/office/drawing/2015/9/8/chartex" xmlns:cx2="http://schemas.microsoft.com/office/drawing/2015/10/21/chartex" xmlns:cx3="http://schemas.microsoft.com/office/drawing/2016/5/9/chartex" xmlns:cx4="http://schemas.microsoft.com/office/drawing/2016/5/10/chartex" xmlns:cx5="http://schemas.microsoft.com/office/drawing/2016/5/11/chartex" xmlns:cx6="http://schemas.microsoft.com/office/drawing/2016/5/12/chartex" xmlns:cx7="http://schemas.microsoft.com/office/drawing/2016/5/13/chartex" xmlns:cx8="http://schemas.microsoft.com/office/drawing/2016/5/14/chartex" xmlns:mc="http://schemas.openxmlformats.org/markup-compatibility/2006" xmlns:aink="http://schemas.microsoft.com/office/drawing/2016/ink" xmlns:am3d="http://schemas.microsoft.com/office/drawing/2017/model3d" xmlns:o="urn:schemas-microsoft-com:office:office" xmlns:oel="http://schemas.microsoft.com/office/2019/extlst" xmlns:r="http://schemas.openxmlformats.org/officeDocument/2006/relationships" xmlns:m="http://schemas.openxmlformats.org/officeDocument/2006/math" xmlns:v="urn:schemas-microsoft-com:vml" xmlns:wp14="http://schemas.microsoft.com/office/word/2010/wordprocessingDrawing" xmlns:wp="http://schemas.openxmlformats.org/drawingml/2006/wordprocessingDrawing" xmlns:w10="urn:schemas-microsoft-com:office:word" xmlns:w="http://schemas.openxmlformats.org/wordprocessingml/2006/main" xmlns:w14="http://schemas.microsoft.com/office/word/2010/wordml" xmlns:w15="http://schemas.microsoft.com/office/word/2012/wordml" xmlns:w16cei="http://schemas.microsoft.com/office/word/2026/wordml/cei" xmlns:w16cex="http://schemas.microsoft.com/office/word/2018/wordml/cex" xmlns:w16cid="http://schemas.microsoft.com/office/word/2016/wordml/cid" xmlns:w16="http://schemas.microsoft.com/office/word/2018/wordml" xmlns:w16du="http://schemas.microsoft.com/office/word/2023/wordml/word16du" xmlns:w16sdtdh="http://schemas.microsoft.com/office/word/2020/wordml/sdtdatahash" xmlns:w16sdtfl="http://schemas.microsoft.com/office/word/2024/wordml/sdtformatlock" xmlns:w16se="http://schemas.microsoft.com/office/word/2015/wordml/symex" xmlns:wpg="http://schemas.microsoft.com/office/word/2010/wordprocessingGroup" xmlns:wpi="http://schemas.microsoft.com/office/word/2010/wordprocessingInk" xmlns:wne="http://schemas.microsoft.com/office/word/2006/wordml" xmlns:wps="http://schemas.microsoft.com/office/word/2010/wordprocessingShape" mc:Ignorable="w14 w15 w16se w16cid w16 w16cex w16sdtdh w16sdtfl w16du wp14">
   <w:p>
     <w:pPr>
-      <w:pStyle w:val="Header"/>
-      <w:rPr/>
+      <w:pStyle w:val="a4"/>
     </w:pPr>
-    <w:r>
-      <w:rPr/>
-    </w:r>
   </w:p>
 </w:hdr>
 </file>
 
 <file path=word/header2.xml><?xml version="1.0" encoding="utf-8"?>
-<w:hdr xmlns:o="urn:schemas-microsoft-com:office:office" xmlns:r="http://schemas.openxmlformats.org/officeDocument/2006/relationships" xmlns:v="urn:schemas-microsoft-com:vml" xmlns:w="http://schemas.openxmlformats.org/wordprocessingml/2006/main" xmlns:w10="urn:schemas-microsoft-com:office:word" xmlns:wp="http://schemas.openxmlformats.org/drawingml/2006/wordprocessingDrawing" xmlns:wps="http://schemas.microsoft.com/office/word/2010/wordprocessingShape" xmlns:wpg="http://schemas.microsoft.com/office/word/2010/wordprocessingGroup" xmlns:mc="http://schemas.openxmlformats.org/markup-compatibility/2006" xmlns:wp14="http://schemas.microsoft.com/office/word/2010/wordprocessingDrawing" xmlns:w14="http://schemas.microsoft.com/office/word/2010/wordml" xmlns:w15="http://schemas.microsoft.com/office/word/2012/wordml" mc:Ignorable="w14 wp14 w15">
+<w:hdr xmlns:wpc="http://schemas.microsoft.com/office/word/2010/wordprocessingCanvas" xmlns:cx="http://schemas.microsoft.com/office/drawing/2014/chartex" xmlns:cx1="http://schemas.microsoft.com/office/drawing/2015/9/8/chartex" xmlns:cx2="http://schemas.microsoft.com/office/drawing/2015/10/21/chartex" xmlns:cx3="http://schemas.microsoft.com/office/drawing/2016/5/9/chartex" xmlns:cx4="http://schemas.microsoft.com/office/drawing/2016/5/10/chartex" xmlns:cx5="http://schemas.microsoft.com/office/drawing/2016/5/11/chartex" xmlns:cx6="http://schemas.microsoft.com/office/drawing/2016/5/12/chartex" xmlns:cx7="http://schemas.microsoft.com/office/drawing/2016/5/13/chartex" xmlns:cx8="http://schemas.microsoft.com/office/drawing/2016/5/14/chartex" xmlns:mc="http://schemas.openxmlformats.org/markup-compatibility/2006" xmlns:aink="http://schemas.microsoft.com/office/drawing/2016/ink" xmlns:am3d="http://schemas.microsoft.com/office/drawing/2017/model3d" xmlns:o="urn:schemas-microsoft-com:office:office" xmlns:oel="http://schemas.microsoft.com/office/2019/extlst" xmlns:r="http://schemas.openxmlformats.org/officeDocument/2006/relationships" xmlns:m="http://schemas.openxmlformats.org/officeDocument/2006/math" xmlns:v="urn:schemas-microsoft-com:vml" xmlns:wp14="http://schemas.microsoft.com/office/word/2010/wordprocessingDrawing" xmlns:wp="http://schemas.openxmlformats.org/drawingml/2006/wordprocessingDrawing" xmlns:w10="urn:schemas-microsoft-com:office:word" xmlns:w="http://schemas.openxmlformats.org/wordprocessingml/2006/main" xmlns:w14="http://schemas.microsoft.com/office/word/2010/wordml" xmlns:w15="http://schemas.microsoft.com/office/word/2012/wordml" xmlns:w16cei="http://schemas.microsoft.com/office/word/2026/wordml/cei" xmlns:w16cex="http://schemas.microsoft.com/office/word/2018/wordml/cex" xmlns:w16cid="http://schemas.microsoft.com/office/word/2016/wordml/cid" xmlns:w16="http://schemas.microsoft.com/office/word/2018/wordml" xmlns:w16du="http://schemas.microsoft.com/office/word/2023/wordml/word16du" xmlns:w16sdtdh="http://schemas.microsoft.com/office/word/2020/wordml/sdtdatahash" xmlns:w16sdtfl="http://schemas.microsoft.com/office/word/2024/wordml/sdtformatlock" xmlns:w16se="http://schemas.microsoft.com/office/word/2015/wordml/symex" xmlns:wpg="http://schemas.microsoft.com/office/word/2010/wordprocessingGroup" xmlns:wpi="http://schemas.microsoft.com/office/word/2010/wordprocessingInk" xmlns:wne="http://schemas.microsoft.com/office/word/2006/wordml" xmlns:wps="http://schemas.microsoft.com/office/word/2010/wordprocessingShape" mc:Ignorable="w14 w15 w16se w16cid w16 w16cex w16sdtdh w16sdtfl w16du wp14">
   <w:p>
     <w:pPr>
-      <w:pStyle w:val="Normal"/>
-      <w:widowControl w:val="false"/>
-      <w:pBdr/>
+      <w:widowControl w:val="0"/>
       <w:tabs>
-        <w:tab w:val="clear" w:pos="720"/>
-        <w:tab w:val="center" w:pos="4252" w:leader="none"/>
-        <w:tab w:val="right" w:pos="8504" w:leader="none"/>
+        <w:tab w:val="center" w:pos="4252"/>
+        <w:tab w:val="right" w:pos="8504"/>
       </w:tabs>
       <w:jc w:val="center"/>
       <w:rPr>
-        <w:rFonts w:ascii="Calibri" w:hAnsi="Calibri" w:eastAsia="Calibri" w:cs="Calibri"/>
+        <w:rFonts w:ascii="Calibri" w:eastAsia="Calibri" w:hAnsi="Calibri" w:cs="Calibri"/>
         <w:color w:val="FF0000"/>
         <w:sz w:val="21"/>
         <w:szCs w:val="21"/>
       </w:rPr>
     </w:pPr>
-    <w:r>
-      <w:rPr>
-        <w:rFonts w:eastAsia="Calibri" w:cs="Calibri" w:ascii="Calibri" w:hAnsi="Calibri"/>
-        <w:color w:val="FF0000"/>
-        <w:sz w:val="21"/>
-        <w:szCs w:val="21"/>
-      </w:rPr>
-    </w:r>
   </w:p>
 </w:hdr>
 </file>
 
 <file path=word/header3.xml><?xml version="1.0" encoding="utf-8"?>
-<w:hdr xmlns:o="urn:schemas-microsoft-com:office:office" xmlns:r="http://schemas.openxmlformats.org/officeDocument/2006/relationships" xmlns:v="urn:schemas-microsoft-com:vml" xmlns:w="http://schemas.openxmlformats.org/wordprocessingml/2006/main" xmlns:w10="urn:schemas-microsoft-com:office:word" xmlns:wp="http://schemas.openxmlformats.org/drawingml/2006/wordprocessingDrawing" xmlns:wps="http://schemas.microsoft.com/office/word/2010/wordprocessingShape" xmlns:wpg="http://schemas.microsoft.com/office/word/2010/wordprocessingGroup" xmlns:mc="http://schemas.openxmlformats.org/markup-compatibility/2006" xmlns:wp14="http://schemas.microsoft.com/office/word/2010/wordprocessingDrawing" xmlns:w14="http://schemas.microsoft.com/office/word/2010/wordml" xmlns:w15="http://schemas.microsoft.com/office/word/2012/wordml" mc:Ignorable="w14 wp14 w15">
+<w:hdr xmlns:wpc="http://schemas.microsoft.com/office/word/2010/wordprocessingCanvas" xmlns:cx="http://schemas.microsoft.com/office/drawing/2014/chartex" xmlns:cx1="http://schemas.microsoft.com/office/drawing/2015/9/8/chartex" xmlns:cx2="http://schemas.microsoft.com/office/drawing/2015/10/21/chartex" xmlns:cx3="http://schemas.microsoft.com/office/drawing/2016/5/9/chartex" xmlns:cx4="http://schemas.microsoft.com/office/drawing/2016/5/10/chartex" xmlns:cx5="http://schemas.microsoft.com/office/drawing/2016/5/11/chartex" xmlns:cx6="http://schemas.microsoft.com/office/drawing/2016/5/12/chartex" xmlns:cx7="http://schemas.microsoft.com/office/drawing/2016/5/13/chartex" xmlns:cx8="http://schemas.microsoft.com/office/drawing/2016/5/14/chartex" xmlns:mc="http://schemas.openxmlformats.org/markup-compatibility/2006" xmlns:aink="http://schemas.microsoft.com/office/drawing/2016/ink" xmlns:am3d="http://schemas.microsoft.com/office/drawing/2017/model3d" xmlns:o="urn:schemas-microsoft-com:office:office" xmlns:oel="http://schemas.microsoft.com/office/2019/extlst" xmlns:r="http://schemas.openxmlformats.org/officeDocument/2006/relationships" xmlns:m="http://schemas.openxmlformats.org/officeDocument/2006/math" xmlns:v="urn:schemas-microsoft-com:vml" xmlns:wp14="http://schemas.microsoft.com/office/word/2010/wordprocessingDrawing" xmlns:wp="http://schemas.openxmlformats.org/drawingml/2006/wordprocessingDrawing" xmlns:w10="urn:schemas-microsoft-com:office:word" xmlns:w="http://schemas.openxmlformats.org/wordprocessingml/2006/main" xmlns:w14="http://schemas.microsoft.com/office/word/2010/wordml" xmlns:w15="http://schemas.microsoft.com/office/word/2012/wordml" xmlns:w16cei="http://schemas.microsoft.com/office/word/2026/wordml/cei" xmlns:w16cex="http://schemas.microsoft.com/office/word/2018/wordml/cex" xmlns:w16cid="http://schemas.microsoft.com/office/word/2016/wordml/cid" xmlns:w16="http://schemas.microsoft.com/office/word/2018/wordml" xmlns:w16du="http://schemas.microsoft.com/office/word/2023/wordml/word16du" xmlns:w16sdtdh="http://schemas.microsoft.com/office/word/2020/wordml/sdtdatahash" xmlns:w16sdtfl="http://schemas.microsoft.com/office/word/2024/wordml/sdtformatlock" xmlns:w16se="http://schemas.microsoft.com/office/word/2015/wordml/symex" xmlns:wpg="http://schemas.microsoft.com/office/word/2010/wordprocessingGroup" xmlns:wpi="http://schemas.microsoft.com/office/word/2010/wordprocessingInk" xmlns:wne="http://schemas.microsoft.com/office/word/2006/wordml" xmlns:wps="http://schemas.microsoft.com/office/word/2010/wordprocessingShape" mc:Ignorable="w14 w15 w16se w16cid w16 w16cex w16sdtdh w16sdtfl w16du wp14">
   <w:p>
     <w:pPr>
-      <w:pStyle w:val="Normal"/>
-      <w:widowControl w:val="false"/>
-      <w:pBdr/>
+      <w:widowControl w:val="0"/>
       <w:tabs>
-        <w:tab w:val="clear" w:pos="720"/>
-        <w:tab w:val="center" w:pos="4252" w:leader="none"/>
-        <w:tab w:val="right" w:pos="8504" w:leader="none"/>
+        <w:tab w:val="center" w:pos="4252"/>
+        <w:tab w:val="right" w:pos="8504"/>
       </w:tabs>
       <w:jc w:val="center"/>
       <w:rPr>
-        <w:rFonts w:ascii="Calibri" w:hAnsi="Calibri" w:eastAsia="Calibri" w:cs="Calibri"/>
+        <w:rFonts w:ascii="Calibri" w:eastAsia="Calibri" w:hAnsi="Calibri" w:cs="Calibri"/>
         <w:color w:val="FF0000"/>
         <w:sz w:val="21"/>
         <w:szCs w:val="21"/>
       </w:rPr>
     </w:pPr>
-    <w:r>
-      <w:rPr>
-        <w:rFonts w:eastAsia="Calibri" w:cs="Calibri" w:ascii="Calibri" w:hAnsi="Calibri"/>
-        <w:color w:val="FF0000"/>
-        <w:sz w:val="21"/>
-        <w:szCs w:val="21"/>
-      </w:rPr>
-    </w:r>
   </w:p>
 </w:hdr>
 </file>
 
 <file path=word/numbering.xml><?xml version="1.0" encoding="utf-8"?>
-<w:numbering xmlns:w="http://schemas.openxmlformats.org/wordprocessingml/2006/main" xmlns:o="urn:schemas-microsoft-com:office:office" xmlns:r="http://schemas.openxmlformats.org/officeDocument/2006/relationships" xmlns:v="urn:schemas-microsoft-com:vml" xmlns:mc="http://schemas.openxmlformats.org/markup-compatibility/2006" xmlns:w14="http://schemas.microsoft.com/office/word/2010/wordml" mc:Ignorable="w14">
-  <w:abstractNum w:abstractNumId="1">
+<w:numbering xmlns:wpc="http://schemas.microsoft.com/office/word/2010/wordprocessingCanvas" xmlns:cx="http://schemas.microsoft.com/office/drawing/2014/chartex" xmlns:cx1="http://schemas.microsoft.com/office/drawing/2015/9/8/chartex" xmlns:cx2="http://schemas.microsoft.com/office/drawing/2015/10/21/chartex" xmlns:cx3="http://schemas.microsoft.com/office/drawing/2016/5/9/chartex" xmlns:cx4="http://schemas.microsoft.com/office/drawing/2016/5/10/chartex" xmlns:cx5="http://schemas.microsoft.com/office/drawing/2016/5/11/chartex" xmlns:cx6="http://schemas.microsoft.com/office/drawing/2016/5/12/chartex" xmlns:cx7="http://schemas.microsoft.com/office/drawing/2016/5/13/chartex" xmlns:cx8="http://schemas.microsoft.com/office/drawing/2016/5/14/chartex" xmlns:mc="http://schemas.openxmlformats.org/markup-compatibility/2006" xmlns:aink="http://schemas.microsoft.com/office/drawing/2016/ink" xmlns:am3d="http://schemas.microsoft.com/office/drawing/2017/model3d" xmlns:o="urn:schemas-microsoft-com:office:office" xmlns:oel="http://schemas.microsoft.com/office/2019/extlst" xmlns:r="http://schemas.openxmlformats.org/officeDocument/2006/relationships" xmlns:m="http://schemas.openxmlformats.org/officeDocument/2006/math" xmlns:v="urn:schemas-microsoft-com:vml" xmlns:wp14="http://schemas.microsoft.com/office/word/2010/wordprocessingDrawing" xmlns:wp="http://schemas.openxmlformats.org/drawingml/2006/wordprocessingDrawing" xmlns:w10="urn:schemas-microsoft-com:office:word" xmlns:w="http://schemas.openxmlformats.org/wordprocessingml/2006/main" xmlns:w14="http://schemas.microsoft.com/office/word/2010/wordml" xmlns:w15="http://schemas.microsoft.com/office/word/2012/wordml" xmlns:w16cei="http://schemas.microsoft.com/office/word/2026/wordml/cei" xmlns:w16cex="http://schemas.microsoft.com/office/word/2018/wordml/cex" xmlns:w16cid="http://schemas.microsoft.com/office/word/2016/wordml/cid" xmlns:w16="http://schemas.microsoft.com/office/word/2018/wordml" xmlns:w16du="http://schemas.microsoft.com/office/word/2023/wordml/word16du" xmlns:w16sdtdh="http://schemas.microsoft.com/office/word/2020/wordml/sdtdatahash" xmlns:w16sdtfl="http://schemas.microsoft.com/office/word/2024/wordml/sdtformatlock" xmlns:w16se="http://schemas.microsoft.com/office/word/2015/wordml/symex" xmlns:wpg="http://schemas.microsoft.com/office/word/2010/wordprocessingGroup" xmlns:wpi="http://schemas.microsoft.com/office/word/2010/wordprocessingInk" xmlns:wne="http://schemas.microsoft.com/office/word/2006/wordml" xmlns:wps="http://schemas.microsoft.com/office/word/2010/wordprocessingShape" mc:Ignorable="w14 w15 w16se w16cid w16 w16cex w16sdtdh w16sdtfl w16du wp14">
+  <w:abstractNum w:abstractNumId="0" w15:restartNumberingAfterBreak="0">
+    <w:nsid w:val="19B15060"/>
+    <w:multiLevelType w:val="multilevel"/>
+    <w:tmpl w:val="7FA08FA4"/>
+    <w:lvl w:ilvl="0">
+      <w:start w:val="1"/>
+      <w:numFmt w:val="none"/>
+      <w:suff w:val="nothing"/>
+      <w:lvlText w:val=""/>
+      <w:lvlJc w:val="left"/>
+      <w:pPr>
+        <w:tabs>
+          <w:tab w:val="num" w:pos="0"/>
+        </w:tabs>
+        <w:ind w:left="0" w:firstLine="0"/>
+      </w:pPr>
+    </w:lvl>
+    <w:lvl w:ilvl="1">
+      <w:start w:val="1"/>
+      <w:numFmt w:val="none"/>
+      <w:suff w:val="nothing"/>
+      <w:lvlText w:val=""/>
+      <w:lvlJc w:val="left"/>
+      <w:pPr>
+        <w:tabs>
+          <w:tab w:val="num" w:pos="0"/>
+        </w:tabs>
+        <w:ind w:left="0" w:firstLine="0"/>
+      </w:pPr>
+    </w:lvl>
+    <w:lvl w:ilvl="2">
+      <w:start w:val="1"/>
+      <w:numFmt w:val="none"/>
+      <w:suff w:val="nothing"/>
+      <w:lvlText w:val=""/>
+      <w:lvlJc w:val="left"/>
+      <w:pPr>
+        <w:tabs>
+          <w:tab w:val="num" w:pos="0"/>
+        </w:tabs>
+        <w:ind w:left="0" w:firstLine="0"/>
+      </w:pPr>
+    </w:lvl>
+    <w:lvl w:ilvl="3">
+      <w:start w:val="1"/>
+      <w:numFmt w:val="none"/>
+      <w:suff w:val="nothing"/>
+      <w:lvlText w:val=""/>
+      <w:lvlJc w:val="left"/>
+      <w:pPr>
+        <w:tabs>
+          <w:tab w:val="num" w:pos="0"/>
+        </w:tabs>
+        <w:ind w:left="0" w:firstLine="0"/>
+      </w:pPr>
+    </w:lvl>
+    <w:lvl w:ilvl="4">
+      <w:start w:val="1"/>
+      <w:numFmt w:val="none"/>
+      <w:suff w:val="nothing"/>
+      <w:lvlText w:val=""/>
+      <w:lvlJc w:val="left"/>
+      <w:pPr>
+        <w:tabs>
+          <w:tab w:val="num" w:pos="0"/>
+        </w:tabs>
+        <w:ind w:left="0" w:firstLine="0"/>
+      </w:pPr>
+    </w:lvl>
+    <w:lvl w:ilvl="5">
+      <w:start w:val="1"/>
+      <w:numFmt w:val="none"/>
+      <w:suff w:val="nothing"/>
+      <w:lvlText w:val=""/>
+      <w:lvlJc w:val="left"/>
+      <w:pPr>
+        <w:tabs>
+          <w:tab w:val="num" w:pos="0"/>
+        </w:tabs>
+        <w:ind w:left="0" w:firstLine="0"/>
+      </w:pPr>
+    </w:lvl>
+    <w:lvl w:ilvl="6">
+      <w:start w:val="1"/>
+      <w:numFmt w:val="none"/>
+      <w:suff w:val="nothing"/>
+      <w:lvlText w:val=""/>
+      <w:lvlJc w:val="left"/>
+      <w:pPr>
+        <w:tabs>
+          <w:tab w:val="num" w:pos="0"/>
+        </w:tabs>
+        <w:ind w:left="0" w:firstLine="0"/>
+      </w:pPr>
+    </w:lvl>
+    <w:lvl w:ilvl="7">
+      <w:start w:val="1"/>
+      <w:numFmt w:val="none"/>
+      <w:suff w:val="nothing"/>
+      <w:lvlText w:val=""/>
+      <w:lvlJc w:val="left"/>
+      <w:pPr>
+        <w:tabs>
+          <w:tab w:val="num" w:pos="0"/>
+        </w:tabs>
+        <w:ind w:left="0" w:firstLine="0"/>
+      </w:pPr>
+    </w:lvl>
+    <w:lvl w:ilvl="8">
+      <w:start w:val="1"/>
+      <w:numFmt w:val="none"/>
+      <w:suff w:val="nothing"/>
+      <w:lvlText w:val=""/>
+      <w:lvlJc w:val="left"/>
+      <w:pPr>
+        <w:tabs>
+          <w:tab w:val="num" w:pos="0"/>
+        </w:tabs>
+        <w:ind w:left="0" w:firstLine="0"/>
+      </w:pPr>
+    </w:lvl>
+  </w:abstractNum>
+  <w:abstractNum w:abstractNumId="1" w15:restartNumberingAfterBreak="0">
+    <w:nsid w:val="2D357BD6"/>
+    <w:multiLevelType w:val="multilevel"/>
+    <w:tmpl w:val="2730D0C6"/>
     <w:lvl w:ilvl="0">
       <w:start w:val="1"/>
       <w:numFmt w:val="bullet"/>
@@ -2960,7 +2951,10 @@
       </w:rPr>
     </w:lvl>
   </w:abstractNum>
-  <w:abstractNum w:abstractNumId="2">
+  <w:abstractNum w:abstractNumId="2" w15:restartNumberingAfterBreak="0">
+    <w:nsid w:val="6182736E"/>
+    <w:multiLevelType w:val="multilevel"/>
+    <w:tmpl w:val="04CEC6EE"/>
     <w:lvl w:ilvl="0">
       <w:start w:val="1"/>
       <w:numFmt w:val="bullet"/>
@@ -3097,143 +3091,24 @@
       </w:rPr>
     </w:lvl>
   </w:abstractNum>
-  <w:abstractNum w:abstractNumId="3">
-    <w:lvl w:ilvl="0">
-      <w:start w:val="1"/>
-      <w:numFmt w:val="none"/>
-      <w:suff w:val="nothing"/>
-      <w:lvlText w:val=""/>
-      <w:lvlJc w:val="left"/>
-      <w:pPr>
-        <w:tabs>
-          <w:tab w:val="num" w:pos="0"/>
-        </w:tabs>
-        <w:ind w:left="0" w:hanging="0"/>
-      </w:pPr>
-    </w:lvl>
-    <w:lvl w:ilvl="1">
-      <w:start w:val="1"/>
-      <w:numFmt w:val="none"/>
-      <w:suff w:val="nothing"/>
-      <w:lvlText w:val=""/>
-      <w:lvlJc w:val="left"/>
-      <w:pPr>
-        <w:tabs>
-          <w:tab w:val="num" w:pos="0"/>
-        </w:tabs>
-        <w:ind w:left="0" w:hanging="0"/>
-      </w:pPr>
-    </w:lvl>
-    <w:lvl w:ilvl="2">
-      <w:start w:val="1"/>
-      <w:numFmt w:val="none"/>
-      <w:suff w:val="nothing"/>
-      <w:lvlText w:val=""/>
-      <w:lvlJc w:val="left"/>
-      <w:pPr>
-        <w:tabs>
-          <w:tab w:val="num" w:pos="0"/>
-        </w:tabs>
-        <w:ind w:left="0" w:hanging="0"/>
-      </w:pPr>
-    </w:lvl>
-    <w:lvl w:ilvl="3">
-      <w:start w:val="1"/>
-      <w:numFmt w:val="none"/>
-      <w:suff w:val="nothing"/>
-      <w:lvlText w:val=""/>
-      <w:lvlJc w:val="left"/>
-      <w:pPr>
-        <w:tabs>
-          <w:tab w:val="num" w:pos="0"/>
-        </w:tabs>
-        <w:ind w:left="0" w:hanging="0"/>
-      </w:pPr>
-    </w:lvl>
-    <w:lvl w:ilvl="4">
-      <w:start w:val="1"/>
-      <w:numFmt w:val="none"/>
-      <w:suff w:val="nothing"/>
-      <w:lvlText w:val=""/>
-      <w:lvlJc w:val="left"/>
-      <w:pPr>
-        <w:tabs>
-          <w:tab w:val="num" w:pos="0"/>
-        </w:tabs>
-        <w:ind w:left="0" w:hanging="0"/>
-      </w:pPr>
-    </w:lvl>
-    <w:lvl w:ilvl="5">
-      <w:start w:val="1"/>
-      <w:numFmt w:val="none"/>
-      <w:suff w:val="nothing"/>
-      <w:lvlText w:val=""/>
-      <w:lvlJc w:val="left"/>
-      <w:pPr>
-        <w:tabs>
-          <w:tab w:val="num" w:pos="0"/>
-        </w:tabs>
-        <w:ind w:left="0" w:hanging="0"/>
-      </w:pPr>
-    </w:lvl>
-    <w:lvl w:ilvl="6">
-      <w:start w:val="1"/>
-      <w:numFmt w:val="none"/>
-      <w:suff w:val="nothing"/>
-      <w:lvlText w:val=""/>
-      <w:lvlJc w:val="left"/>
-      <w:pPr>
-        <w:tabs>
-          <w:tab w:val="num" w:pos="0"/>
-        </w:tabs>
-        <w:ind w:left="0" w:hanging="0"/>
-      </w:pPr>
-    </w:lvl>
-    <w:lvl w:ilvl="7">
-      <w:start w:val="1"/>
-      <w:numFmt w:val="none"/>
-      <w:suff w:val="nothing"/>
-      <w:lvlText w:val=""/>
-      <w:lvlJc w:val="left"/>
-      <w:pPr>
-        <w:tabs>
-          <w:tab w:val="num" w:pos="0"/>
-        </w:tabs>
-        <w:ind w:left="0" w:hanging="0"/>
-      </w:pPr>
-    </w:lvl>
-    <w:lvl w:ilvl="8">
-      <w:start w:val="1"/>
-      <w:numFmt w:val="none"/>
-      <w:suff w:val="nothing"/>
-      <w:lvlText w:val=""/>
-      <w:lvlJc w:val="left"/>
-      <w:pPr>
-        <w:tabs>
-          <w:tab w:val="num" w:pos="0"/>
-        </w:tabs>
-        <w:ind w:left="0" w:hanging="0"/>
-      </w:pPr>
-    </w:lvl>
-  </w:abstractNum>
-  <w:num w:numId="1">
+  <w:num w:numId="1" w16cid:durableId="1363169496">
     <w:abstractNumId w:val="1"/>
   </w:num>
-  <w:num w:numId="2">
+  <w:num w:numId="2" w16cid:durableId="1975137300">
     <w:abstractNumId w:val="2"/>
   </w:num>
-  <w:num w:numId="3">
-    <w:abstractNumId w:val="3"/>
+  <w:num w:numId="3" w16cid:durableId="933978217">
+    <w:abstractNumId w:val="0"/>
   </w:num>
 </w:numbering>
 </file>
 
 <file path=word/styles.xml><?xml version="1.0" encoding="utf-8"?>
-<w:styles xmlns:w="http://schemas.openxmlformats.org/wordprocessingml/2006/main" xmlns:w14="http://schemas.microsoft.com/office/word/2010/wordml" xmlns:mc="http://schemas.openxmlformats.org/markup-compatibility/2006" mc:Ignorable="w14">
+<w:styles xmlns:mc="http://schemas.openxmlformats.org/markup-compatibility/2006" xmlns:r="http://schemas.openxmlformats.org/officeDocument/2006/relationships" xmlns:w="http://schemas.openxmlformats.org/wordprocessingml/2006/main" xmlns:w14="http://schemas.microsoft.com/office/word/2010/wordml" xmlns:w15="http://schemas.microsoft.com/office/word/2012/wordml" xmlns:w16cex="http://schemas.microsoft.com/office/word/2018/wordml/cex" xmlns:w16cid="http://schemas.microsoft.com/office/word/2016/wordml/cid" xmlns:w16="http://schemas.microsoft.com/office/word/2018/wordml" xmlns:w16du="http://schemas.microsoft.com/office/word/2023/wordml/word16du" xmlns:w16sdtdh="http://schemas.microsoft.com/office/word/2020/wordml/sdtdatahash" xmlns:w16sdtfl="http://schemas.microsoft.com/office/word/2024/wordml/sdtformatlock" xmlns:w16se="http://schemas.microsoft.com/office/word/2015/wordml/symex" mc:Ignorable="w14 w15 w16se w16cid w16 w16cex w16sdtdh w16sdtfl w16du">
   <w:docDefaults>
     <w:rPrDefault>
       <w:rPr>
-        <w:rFonts w:ascii="ＭＳ Ｐゴシック" w:hAnsi="ＭＳ Ｐゴシック" w:eastAsia="ＭＳ Ｐゴシック" w:cs="ＭＳ Ｐゴシック"/>
+        <w:rFonts w:ascii="ＭＳ Ｐゴシック" w:eastAsia="ＭＳ Ｐゴシック" w:hAnsi="ＭＳ Ｐゴシック" w:cs="ＭＳ Ｐゴシック"/>
         <w:sz w:val="24"/>
         <w:szCs w:val="24"/>
         <w:lang w:val="en-US" w:eastAsia="zh-CN" w:bidi="ar-SA"/>
@@ -3241,21 +3116,21 @@
     </w:rPrDefault>
     <w:pPrDefault>
       <w:pPr>
-        <w:suppressAutoHyphens w:val="true"/>
+        <w:suppressAutoHyphens/>
       </w:pPr>
     </w:pPrDefault>
   </w:docDefaults>
   <w:latentStyles w:defLockedState="0" w:defUIPriority="99" w:defSemiHidden="0" w:defUnhideWhenUsed="0" w:defQFormat="0" w:count="376">
     <w:lsdException w:name="Normal" w:uiPriority="0" w:qFormat="1"/>
     <w:lsdException w:name="heading 1" w:uiPriority="9" w:qFormat="1"/>
-    <w:lsdException w:name="heading 2" w:uiPriority="9" w:semiHidden="1" w:unhideWhenUsed="1" w:qFormat="1"/>
-    <w:lsdException w:name="heading 3" w:uiPriority="9" w:semiHidden="1" w:unhideWhenUsed="1" w:qFormat="1"/>
-    <w:lsdException w:name="heading 4" w:uiPriority="9" w:semiHidden="1" w:unhideWhenUsed="1" w:qFormat="1"/>
-    <w:lsdException w:name="heading 5" w:uiPriority="9" w:semiHidden="1" w:unhideWhenUsed="1" w:qFormat="1"/>
-    <w:lsdException w:name="heading 6" w:uiPriority="9" w:semiHidden="1" w:unhideWhenUsed="1" w:qFormat="1"/>
-    <w:lsdException w:name="heading 7" w:uiPriority="9" w:semiHidden="1" w:unhideWhenUsed="1" w:qFormat="1"/>
-    <w:lsdException w:name="heading 8" w:uiPriority="9" w:semiHidden="1" w:unhideWhenUsed="1" w:qFormat="1"/>
-    <w:lsdException w:name="heading 9" w:uiPriority="9" w:semiHidden="1" w:unhideWhenUsed="1" w:qFormat="1"/>
+    <w:lsdException w:name="heading 2" w:semiHidden="1" w:uiPriority="9" w:unhideWhenUsed="1" w:qFormat="1"/>
+    <w:lsdException w:name="heading 3" w:semiHidden="1" w:uiPriority="9" w:unhideWhenUsed="1" w:qFormat="1"/>
+    <w:lsdException w:name="heading 4" w:semiHidden="1" w:uiPriority="9" w:unhideWhenUsed="1" w:qFormat="1"/>
+    <w:lsdException w:name="heading 5" w:semiHidden="1" w:uiPriority="9" w:unhideWhenUsed="1" w:qFormat="1"/>
+    <w:lsdException w:name="heading 6" w:semiHidden="1" w:uiPriority="9" w:unhideWhenUsed="1" w:qFormat="1"/>
+    <w:lsdException w:name="heading 7" w:semiHidden="1" w:uiPriority="9" w:unhideWhenUsed="1" w:qFormat="1"/>
+    <w:lsdException w:name="heading 8" w:semiHidden="1" w:uiPriority="9" w:unhideWhenUsed="1" w:qFormat="1"/>
+    <w:lsdException w:name="heading 9" w:semiHidden="1" w:uiPriority="9" w:unhideWhenUsed="1" w:qFormat="1"/>
     <w:lsdException w:name="index 1" w:semiHidden="1" w:unhideWhenUsed="1"/>
     <w:lsdException w:name="index 2" w:semiHidden="1" w:unhideWhenUsed="1"/>
     <w:lsdException w:name="index 3" w:semiHidden="1" w:unhideWhenUsed="1"/>
@@ -3265,22 +3140,22 @@
     <w:lsdException w:name="index 7" w:semiHidden="1" w:unhideWhenUsed="1"/>
     <w:lsdException w:name="index 8" w:semiHidden="1" w:unhideWhenUsed="1"/>
     <w:lsdException w:name="index 9" w:semiHidden="1" w:unhideWhenUsed="1"/>
-    <w:lsdException w:name="toc 1" w:uiPriority="39" w:semiHidden="1" w:unhideWhenUsed="1"/>
-    <w:lsdException w:name="toc 2" w:uiPriority="39" w:semiHidden="1" w:unhideWhenUsed="1"/>
-    <w:lsdException w:name="toc 3" w:uiPriority="39" w:semiHidden="1" w:unhideWhenUsed="1"/>
-    <w:lsdException w:name="toc 4" w:uiPriority="39" w:semiHidden="1" w:unhideWhenUsed="1"/>
-    <w:lsdException w:name="toc 5" w:uiPriority="39" w:semiHidden="1" w:unhideWhenUsed="1"/>
-    <w:lsdException w:name="toc 6" w:uiPriority="39" w:semiHidden="1" w:unhideWhenUsed="1"/>
-    <w:lsdException w:name="toc 7" w:uiPriority="39" w:semiHidden="1" w:unhideWhenUsed="1"/>
-    <w:lsdException w:name="toc 8" w:uiPriority="39" w:semiHidden="1" w:unhideWhenUsed="1"/>
-    <w:lsdException w:name="toc 9" w:uiPriority="39" w:semiHidden="1" w:unhideWhenUsed="1"/>
+    <w:lsdException w:name="toc 1" w:semiHidden="1" w:uiPriority="39" w:unhideWhenUsed="1"/>
+    <w:lsdException w:name="toc 2" w:semiHidden="1" w:uiPriority="39" w:unhideWhenUsed="1"/>
+    <w:lsdException w:name="toc 3" w:semiHidden="1" w:uiPriority="39" w:unhideWhenUsed="1"/>
+    <w:lsdException w:name="toc 4" w:semiHidden="1" w:uiPriority="39" w:unhideWhenUsed="1"/>
+    <w:lsdException w:name="toc 5" w:semiHidden="1" w:uiPriority="39" w:unhideWhenUsed="1"/>
+    <w:lsdException w:name="toc 6" w:semiHidden="1" w:uiPriority="39" w:unhideWhenUsed="1"/>
+    <w:lsdException w:name="toc 7" w:semiHidden="1" w:uiPriority="39" w:unhideWhenUsed="1"/>
+    <w:lsdException w:name="toc 8" w:semiHidden="1" w:uiPriority="39" w:unhideWhenUsed="1"/>
+    <w:lsdException w:name="toc 9" w:semiHidden="1" w:uiPriority="39" w:unhideWhenUsed="1"/>
     <w:lsdException w:name="Normal Indent" w:semiHidden="1" w:unhideWhenUsed="1"/>
     <w:lsdException w:name="footnote text" w:semiHidden="1" w:unhideWhenUsed="1"/>
     <w:lsdException w:name="annotation text" w:semiHidden="1" w:unhideWhenUsed="1"/>
     <w:lsdException w:name="header" w:semiHidden="1" w:unhideWhenUsed="1"/>
     <w:lsdException w:name="footer" w:semiHidden="1" w:unhideWhenUsed="1"/>
     <w:lsdException w:name="index heading" w:semiHidden="1" w:unhideWhenUsed="1"/>
-    <w:lsdException w:name="caption" w:uiPriority="35" w:semiHidden="1" w:unhideWhenUsed="1" w:qFormat="1"/>
+    <w:lsdException w:name="caption" w:semiHidden="1" w:uiPriority="35" w:unhideWhenUsed="1" w:qFormat="1"/>
     <w:lsdException w:name="table of figures" w:semiHidden="1" w:unhideWhenUsed="1"/>
     <w:lsdException w:name="envelope address" w:semiHidden="1" w:unhideWhenUsed="1"/>
     <w:lsdException w:name="envelope return" w:semiHidden="1" w:unhideWhenUsed="1"/>
@@ -3311,7 +3186,7 @@
     <w:lsdException w:name="Title" w:uiPriority="10" w:qFormat="1"/>
     <w:lsdException w:name="Closing" w:semiHidden="1" w:unhideWhenUsed="1"/>
     <w:lsdException w:name="Signature" w:semiHidden="1" w:unhideWhenUsed="1"/>
-    <w:lsdException w:name="Default Paragraph Font" w:uiPriority="1" w:semiHidden="1" w:unhideWhenUsed="1"/>
+    <w:lsdException w:name="Default Paragraph Font" w:semiHidden="1" w:uiPriority="1" w:unhideWhenUsed="1"/>
     <w:lsdException w:name="Body Text" w:semiHidden="1" w:unhideWhenUsed="1"/>
     <w:lsdException w:name="Body Text Indent" w:semiHidden="1" w:unhideWhenUsed="1"/>
     <w:lsdException w:name="List Continue" w:semiHidden="1" w:unhideWhenUsed="1"/>
@@ -3511,8 +3386,8 @@
     <w:lsdException w:name="Subtle Reference" w:uiPriority="31" w:qFormat="1"/>
     <w:lsdException w:name="Intense Reference" w:uiPriority="32" w:qFormat="1"/>
     <w:lsdException w:name="Book Title" w:uiPriority="33" w:qFormat="1"/>
-    <w:lsdException w:name="Bibliography" w:uiPriority="37" w:semiHidden="1" w:unhideWhenUsed="1"/>
-    <w:lsdException w:name="TOC Heading" w:uiPriority="39" w:semiHidden="1" w:unhideWhenUsed="1" w:qFormat="1"/>
+    <w:lsdException w:name="Bibliography" w:semiHidden="1" w:uiPriority="37" w:unhideWhenUsed="1"/>
+    <w:lsdException w:name="TOC Heading" w:semiHidden="1" w:uiPriority="39" w:unhideWhenUsed="1" w:qFormat="1"/>
     <w:lsdException w:name="Plain Table 1" w:uiPriority="41"/>
     <w:lsdException w:name="Plain Table 2" w:uiPriority="42"/>
     <w:lsdException w:name="Plain Table 3" w:uiPriority="43"/>
@@ -3623,32 +3498,18 @@
     <w:lsdException w:name="Unresolved Mention" w:semiHidden="1" w:unhideWhenUsed="1"/>
     <w:lsdException w:name="Smart Link" w:semiHidden="1" w:unhideWhenUsed="1"/>
   </w:latentStyles>
-  <w:style w:type="paragraph" w:styleId="Normal" w:default="1">
+  <w:style w:type="paragraph" w:default="1" w:styleId="a">
     <w:name w:val="Normal"/>
     <w:qFormat/>
-    <w:rsid w:val="00ca73d2"/>
-    <w:pPr>
-      <w:widowControl/>
-      <w:bidi w:val="0"/>
-      <w:spacing w:before="0" w:after="0"/>
-      <w:jc w:val="left"/>
-    </w:pPr>
-    <w:rPr>
-      <w:rFonts w:ascii="ＭＳ Ｐゴシック" w:hAnsi="ＭＳ Ｐゴシック" w:eastAsia="ＭＳ Ｐゴシック" w:cs="ＭＳ Ｐゴシック"/>
-      <w:color w:val="auto"/>
-      <w:kern w:val="0"/>
-      <w:sz w:val="24"/>
-      <w:szCs w:val="24"/>
-      <w:lang w:val="en-US" w:eastAsia="zh-CN" w:bidi="ar-SA"/>
-    </w:rPr>
+    <w:rsid w:val="00CA73D2"/>
   </w:style>
-  <w:style w:type="paragraph" w:styleId="Heading1">
-    <w:name w:val="Heading 1"/>
-    <w:basedOn w:val="Normal"/>
-    <w:next w:val="Normal"/>
+  <w:style w:type="paragraph" w:styleId="1">
+    <w:name w:val="heading 1"/>
+    <w:basedOn w:val="a"/>
+    <w:next w:val="a"/>
     <w:qFormat/>
     <w:pPr>
-      <w:keepNext w:val="true"/>
+      <w:keepNext/>
       <w:keepLines/>
       <w:spacing w:before="480" w:after="120"/>
       <w:outlineLvl w:val="0"/>
@@ -3659,13 +3520,13 @@
       <w:szCs w:val="48"/>
     </w:rPr>
   </w:style>
-  <w:style w:type="paragraph" w:styleId="Heading2">
-    <w:name w:val="Heading 2"/>
-    <w:basedOn w:val="Normal"/>
-    <w:next w:val="Normal"/>
+  <w:style w:type="paragraph" w:styleId="2">
+    <w:name w:val="heading 2"/>
+    <w:basedOn w:val="a"/>
+    <w:next w:val="a"/>
     <w:qFormat/>
     <w:pPr>
-      <w:keepNext w:val="true"/>
+      <w:keepNext/>
       <w:keepLines/>
       <w:spacing w:before="360" w:after="80"/>
       <w:outlineLvl w:val="1"/>
@@ -3676,13 +3537,13 @@
       <w:szCs w:val="36"/>
     </w:rPr>
   </w:style>
-  <w:style w:type="paragraph" w:styleId="Heading3">
-    <w:name w:val="Heading 3"/>
-    <w:basedOn w:val="Normal"/>
-    <w:next w:val="Normal"/>
+  <w:style w:type="paragraph" w:styleId="3">
+    <w:name w:val="heading 3"/>
+    <w:basedOn w:val="a"/>
+    <w:next w:val="a"/>
     <w:qFormat/>
     <w:pPr>
-      <w:keepNext w:val="true"/>
+      <w:keepNext/>
       <w:keepLines/>
       <w:spacing w:before="280" w:after="80"/>
       <w:outlineLvl w:val="2"/>
@@ -3693,13 +3554,13 @@
       <w:szCs w:val="28"/>
     </w:rPr>
   </w:style>
-  <w:style w:type="paragraph" w:styleId="Heading4">
-    <w:name w:val="Heading 4"/>
-    <w:basedOn w:val="Normal"/>
-    <w:next w:val="Normal"/>
+  <w:style w:type="paragraph" w:styleId="4">
+    <w:name w:val="heading 4"/>
+    <w:basedOn w:val="a"/>
+    <w:next w:val="a"/>
     <w:qFormat/>
     <w:pPr>
-      <w:keepNext w:val="true"/>
+      <w:keepNext/>
       <w:keepLines/>
       <w:spacing w:before="240" w:after="40"/>
       <w:outlineLvl w:val="3"/>
@@ -3708,13 +3569,13 @@
       <w:b/>
     </w:rPr>
   </w:style>
-  <w:style w:type="paragraph" w:styleId="Heading5">
-    <w:name w:val="Heading 5"/>
-    <w:basedOn w:val="Normal"/>
-    <w:next w:val="Normal"/>
+  <w:style w:type="paragraph" w:styleId="5">
+    <w:name w:val="heading 5"/>
+    <w:basedOn w:val="a"/>
+    <w:next w:val="a"/>
     <w:qFormat/>
     <w:pPr>
-      <w:keepNext w:val="true"/>
+      <w:keepNext/>
       <w:keepLines/>
       <w:spacing w:before="220" w:after="40"/>
       <w:outlineLvl w:val="4"/>
@@ -3725,13 +3586,13 @@
       <w:szCs w:val="22"/>
     </w:rPr>
   </w:style>
-  <w:style w:type="paragraph" w:styleId="Heading6">
-    <w:name w:val="Heading 6"/>
-    <w:basedOn w:val="Normal"/>
-    <w:next w:val="Normal"/>
+  <w:style w:type="paragraph" w:styleId="6">
+    <w:name w:val="heading 6"/>
+    <w:basedOn w:val="a"/>
+    <w:next w:val="a"/>
     <w:qFormat/>
     <w:pPr>
-      <w:keepNext w:val="true"/>
+      <w:keepNext/>
       <w:keepLines/>
       <w:spacing w:before="200" w:after="40"/>
       <w:outlineLvl w:val="5"/>
@@ -3742,219 +3603,231 @@
       <w:szCs w:val="20"/>
     </w:rPr>
   </w:style>
-  <w:style w:type="character" w:styleId="DefaultParagraphFont" w:default="1">
+  <w:style w:type="character" w:default="1" w:styleId="a0">
     <w:name w:val="Default Paragraph Font"/>
     <w:uiPriority w:val="1"/>
     <w:semiHidden/>
     <w:unhideWhenUsed/>
-    <w:qFormat/>
-    <w:rPr/>
   </w:style>
-  <w:style w:type="character" w:styleId="Style8" w:customStyle="1">
+  <w:style w:type="table" w:default="1" w:styleId="a1">
+    <w:name w:val="Normal Table"/>
+    <w:uiPriority w:val="99"/>
+    <w:semiHidden/>
+    <w:unhideWhenUsed/>
+    <w:tblPr>
+      <w:tblInd w:w="0" w:type="dxa"/>
+      <w:tblCellMar>
+        <w:top w:w="0" w:type="dxa"/>
+        <w:left w:w="108" w:type="dxa"/>
+        <w:bottom w:w="0" w:type="dxa"/>
+        <w:right w:w="108" w:type="dxa"/>
+      </w:tblCellMar>
+    </w:tblPr>
+  </w:style>
+  <w:style w:type="numbering" w:default="1" w:styleId="a2">
+    <w:name w:val="No List"/>
+    <w:uiPriority w:val="99"/>
+    <w:semiHidden/>
+    <w:unhideWhenUsed/>
+  </w:style>
+  <w:style w:type="character" w:customStyle="1" w:styleId="a3">
     <w:name w:val="ヘッダー (文字)"/>
-    <w:basedOn w:val="DefaultParagraphFont"/>
-    <w:link w:val="Header"/>
+    <w:basedOn w:val="a0"/>
+    <w:link w:val="a4"/>
     <w:uiPriority w:val="99"/>
     <w:qFormat/>
-    <w:rsid w:val="00c26b9a"/>
-    <w:rPr/>
+    <w:rsid w:val="00C26B9A"/>
   </w:style>
-  <w:style w:type="character" w:styleId="Style9" w:customStyle="1">
+  <w:style w:type="character" w:customStyle="1" w:styleId="a5">
     <w:name w:val="フッター (文字)"/>
-    <w:basedOn w:val="DefaultParagraphFont"/>
-    <w:link w:val="Footer"/>
+    <w:basedOn w:val="a0"/>
+    <w:link w:val="a6"/>
     <w:uiPriority w:val="99"/>
     <w:qFormat/>
-    <w:rsid w:val="00c26b9a"/>
-    <w:rPr/>
+    <w:rsid w:val="00C26B9A"/>
   </w:style>
-  <w:style w:type="character" w:styleId="Style10" w:customStyle="1">
+  <w:style w:type="character" w:customStyle="1" w:styleId="a7">
     <w:name w:val="吹き出し (文字)"/>
-    <w:basedOn w:val="DefaultParagraphFont"/>
-    <w:link w:val="BalloonText"/>
+    <w:basedOn w:val="a0"/>
+    <w:link w:val="a8"/>
     <w:uiPriority w:val="99"/>
     <w:semiHidden/>
     <w:qFormat/>
-    <w:rsid w:val="00a54bf0"/>
+    <w:rsid w:val="00A54BF0"/>
     <w:rPr>
-      <w:rFonts w:ascii="Arial" w:hAnsi="Arial" w:eastAsia="宋体" w:cs="" w:asciiTheme="majorHAnsi" w:cstheme="majorBidi" w:eastAsiaTheme="majorEastAsia" w:hAnsiTheme="majorHAnsi"/>
+      <w:rFonts w:asciiTheme="majorHAnsi" w:eastAsiaTheme="majorEastAsia" w:hAnsiTheme="majorHAnsi" w:cstheme="majorBidi"/>
       <w:sz w:val="18"/>
       <w:szCs w:val="18"/>
     </w:rPr>
   </w:style>
-  <w:style w:type="character" w:styleId="annotationreference">
+  <w:style w:type="character" w:styleId="a9">
     <w:name w:val="annotation reference"/>
-    <w:basedOn w:val="DefaultParagraphFont"/>
+    <w:basedOn w:val="a0"/>
     <w:uiPriority w:val="99"/>
     <w:semiHidden/>
     <w:unhideWhenUsed/>
     <w:qFormat/>
-    <w:rsid w:val="00a45214"/>
+    <w:rsid w:val="00A45214"/>
     <w:rPr>
       <w:sz w:val="18"/>
       <w:szCs w:val="18"/>
     </w:rPr>
   </w:style>
-  <w:style w:type="character" w:styleId="Style11" w:customStyle="1">
+  <w:style w:type="character" w:customStyle="1" w:styleId="aa">
     <w:name w:val="コメント文字列 (文字)"/>
-    <w:basedOn w:val="DefaultParagraphFont"/>
-    <w:link w:val="AnnotationText"/>
+    <w:basedOn w:val="a0"/>
+    <w:link w:val="ab"/>
     <w:uiPriority w:val="99"/>
     <w:qFormat/>
-    <w:rsid w:val="00a45214"/>
-    <w:rPr/>
+    <w:rsid w:val="00A45214"/>
   </w:style>
-  <w:style w:type="character" w:styleId="Style12" w:customStyle="1">
+  <w:style w:type="character" w:customStyle="1" w:styleId="ac">
     <w:name w:val="コメント内容 (文字)"/>
-    <w:basedOn w:val="Style11"/>
-    <w:link w:val="annotationsubject"/>
+    <w:basedOn w:val="aa"/>
+    <w:link w:val="ad"/>
     <w:uiPriority w:val="99"/>
     <w:semiHidden/>
     <w:qFormat/>
-    <w:rsid w:val="00a45214"/>
+    <w:rsid w:val="00A45214"/>
     <w:rPr>
       <w:b/>
       <w:bCs/>
     </w:rPr>
   </w:style>
-  <w:style w:type="character" w:styleId="Hyperlink">
+  <w:style w:type="character" w:styleId="ae">
     <w:name w:val="Hyperlink"/>
-    <w:basedOn w:val="DefaultParagraphFont"/>
+    <w:basedOn w:val="a0"/>
     <w:uiPriority w:val="99"/>
     <w:unhideWhenUsed/>
-    <w:rsid w:val="00472aac"/>
+    <w:rsid w:val="00472AAC"/>
     <w:rPr>
       <w:color w:val="0000FF"/>
       <w:u w:val="single"/>
     </w:rPr>
   </w:style>
-  <w:style w:type="character" w:styleId="Style13" w:customStyle="1">
+  <w:style w:type="character" w:customStyle="1" w:styleId="af">
     <w:name w:val="本文 (文字)"/>
-    <w:basedOn w:val="DefaultParagraphFont"/>
+    <w:basedOn w:val="a0"/>
+    <w:link w:val="af0"/>
     <w:uiPriority w:val="99"/>
     <w:qFormat/>
-    <w:rsid w:val="00650f32"/>
+    <w:rsid w:val="00650F32"/>
     <w:rPr>
-      <w:rFonts w:ascii="Century" w:hAnsi="Century" w:eastAsia="ＭＳ 明朝" w:cs="Times New Roman"/>
+      <w:rFonts w:ascii="Century" w:eastAsia="ＭＳ 明朝" w:hAnsi="Century" w:cs="Times New Roman"/>
       <w:color w:val="FF0000"/>
       <w:szCs w:val="24"/>
     </w:rPr>
   </w:style>
-  <w:style w:type="character" w:styleId="HTML" w:customStyle="1">
+  <w:style w:type="character" w:customStyle="1" w:styleId="HTML">
     <w:name w:val="HTML 書式付き (文字)"/>
-    <w:basedOn w:val="DefaultParagraphFont"/>
-    <w:link w:val="HTMLPreformatted"/>
+    <w:basedOn w:val="a0"/>
+    <w:link w:val="HTML0"/>
     <w:uiPriority w:val="99"/>
     <w:qFormat/>
-    <w:rsid w:val="0066683d"/>
+    <w:rsid w:val="0066683D"/>
     <w:rPr>
-      <w:rFonts w:ascii="ＭＳ ゴシック" w:hAnsi="ＭＳ ゴシック" w:eastAsia="ＭＳ ゴシック" w:cs="ＭＳ ゴシック"/>
+      <w:rFonts w:ascii="ＭＳ ゴシック" w:eastAsia="ＭＳ ゴシック" w:hAnsi="ＭＳ ゴシック" w:cs="ＭＳ ゴシック"/>
       <w:kern w:val="0"/>
       <w:sz w:val="24"/>
       <w:szCs w:val="24"/>
     </w:rPr>
   </w:style>
-  <w:style w:type="character" w:styleId="1" w:customStyle="1">
+  <w:style w:type="character" w:customStyle="1" w:styleId="10">
     <w:name w:val="メンション1"/>
-    <w:basedOn w:val="DefaultParagraphFont"/>
+    <w:basedOn w:val="a0"/>
     <w:uiPriority w:val="99"/>
     <w:semiHidden/>
     <w:unhideWhenUsed/>
     <w:qFormat/>
-    <w:rsid w:val="00166a46"/>
+    <w:rsid w:val="00166A46"/>
     <w:rPr>
       <w:color w:val="2B579A"/>
-      <w:shd w:fill="E6E6E6" w:val="clear"/>
+      <w:shd w:val="clear" w:color="auto" w:fill="E6E6E6"/>
     </w:rPr>
   </w:style>
-  <w:style w:type="character" w:styleId="s1ppyq" w:customStyle="1">
+  <w:style w:type="character" w:customStyle="1" w:styleId="s1ppyq">
     <w:name w:val="s1ppyq"/>
-    <w:basedOn w:val="DefaultParagraphFont"/>
+    <w:basedOn w:val="a0"/>
     <w:qFormat/>
-    <w:rsid w:val="0047638e"/>
-    <w:rPr/>
+    <w:rsid w:val="0047638E"/>
   </w:style>
-  <w:style w:type="character" w:styleId="apple-tab-span" w:customStyle="1">
+  <w:style w:type="character" w:customStyle="1" w:styleId="apple-tab-span">
     <w:name w:val="apple-tab-span"/>
-    <w:basedOn w:val="DefaultParagraphFont"/>
+    <w:basedOn w:val="a0"/>
     <w:qFormat/>
-    <w:rsid w:val="007a7408"/>
-    <w:rPr/>
+    <w:rsid w:val="007A7408"/>
   </w:style>
-  <w:style w:type="paragraph" w:styleId="Heading">
+  <w:style w:type="paragraph" w:customStyle="1" w:styleId="Heading">
     <w:name w:val="Heading"/>
-    <w:basedOn w:val="Normal"/>
-    <w:next w:val="BodyText"/>
+    <w:basedOn w:val="a"/>
+    <w:next w:val="af0"/>
     <w:qFormat/>
     <w:pPr>
-      <w:keepNext w:val="true"/>
+      <w:keepNext/>
       <w:spacing w:before="240" w:after="120"/>
     </w:pPr>
     <w:rPr>
-      <w:rFonts w:ascii="Liberation Sans" w:hAnsi="Liberation Sans" w:eastAsia="ＭＳ 明朝" w:cs="Times New Roman"/>
+      <w:rFonts w:ascii="Liberation Sans" w:eastAsia="WenQuanYi Zen Hei" w:hAnsi="Liberation Sans" w:cs="FreeSans"/>
       <w:sz w:val="28"/>
       <w:szCs w:val="28"/>
     </w:rPr>
   </w:style>
-  <w:style w:type="paragraph" w:styleId="BodyText">
+  <w:style w:type="paragraph" w:styleId="af0">
     <w:name w:val="Body Text"/>
-    <w:basedOn w:val="Normal"/>
-    <w:link w:val="Style13"/>
+    <w:basedOn w:val="a"/>
+    <w:link w:val="af"/>
     <w:uiPriority w:val="99"/>
-    <w:rsid w:val="00650f32"/>
+    <w:rsid w:val="00650F32"/>
     <w:pPr>
-      <w:widowControl w:val="false"/>
+      <w:widowControl w:val="0"/>
       <w:jc w:val="both"/>
     </w:pPr>
     <w:rPr>
-      <w:rFonts w:ascii="Century" w:hAnsi="Century" w:eastAsia="ＭＳ 明朝" w:cs="Times New Roman"/>
+      <w:rFonts w:ascii="Century" w:eastAsia="ＭＳ 明朝" w:hAnsi="Century" w:cs="Times New Roman"/>
       <w:color w:val="FF0000"/>
       <w:kern w:val="2"/>
       <w:sz w:val="21"/>
     </w:rPr>
   </w:style>
-  <w:style w:type="paragraph" w:styleId="List">
+  <w:style w:type="paragraph" w:styleId="af1">
     <w:name w:val="List"/>
-    <w:basedOn w:val="BodyText"/>
-    <w:pPr/>
+    <w:basedOn w:val="af0"/>
     <w:rPr>
-      <w:rFonts w:cs="Times New Roman"/>
+      <w:rFonts w:cs="FreeSans"/>
     </w:rPr>
   </w:style>
-  <w:style w:type="paragraph" w:styleId="Caption">
-    <w:name w:val="Caption"/>
-    <w:basedOn w:val="Normal"/>
+  <w:style w:type="paragraph" w:styleId="af2">
+    <w:name w:val="caption"/>
+    <w:basedOn w:val="a"/>
     <w:qFormat/>
     <w:pPr>
       <w:suppressLineNumbers/>
       <w:spacing w:before="120" w:after="120"/>
     </w:pPr>
     <w:rPr>
-      <w:rFonts w:cs="Times New Roman"/>
+      <w:rFonts w:cs="FreeSans"/>
       <w:i/>
       <w:iCs/>
-      <w:sz w:val="24"/>
-      <w:szCs w:val="24"/>
     </w:rPr>
   </w:style>
-  <w:style w:type="paragraph" w:styleId="Index">
+  <w:style w:type="paragraph" w:customStyle="1" w:styleId="Index">
     <w:name w:val="Index"/>
-    <w:basedOn w:val="Normal"/>
+    <w:basedOn w:val="a"/>
     <w:qFormat/>
     <w:pPr>
       <w:suppressLineNumbers/>
     </w:pPr>
     <w:rPr>
-      <w:rFonts w:cs="Times New Roman"/>
+      <w:rFonts w:cs="FreeSans"/>
     </w:rPr>
   </w:style>
-  <w:style w:type="paragraph" w:styleId="Title">
+  <w:style w:type="paragraph" w:styleId="af3">
     <w:name w:val="Title"/>
-    <w:basedOn w:val="Normal"/>
-    <w:next w:val="Normal"/>
+    <w:basedOn w:val="a"/>
+    <w:next w:val="a"/>
     <w:qFormat/>
     <w:pPr>
-      <w:keepNext w:val="true"/>
+      <w:keepNext/>
       <w:keepLines/>
       <w:spacing w:before="480" w:after="120"/>
     </w:pPr>
@@ -3964,269 +3837,219 @@
       <w:szCs w:val="72"/>
     </w:rPr>
   </w:style>
-  <w:style w:type="paragraph" w:styleId="HeaderandFooter">
+  <w:style w:type="paragraph" w:customStyle="1" w:styleId="HeaderandFooter">
     <w:name w:val="Header and Footer"/>
-    <w:basedOn w:val="Normal"/>
+    <w:basedOn w:val="a"/>
     <w:qFormat/>
-    <w:pPr/>
-    <w:rPr/>
   </w:style>
-  <w:style w:type="paragraph" w:styleId="Header">
-    <w:name w:val="Header"/>
-    <w:basedOn w:val="Normal"/>
-    <w:link w:val="Style8"/>
+  <w:style w:type="paragraph" w:styleId="a4">
+    <w:name w:val="header"/>
+    <w:basedOn w:val="a"/>
+    <w:link w:val="a3"/>
     <w:uiPriority w:val="99"/>
     <w:unhideWhenUsed/>
-    <w:rsid w:val="00c26b9a"/>
+    <w:rsid w:val="00C26B9A"/>
     <w:pPr>
-      <w:widowControl w:val="false"/>
+      <w:widowControl w:val="0"/>
       <w:tabs>
-        <w:tab w:val="clear" w:pos="720"/>
-        <w:tab w:val="center" w:pos="4252" w:leader="none"/>
-        <w:tab w:val="right" w:pos="8504" w:leader="none"/>
+        <w:tab w:val="center" w:pos="4252"/>
+        <w:tab w:val="right" w:pos="8504"/>
       </w:tabs>
-      <w:snapToGrid w:val="false"/>
+      <w:snapToGrid w:val="0"/>
       <w:jc w:val="both"/>
     </w:pPr>
     <w:rPr>
-      <w:rFonts w:ascii="Century" w:hAnsi="Century" w:eastAsia="宋体" w:cs="" w:asciiTheme="minorHAnsi" w:cstheme="minorBidi" w:eastAsiaTheme="minorEastAsia" w:hAnsiTheme="minorHAnsi"/>
+      <w:rFonts w:asciiTheme="minorHAnsi" w:eastAsiaTheme="minorEastAsia" w:hAnsiTheme="minorHAnsi" w:cstheme="minorBidi"/>
       <w:kern w:val="2"/>
       <w:sz w:val="21"/>
       <w:szCs w:val="22"/>
     </w:rPr>
   </w:style>
-  <w:style w:type="paragraph" w:styleId="Footer">
-    <w:name w:val="Footer"/>
-    <w:basedOn w:val="Normal"/>
-    <w:link w:val="Style9"/>
+  <w:style w:type="paragraph" w:styleId="a6">
+    <w:name w:val="footer"/>
+    <w:basedOn w:val="a"/>
+    <w:link w:val="a5"/>
     <w:uiPriority w:val="99"/>
     <w:unhideWhenUsed/>
-    <w:rsid w:val="00c26b9a"/>
+    <w:rsid w:val="00C26B9A"/>
     <w:pPr>
-      <w:widowControl w:val="false"/>
+      <w:widowControl w:val="0"/>
       <w:tabs>
-        <w:tab w:val="clear" w:pos="720"/>
-        <w:tab w:val="center" w:pos="4252" w:leader="none"/>
-        <w:tab w:val="right" w:pos="8504" w:leader="none"/>
+        <w:tab w:val="center" w:pos="4252"/>
+        <w:tab w:val="right" w:pos="8504"/>
       </w:tabs>
-      <w:snapToGrid w:val="false"/>
+      <w:snapToGrid w:val="0"/>
       <w:jc w:val="both"/>
     </w:pPr>
     <w:rPr>
-      <w:rFonts w:ascii="Century" w:hAnsi="Century" w:eastAsia="宋体" w:cs="" w:asciiTheme="minorHAnsi" w:cstheme="minorBidi" w:eastAsiaTheme="minorEastAsia" w:hAnsiTheme="minorHAnsi"/>
+      <w:rFonts w:asciiTheme="minorHAnsi" w:eastAsiaTheme="minorEastAsia" w:hAnsiTheme="minorHAnsi" w:cstheme="minorBidi"/>
       <w:kern w:val="2"/>
       <w:sz w:val="21"/>
       <w:szCs w:val="22"/>
     </w:rPr>
   </w:style>
-  <w:style w:type="paragraph" w:styleId="ListParagraph">
+  <w:style w:type="paragraph" w:styleId="af4">
     <w:name w:val="List Paragraph"/>
-    <w:basedOn w:val="Normal"/>
+    <w:basedOn w:val="a"/>
     <w:uiPriority w:val="34"/>
     <w:qFormat/>
-    <w:rsid w:val="00e51683"/>
+    <w:rsid w:val="00E51683"/>
     <w:pPr>
-      <w:widowControl w:val="false"/>
+      <w:widowControl w:val="0"/>
       <w:ind w:left="840"/>
       <w:jc w:val="both"/>
     </w:pPr>
     <w:rPr>
-      <w:rFonts w:ascii="Century" w:hAnsi="Century" w:eastAsia="宋体" w:cs="" w:asciiTheme="minorHAnsi" w:cstheme="minorBidi" w:eastAsiaTheme="minorEastAsia" w:hAnsiTheme="minorHAnsi"/>
+      <w:rFonts w:asciiTheme="minorHAnsi" w:eastAsiaTheme="minorEastAsia" w:hAnsiTheme="minorHAnsi" w:cstheme="minorBidi"/>
       <w:kern w:val="2"/>
       <w:sz w:val="21"/>
       <w:szCs w:val="22"/>
     </w:rPr>
   </w:style>
-  <w:style w:type="paragraph" w:styleId="BalloonText">
+  <w:style w:type="paragraph" w:styleId="a8">
     <w:name w:val="Balloon Text"/>
-    <w:basedOn w:val="Normal"/>
-    <w:link w:val="Style10"/>
+    <w:basedOn w:val="a"/>
+    <w:link w:val="a7"/>
     <w:uiPriority w:val="99"/>
     <w:semiHidden/>
     <w:unhideWhenUsed/>
     <w:qFormat/>
-    <w:rsid w:val="00a54bf0"/>
-    <w:pPr/>
+    <w:rsid w:val="00A54BF0"/>
     <w:rPr>
-      <w:rFonts w:ascii="Arial" w:hAnsi="Arial" w:eastAsia="宋体" w:cs="" w:asciiTheme="majorHAnsi" w:cstheme="majorBidi" w:eastAsiaTheme="majorEastAsia" w:hAnsiTheme="majorHAnsi"/>
+      <w:rFonts w:asciiTheme="majorHAnsi" w:eastAsiaTheme="majorEastAsia" w:hAnsiTheme="majorHAnsi" w:cstheme="majorBidi"/>
       <w:sz w:val="18"/>
       <w:szCs w:val="18"/>
     </w:rPr>
   </w:style>
-  <w:style w:type="paragraph" w:styleId="Default" w:customStyle="1">
+  <w:style w:type="paragraph" w:customStyle="1" w:styleId="Default">
     <w:name w:val="Default"/>
     <w:qFormat/>
-    <w:rsid w:val="00e35faf"/>
+    <w:rsid w:val="00E35FAF"/>
     <w:pPr>
-      <w:widowControl w:val="false"/>
-      <w:bidi w:val="0"/>
-      <w:spacing w:before="0" w:after="0"/>
-      <w:jc w:val="left"/>
+      <w:widowControl w:val="0"/>
     </w:pPr>
     <w:rPr>
-      <w:rFonts w:ascii="Century" w:hAnsi="Century" w:cs="Century" w:eastAsia="ＭＳ Ｐゴシック"/>
+      <w:rFonts w:ascii="Century" w:hAnsi="Century" w:cs="Century"/>
       <w:color w:val="000000"/>
-      <w:kern w:val="0"/>
-      <w:sz w:val="24"/>
-      <w:szCs w:val="24"/>
-      <w:lang w:val="en-US" w:eastAsia="zh-CN" w:bidi="ar-SA"/>
     </w:rPr>
   </w:style>
-  <w:style w:type="paragraph" w:styleId="AnnotationText">
-    <w:name w:val="Annotation Text"/>
-    <w:basedOn w:val="Normal"/>
-    <w:link w:val="Style11"/>
+  <w:style w:type="paragraph" w:styleId="ab">
+    <w:name w:val="annotation text"/>
+    <w:basedOn w:val="a"/>
+    <w:link w:val="aa"/>
     <w:uiPriority w:val="99"/>
     <w:unhideWhenUsed/>
-    <w:rsid w:val="00a45214"/>
+    <w:rsid w:val="00A45214"/>
     <w:pPr>
-      <w:widowControl w:val="false"/>
+      <w:widowControl w:val="0"/>
     </w:pPr>
     <w:rPr>
-      <w:rFonts w:ascii="Century" w:hAnsi="Century" w:eastAsia="宋体" w:cs="" w:asciiTheme="minorHAnsi" w:cstheme="minorBidi" w:eastAsiaTheme="minorEastAsia" w:hAnsiTheme="minorHAnsi"/>
+      <w:rFonts w:asciiTheme="minorHAnsi" w:eastAsiaTheme="minorEastAsia" w:hAnsiTheme="minorHAnsi" w:cstheme="minorBidi"/>
       <w:kern w:val="2"/>
       <w:sz w:val="21"/>
       <w:szCs w:val="22"/>
     </w:rPr>
   </w:style>
-  <w:style w:type="paragraph" w:styleId="annotationsubject">
+  <w:style w:type="paragraph" w:styleId="ad">
     <w:name w:val="annotation subject"/>
-    <w:basedOn w:val="AnnotationText"/>
-    <w:next w:val="AnnotationText"/>
-    <w:link w:val="Style12"/>
+    <w:basedOn w:val="ab"/>
+    <w:next w:val="ab"/>
+    <w:link w:val="ac"/>
     <w:uiPriority w:val="99"/>
     <w:semiHidden/>
     <w:unhideWhenUsed/>
     <w:qFormat/>
-    <w:rsid w:val="00a45214"/>
-    <w:pPr/>
+    <w:rsid w:val="00A45214"/>
     <w:rPr>
       <w:b/>
       <w:bCs/>
     </w:rPr>
   </w:style>
-  <w:style w:type="paragraph" w:styleId="HTMLPreformatted">
+  <w:style w:type="paragraph" w:styleId="HTML0">
     <w:name w:val="HTML Preformatted"/>
-    <w:basedOn w:val="Normal"/>
+    <w:basedOn w:val="a"/>
     <w:link w:val="HTML"/>
     <w:uiPriority w:val="99"/>
     <w:unhideWhenUsed/>
     <w:qFormat/>
-    <w:rsid w:val="0066683d"/>
+    <w:rsid w:val="0066683D"/>
     <w:pPr>
       <w:tabs>
-        <w:tab w:val="clear" w:pos="720"/>
-        <w:tab w:val="left" w:pos="916" w:leader="none"/>
-        <w:tab w:val="left" w:pos="1832" w:leader="none"/>
-        <w:tab w:val="left" w:pos="2748" w:leader="none"/>
-        <w:tab w:val="left" w:pos="3664" w:leader="none"/>
-        <w:tab w:val="left" w:pos="4580" w:leader="none"/>
-        <w:tab w:val="left" w:pos="5496" w:leader="none"/>
-        <w:tab w:val="left" w:pos="6412" w:leader="none"/>
-        <w:tab w:val="left" w:pos="7328" w:leader="none"/>
-        <w:tab w:val="left" w:pos="8244" w:leader="none"/>
-        <w:tab w:val="left" w:pos="9160" w:leader="none"/>
-        <w:tab w:val="left" w:pos="10076" w:leader="none"/>
-        <w:tab w:val="left" w:pos="10992" w:leader="none"/>
-        <w:tab w:val="left" w:pos="11908" w:leader="none"/>
-        <w:tab w:val="left" w:pos="12824" w:leader="none"/>
-        <w:tab w:val="left" w:pos="13740" w:leader="none"/>
-        <w:tab w:val="left" w:pos="14656" w:leader="none"/>
+        <w:tab w:val="left" w:pos="916"/>
+        <w:tab w:val="left" w:pos="1832"/>
+        <w:tab w:val="left" w:pos="2748"/>
+        <w:tab w:val="left" w:pos="3664"/>
+        <w:tab w:val="left" w:pos="4580"/>
+        <w:tab w:val="left" w:pos="5496"/>
+        <w:tab w:val="left" w:pos="6412"/>
+        <w:tab w:val="left" w:pos="7328"/>
+        <w:tab w:val="left" w:pos="8244"/>
+        <w:tab w:val="left" w:pos="9160"/>
+        <w:tab w:val="left" w:pos="10076"/>
+        <w:tab w:val="left" w:pos="10992"/>
+        <w:tab w:val="left" w:pos="11908"/>
+        <w:tab w:val="left" w:pos="12824"/>
+        <w:tab w:val="left" w:pos="13740"/>
+        <w:tab w:val="left" w:pos="14656"/>
       </w:tabs>
     </w:pPr>
     <w:rPr>
-      <w:rFonts w:ascii="ＭＳ ゴシック" w:hAnsi="ＭＳ ゴシック" w:eastAsia="ＭＳ ゴシック" w:cs="ＭＳ ゴシック"/>
+      <w:rFonts w:ascii="ＭＳ ゴシック" w:eastAsia="ＭＳ ゴシック" w:hAnsi="ＭＳ ゴシック" w:cs="ＭＳ ゴシック"/>
     </w:rPr>
   </w:style>
-  <w:style w:type="paragraph" w:styleId="Revision">
+  <w:style w:type="paragraph" w:styleId="af5">
     <w:name w:val="Revision"/>
     <w:uiPriority w:val="99"/>
     <w:semiHidden/>
     <w:qFormat/>
-    <w:rsid w:val="007c4fb1"/>
-    <w:pPr>
-      <w:widowControl/>
-      <w:bidi w:val="0"/>
-      <w:spacing w:before="0" w:after="0"/>
-      <w:jc w:val="left"/>
-    </w:pPr>
-    <w:rPr>
-      <w:rFonts w:ascii="ＭＳ Ｐゴシック" w:hAnsi="ＭＳ Ｐゴシック" w:eastAsia="ＭＳ Ｐゴシック" w:cs="ＭＳ Ｐゴシック"/>
-      <w:color w:val="auto"/>
-      <w:kern w:val="0"/>
-      <w:sz w:val="24"/>
-      <w:szCs w:val="24"/>
-      <w:lang w:val="en-US" w:eastAsia="zh-CN" w:bidi="ar-SA"/>
-    </w:rPr>
+    <w:rsid w:val="007C4FB1"/>
   </w:style>
-  <w:style w:type="paragraph" w:styleId="NormalWeb">
+  <w:style w:type="paragraph" w:styleId="Web">
     <w:name w:val="Normal (Web)"/>
-    <w:basedOn w:val="Normal"/>
+    <w:basedOn w:val="a"/>
     <w:uiPriority w:val="99"/>
     <w:semiHidden/>
     <w:unhideWhenUsed/>
     <w:qFormat/>
-    <w:rsid w:val="00321b0d"/>
+    <w:rsid w:val="00321B0D"/>
     <w:pPr>
       <w:spacing w:beforeAutospacing="1" w:afterAutospacing="1"/>
     </w:pPr>
     <w:rPr>
-      <w:rFonts w:ascii="ＭＳ 明朝" w:hAnsi="ＭＳ 明朝" w:eastAsia="ＭＳ 明朝" w:cs="ＭＳ 明朝"/>
+      <w:rFonts w:ascii="ＭＳ 明朝" w:eastAsia="ＭＳ 明朝" w:hAnsi="ＭＳ 明朝" w:cs="ＭＳ 明朝"/>
     </w:rPr>
   </w:style>
-  <w:style w:type="paragraph" w:styleId="Subtitle">
+  <w:style w:type="paragraph" w:styleId="af6">
     <w:name w:val="Subtitle"/>
-    <w:basedOn w:val="Normal"/>
-    <w:next w:val="Normal"/>
+    <w:basedOn w:val="a"/>
+    <w:next w:val="a"/>
     <w:qFormat/>
     <w:pPr>
-      <w:keepNext w:val="true"/>
+      <w:keepNext/>
       <w:keepLines/>
-      <w:pBdr/>
       <w:spacing w:before="360" w:after="80"/>
     </w:pPr>
     <w:rPr>
-      <w:rFonts w:ascii="Georgia" w:hAnsi="Georgia" w:eastAsia="Georgia" w:cs="Georgia"/>
+      <w:rFonts w:ascii="Georgia" w:eastAsia="Georgia" w:hAnsi="Georgia" w:cs="Georgia"/>
       <w:i/>
       <w:color w:val="666666"/>
       <w:sz w:val="48"/>
       <w:szCs w:val="48"/>
     </w:rPr>
   </w:style>
-  <w:style w:type="numbering" w:styleId="NoList" w:default="1">
-    <w:name w:val="No List"/>
-    <w:uiPriority w:val="99"/>
-    <w:semiHidden/>
-    <w:unhideWhenUsed/>
-    <w:qFormat/>
-  </w:style>
-  <w:style w:type="table" w:default="1" w:styleId="a1">
-    <w:name w:val="Normal Table"/>
-    <w:uiPriority w:val="99"/>
-    <w:semiHidden/>
-    <w:unhideWhenUsed/>
-    <w:tblPr>
-      <w:tblCellMar>
-        <w:top w:w="0" w:type="dxa"/>
-        <w:left w:w="108" w:type="dxa"/>
-        <w:bottom w:w="0" w:type="dxa"/>
-        <w:right w:w="108" w:type="dxa"/>
-      </w:tblCellMar>
-    </w:tblPr>
-  </w:style>
-  <w:style w:type="table" w:styleId="af0">
+  <w:style w:type="table" w:styleId="af7">
     <w:name w:val="Table Grid"/>
     <w:basedOn w:val="a1"/>
     <w:uiPriority w:val="39"/>
-    <w:rsid w:val="00a11bac"/>
+    <w:rsid w:val="00A11BAC"/>
     <w:tblPr>
       <w:tblBorders>
-        <w:top w:val="single" w:color="auto" w:sz="4" w:space="0"/>
-        <w:left w:val="single" w:color="auto" w:sz="4" w:space="0"/>
-        <w:bottom w:val="single" w:color="auto" w:sz="4" w:space="0"/>
-        <w:right w:val="single" w:color="auto" w:sz="4" w:space="0"/>
-        <w:insideH w:val="single" w:color="auto" w:sz="4" w:space="0"/>
-        <w:insideV w:val="single" w:color="auto" w:sz="4" w:space="0"/>
+        <w:top w:val="single" w:sz="4" w:space="0" w:color="auto"/>
+        <w:left w:val="single" w:sz="4" w:space="0" w:color="auto"/>
+        <w:bottom w:val="single" w:sz="4" w:space="0" w:color="auto"/>
+        <w:right w:val="single" w:sz="4" w:space="0" w:color="auto"/>
+        <w:insideH w:val="single" w:sz="4" w:space="0" w:color="auto"/>
+        <w:insideV w:val="single" w:sz="4" w:space="0" w:color="auto"/>
       </w:tblBorders>
     </w:tblPr>
   </w:style>
@@ -4234,41 +4057,41 @@
 </file>
 
 <file path=word/theme/theme1.xml><?xml version="1.0" encoding="utf-8"?>
-<a:theme xmlns:a="http://schemas.openxmlformats.org/drawingml/2006/main" xmlns:r="http://schemas.openxmlformats.org/officeDocument/2006/relationships" name="Office テーマ">
+<a:theme xmlns:a="http://schemas.openxmlformats.org/drawingml/2006/main" name="Office テーマ">
   <a:themeElements>
     <a:clrScheme name="Office">
       <a:dk1>
         <a:srgbClr val="000000"/>
       </a:dk1>
       <a:lt1>
-        <a:srgbClr val="ffffff"/>
+        <a:srgbClr val="FFFFFF"/>
       </a:lt1>
       <a:dk2>
-        <a:srgbClr val="1f497d"/>
+        <a:srgbClr val="1F497D"/>
       </a:dk2>
       <a:lt2>
-        <a:srgbClr val="eeece1"/>
+        <a:srgbClr val="EEECE1"/>
       </a:lt2>
       <a:accent1>
-        <a:srgbClr val="4f81bd"/>
+        <a:srgbClr val="4F81BD"/>
       </a:accent1>
       <a:accent2>
-        <a:srgbClr val="c0504d"/>
+        <a:srgbClr val="C0504D"/>
       </a:accent2>
       <a:accent3>
-        <a:srgbClr val="9bbb59"/>
+        <a:srgbClr val="9BBB59"/>
       </a:accent3>
       <a:accent4>
-        <a:srgbClr val="8064a2"/>
+        <a:srgbClr val="8064A2"/>
       </a:accent4>
       <a:accent5>
-        <a:srgbClr val="4bacc6"/>
+        <a:srgbClr val="4BACC6"/>
       </a:accent5>
       <a:accent6>
-        <a:srgbClr val="f79646"/>
+        <a:srgbClr val="F79646"/>
       </a:accent6>
       <a:hlink>
-        <a:srgbClr val="0000ff"/>
+        <a:srgbClr val="0000FF"/>
       </a:hlink>
       <a:folHlink>
         <a:srgbClr val="800080"/>
@@ -4276,12 +4099,12 @@
     </a:clrScheme>
     <a:fontScheme name="Office">
       <a:majorFont>
-        <a:latin typeface="Arial" pitchFamily="0" charset="1"/>
+        <a:latin typeface="Arial"/>
         <a:ea typeface=""/>
         <a:cs typeface=""/>
       </a:majorFont>
       <a:minorFont>
-        <a:latin typeface="Century" pitchFamily="0" charset="1"/>
+        <a:latin typeface="Century"/>
         <a:ea typeface=""/>
         <a:cs typeface=""/>
       </a:minorFont>
@@ -4310,7 +4133,7 @@
             </a:gs>
           </a:gsLst>
           <a:lin ang="16200000" scaled="1"/>
-          <a:tileRect l="0" t="0" r="0" b="0"/>
+          <a:tileRect/>
         </a:gradFill>
         <a:gradFill>
           <a:gsLst>
@@ -4331,7 +4154,7 @@
             </a:gs>
           </a:gsLst>
           <a:lin ang="16200000" scaled="0"/>
-          <a:tileRect l="0" t="0" r="0" b="0"/>
+          <a:tileRect/>
         </a:gradFill>
       </a:fillStyleLst>
       <a:lnStyleLst>
@@ -4382,7 +4205,7 @@
           <a:path path="circle">
             <a:fillToRect l="50000" t="-80000" r="50000" b="180000"/>
           </a:path>
-          <a:tileRect l="0" t="0" r="0" b="0"/>
+          <a:tileRect/>
         </a:gradFill>
         <a:gradFill>
           <a:gsLst>
@@ -4400,11 +4223,13 @@
           <a:path path="circle">
             <a:fillToRect l="50000" t="50000" r="50000" b="50000"/>
           </a:path>
-          <a:tileRect l="0" t="0" r="0" b="0"/>
+          <a:tileRect/>
         </a:gradFill>
       </a:bgFillStyleLst>
     </a:fmtScheme>
   </a:themeElements>
+  <a:objectDefaults/>
+  <a:extraClrSchemeLst/>
 </a:theme>
 </file>
 
